--- a/HTML for Web Development.docx
+++ b/HTML for Web Development.docx
@@ -119,29 +119,7 @@
           <w:sz w:val="28"/>
           <w:szCs w:val="28"/>
         </w:rPr>
-        <w:t>&lt;</w:t>
-      </w:r>
-      <w:proofErr w:type="gramStart"/>
-      <w:r>
-        <w:rPr>
-          <w:rFonts w:ascii="Consolas" w:eastAsia="Consolas" w:hAnsi="Consolas" w:cs="Consolas"/>
-          <w:b/>
-          <w:bCs/>
-          <w:sz w:val="28"/>
-          <w:szCs w:val="28"/>
-        </w:rPr>
-        <w:t>!DOCTYPE</w:t>
-      </w:r>
-      <w:proofErr w:type="gramEnd"/>
-      <w:r>
-        <w:rPr>
-          <w:rFonts w:ascii="Consolas" w:eastAsia="Consolas" w:hAnsi="Consolas" w:cs="Consolas"/>
-          <w:b/>
-          <w:bCs/>
-          <w:sz w:val="28"/>
-          <w:szCs w:val="28"/>
-        </w:rPr>
-        <w:t xml:space="preserve"> html&gt;</w:t>
+        <w:t>&lt;!DOCTYPE html&gt;</w:t>
       </w:r>
       <w:r>
         <w:rPr>
@@ -214,23 +192,13 @@
         </w:rPr>
         <w:t xml:space="preserve"> The "root" element. Always include </w:t>
       </w:r>
-      <w:proofErr w:type="gramStart"/>
-      <w:r>
-        <w:rPr>
-          <w:rFonts w:ascii="Consolas" w:eastAsia="Consolas" w:hAnsi="Consolas" w:cs="Consolas"/>
-          <w:sz w:val="28"/>
-          <w:szCs w:val="28"/>
-        </w:rPr>
-        <w:t>lang</w:t>
-      </w:r>
-      <w:proofErr w:type="gramEnd"/>
-      <w:r>
-        <w:rPr>
-          <w:rFonts w:ascii="Consolas" w:eastAsia="Consolas" w:hAnsi="Consolas" w:cs="Consolas"/>
-          <w:sz w:val="28"/>
-          <w:szCs w:val="28"/>
-        </w:rPr>
-        <w:t>="en"</w:t>
+      <w:r>
+        <w:rPr>
+          <w:rFonts w:ascii="Consolas" w:eastAsia="Consolas" w:hAnsi="Consolas" w:cs="Consolas"/>
+          <w:sz w:val="28"/>
+          <w:szCs w:val="28"/>
+        </w:rPr>
+        <w:t>lang="en"</w:t>
       </w:r>
       <w:r>
         <w:rPr>
@@ -368,25 +336,14 @@
           <w:szCs w:val="28"/>
         </w:rPr>
       </w:pPr>
-      <w:proofErr w:type="gramStart"/>
-      <w:r>
-        <w:rPr>
-          <w:rFonts w:ascii="Aptos" w:eastAsia="Aptos" w:hAnsi="Aptos" w:cs="Aptos"/>
-          <w:color w:val="4EA72E" w:themeColor="accent6"/>
-          <w:sz w:val="28"/>
-          <w:szCs w:val="28"/>
-        </w:rPr>
-        <w:t>&lt;!DOCTYPE</w:t>
-      </w:r>
-      <w:proofErr w:type="gramEnd"/>
-      <w:r>
-        <w:rPr>
-          <w:rFonts w:ascii="Aptos" w:eastAsia="Aptos" w:hAnsi="Aptos" w:cs="Aptos"/>
-          <w:color w:val="4EA72E" w:themeColor="accent6"/>
-          <w:sz w:val="28"/>
-          <w:szCs w:val="28"/>
-        </w:rPr>
-        <w:t xml:space="preserve"> html&gt;&lt;html lang="en"&gt;</w:t>
+      <w:r>
+        <w:rPr>
+          <w:rFonts w:ascii="Aptos" w:eastAsia="Aptos" w:hAnsi="Aptos" w:cs="Aptos"/>
+          <w:color w:val="4EA72E" w:themeColor="accent6"/>
+          <w:sz w:val="28"/>
+          <w:szCs w:val="28"/>
+        </w:rPr>
+        <w:t>&lt;!DOCTYPE html&gt;&lt;html lang="en"&gt;</w:t>
       </w:r>
     </w:p>
     <w:p>
@@ -407,27 +364,7 @@
           <w:sz w:val="28"/>
           <w:szCs w:val="28"/>
         </w:rPr>
-        <w:t>&lt;</w:t>
-      </w:r>
-      <w:proofErr w:type="gramStart"/>
-      <w:r>
-        <w:rPr>
-          <w:rFonts w:ascii="Aptos" w:eastAsia="Aptos" w:hAnsi="Aptos" w:cs="Aptos"/>
-          <w:color w:val="4EA72E" w:themeColor="accent6"/>
-          <w:sz w:val="28"/>
-          <w:szCs w:val="28"/>
-        </w:rPr>
-        <w:t>head</w:t>
-      </w:r>
-      <w:proofErr w:type="gramEnd"/>
-      <w:r>
-        <w:rPr>
-          <w:rFonts w:ascii="Aptos" w:eastAsia="Aptos" w:hAnsi="Aptos" w:cs="Aptos"/>
-          <w:color w:val="4EA72E" w:themeColor="accent6"/>
-          <w:sz w:val="28"/>
-          <w:szCs w:val="28"/>
-        </w:rPr>
-        <w:t>&gt;</w:t>
+        <w:t>&lt;head&gt;</w:t>
       </w:r>
     </w:p>
     <w:p>
@@ -448,27 +385,7 @@
           <w:sz w:val="28"/>
           <w:szCs w:val="28"/>
         </w:rPr>
-        <w:t>&lt;</w:t>
-      </w:r>
-      <w:proofErr w:type="gramStart"/>
-      <w:r>
-        <w:rPr>
-          <w:rFonts w:ascii="Aptos" w:eastAsia="Aptos" w:hAnsi="Aptos" w:cs="Aptos"/>
-          <w:color w:val="4EA72E" w:themeColor="accent6"/>
-          <w:sz w:val="28"/>
-          <w:szCs w:val="28"/>
-        </w:rPr>
-        <w:t>meta</w:t>
-      </w:r>
-      <w:proofErr w:type="gramEnd"/>
-      <w:r>
-        <w:rPr>
-          <w:rFonts w:ascii="Aptos" w:eastAsia="Aptos" w:hAnsi="Aptos" w:cs="Aptos"/>
-          <w:color w:val="4EA72E" w:themeColor="accent6"/>
-          <w:sz w:val="28"/>
-          <w:szCs w:val="28"/>
-        </w:rPr>
-        <w:t xml:space="preserve"> charset="UTF-8"&gt;</w:t>
+        <w:t>&lt;meta charset="UTF-8"&gt;</w:t>
       </w:r>
     </w:p>
     <w:p>
@@ -489,27 +406,7 @@
           <w:sz w:val="28"/>
           <w:szCs w:val="28"/>
         </w:rPr>
-        <w:t>&lt;</w:t>
-      </w:r>
-      <w:proofErr w:type="gramStart"/>
-      <w:r>
-        <w:rPr>
-          <w:rFonts w:ascii="Aptos" w:eastAsia="Aptos" w:hAnsi="Aptos" w:cs="Aptos"/>
-          <w:color w:val="4EA72E" w:themeColor="accent6"/>
-          <w:sz w:val="28"/>
-          <w:szCs w:val="28"/>
-        </w:rPr>
-        <w:t>title&gt;</w:t>
-      </w:r>
-      <w:proofErr w:type="gramEnd"/>
-      <w:r>
-        <w:rPr>
-          <w:rFonts w:ascii="Aptos" w:eastAsia="Aptos" w:hAnsi="Aptos" w:cs="Aptos"/>
-          <w:color w:val="4EA72E" w:themeColor="accent6"/>
-          <w:sz w:val="28"/>
-          <w:szCs w:val="28"/>
-        </w:rPr>
-        <w:t>My First Webpage&lt;/title&gt;</w:t>
+        <w:t>&lt;title&gt;My First Webpage&lt;/title&gt;</w:t>
       </w:r>
     </w:p>
     <w:p>
@@ -551,27 +448,7 @@
           <w:sz w:val="28"/>
           <w:szCs w:val="28"/>
         </w:rPr>
-        <w:t>&lt;</w:t>
-      </w:r>
-      <w:proofErr w:type="gramStart"/>
-      <w:r>
-        <w:rPr>
-          <w:rFonts w:ascii="Aptos" w:eastAsia="Aptos" w:hAnsi="Aptos" w:cs="Aptos"/>
-          <w:color w:val="4EA72E" w:themeColor="accent6"/>
-          <w:sz w:val="28"/>
-          <w:szCs w:val="28"/>
-        </w:rPr>
-        <w:t>body</w:t>
-      </w:r>
-      <w:proofErr w:type="gramEnd"/>
-      <w:r>
-        <w:rPr>
-          <w:rFonts w:ascii="Aptos" w:eastAsia="Aptos" w:hAnsi="Aptos" w:cs="Aptos"/>
-          <w:color w:val="4EA72E" w:themeColor="accent6"/>
-          <w:sz w:val="28"/>
-          <w:szCs w:val="28"/>
-        </w:rPr>
-        <w:t>&gt;</w:t>
+        <w:t>&lt;body&gt;</w:t>
       </w:r>
     </w:p>
     <w:p>
@@ -693,14 +570,12 @@
         </w:rPr>
         <w:t xml:space="preserve"> Used for document structure, not font size. </w:t>
       </w:r>
-      <w:proofErr w:type="gramStart"/>
       <w:r>
         <w:rPr>
           <w:rFonts w:ascii="Consolas" w:eastAsia="Consolas" w:hAnsi="Consolas" w:cs="Consolas"/>
         </w:rPr>
         <w:t>h1</w:t>
       </w:r>
-      <w:proofErr w:type="gramEnd"/>
       <w:r>
         <w:rPr>
           <w:rFonts w:ascii="Aptos" w:eastAsia="Aptos" w:hAnsi="Aptos" w:cs="Aptos"/>
@@ -818,21 +693,7 @@
         <w:rPr>
           <w:rFonts w:ascii="Consolas" w:eastAsia="Consolas" w:hAnsi="Consolas" w:cs="Consolas"/>
         </w:rPr>
-        <w:t>&lt;</w:t>
-      </w:r>
-      <w:proofErr w:type="gramStart"/>
-      <w:r>
-        <w:rPr>
-          <w:rFonts w:ascii="Consolas" w:eastAsia="Consolas" w:hAnsi="Consolas" w:cs="Consolas"/>
-        </w:rPr>
-        <w:t>ol</w:t>
-      </w:r>
-      <w:proofErr w:type="gramEnd"/>
-      <w:r>
-        <w:rPr>
-          <w:rFonts w:ascii="Consolas" w:eastAsia="Consolas" w:hAnsi="Consolas" w:cs="Consolas"/>
-        </w:rPr>
-        <w:t>&gt;</w:t>
+        <w:t>&lt;ol&gt;</w:t>
       </w:r>
       <w:r>
         <w:rPr>
@@ -853,7 +714,6 @@
           <w:rFonts w:ascii="Aptos" w:eastAsia="Aptos" w:hAnsi="Aptos" w:cs="Aptos"/>
         </w:rPr>
       </w:pPr>
-      <w:proofErr w:type="gramStart"/>
       <w:r>
         <w:rPr>
           <w:rFonts w:ascii="Aptos" w:eastAsia="Aptos" w:hAnsi="Aptos" w:cs="Aptos"/>
@@ -862,7 +722,6 @@
         </w:rPr>
         <w:t>Emphasis:</w:t>
       </w:r>
-      <w:proofErr w:type="gramEnd"/>
       <w:r>
         <w:rPr>
           <w:rFonts w:ascii="Consolas" w:eastAsia="Consolas" w:hAnsi="Consolas" w:cs="Consolas"/>
@@ -977,27 +836,7 @@
           <w:sz w:val="28"/>
           <w:szCs w:val="28"/>
         </w:rPr>
-        <w:t>&lt;p&gt;</w:t>
-      </w:r>
-      <w:proofErr w:type="gramStart"/>
-      <w:r>
-        <w:rPr>
-          <w:rFonts w:ascii="Aptos" w:eastAsia="Aptos" w:hAnsi="Aptos" w:cs="Aptos"/>
-          <w:color w:val="4EA72E" w:themeColor="accent6"/>
-          <w:sz w:val="28"/>
-          <w:szCs w:val="28"/>
-        </w:rPr>
-        <w:t>This</w:t>
-      </w:r>
-      <w:proofErr w:type="gramEnd"/>
-      <w:r>
-        <w:rPr>
-          <w:rFonts w:ascii="Aptos" w:eastAsia="Aptos" w:hAnsi="Aptos" w:cs="Aptos"/>
-          <w:color w:val="4EA72E" w:themeColor="accent6"/>
-          <w:sz w:val="28"/>
-          <w:szCs w:val="28"/>
-        </w:rPr>
-        <w:t xml:space="preserve"> is a paragraph with &lt;strong&gt;bold text&lt;/strong&gt; and &lt;em&gt;italics&lt;/em&gt;.&lt;/p&gt;</w:t>
+        <w:t>&lt;p&gt;This is a paragraph with &lt;strong&gt;bold text&lt;/strong&gt; and &lt;em&gt;italics&lt;/em&gt;.&lt;/p&gt;</w:t>
       </w:r>
     </w:p>
     <w:p>
@@ -1018,27 +857,7 @@
           <w:sz w:val="28"/>
           <w:szCs w:val="28"/>
         </w:rPr>
-        <w:t>&lt;</w:t>
-      </w:r>
-      <w:proofErr w:type="gramStart"/>
-      <w:r>
-        <w:rPr>
-          <w:rFonts w:ascii="Aptos" w:eastAsia="Aptos" w:hAnsi="Aptos" w:cs="Aptos"/>
-          <w:color w:val="4EA72E" w:themeColor="accent6"/>
-          <w:sz w:val="28"/>
-          <w:szCs w:val="28"/>
-        </w:rPr>
-        <w:t>ul</w:t>
-      </w:r>
-      <w:proofErr w:type="gramEnd"/>
-      <w:r>
-        <w:rPr>
-          <w:rFonts w:ascii="Aptos" w:eastAsia="Aptos" w:hAnsi="Aptos" w:cs="Aptos"/>
-          <w:color w:val="4EA72E" w:themeColor="accent6"/>
-          <w:sz w:val="28"/>
-          <w:szCs w:val="28"/>
-        </w:rPr>
-        <w:t>&gt;</w:t>
+        <w:t>&lt;ul&gt;</w:t>
       </w:r>
     </w:p>
     <w:p>
@@ -1059,27 +878,7 @@
           <w:sz w:val="28"/>
           <w:szCs w:val="28"/>
         </w:rPr>
-        <w:t>&lt;</w:t>
-      </w:r>
-      <w:proofErr w:type="gramStart"/>
-      <w:r>
-        <w:rPr>
-          <w:rFonts w:ascii="Aptos" w:eastAsia="Aptos" w:hAnsi="Aptos" w:cs="Aptos"/>
-          <w:color w:val="4EA72E" w:themeColor="accent6"/>
-          <w:sz w:val="28"/>
-          <w:szCs w:val="28"/>
-        </w:rPr>
-        <w:t>li&gt;</w:t>
-      </w:r>
-      <w:proofErr w:type="gramEnd"/>
-      <w:r>
-        <w:rPr>
-          <w:rFonts w:ascii="Aptos" w:eastAsia="Aptos" w:hAnsi="Aptos" w:cs="Aptos"/>
-          <w:color w:val="4EA72E" w:themeColor="accent6"/>
-          <w:sz w:val="28"/>
-          <w:szCs w:val="28"/>
-        </w:rPr>
-        <w:t>Unordered list item&lt;/li&gt;</w:t>
+        <w:t>&lt;li&gt;Unordered list item&lt;/li&gt;</w:t>
       </w:r>
     </w:p>
     <w:p>
@@ -1274,41 +1073,19 @@
           <w:sz w:val="28"/>
           <w:szCs w:val="28"/>
         </w:rPr>
-        <w:t>Absolute</w:t>
-      </w:r>
-      <w:proofErr w:type="gramStart"/>
-      <w:r>
-        <w:rPr>
-          <w:rFonts w:ascii="Aptos" w:eastAsia="Aptos" w:hAnsi="Aptos" w:cs="Aptos"/>
-          <w:i/>
-          <w:iCs/>
-          <w:sz w:val="28"/>
-          <w:szCs w:val="28"/>
-        </w:rPr>
-        <w:t>:</w:t>
-      </w:r>
-      <w:proofErr w:type="gramEnd"/>
-      <w:r>
-        <w:fldChar w:fldCharType="begin"/>
-      </w:r>
-      <w:r>
-        <w:instrText>HYPERLINK "https://google.com" \h</w:instrText>
-      </w:r>
-      <w:r>
-        <w:fldChar w:fldCharType="separate"/>
-      </w:r>
-      <w:r>
-        <w:rPr>
-          <w:rStyle w:val="Hyperlink"/>
-          <w:rFonts w:ascii="Consolas" w:eastAsia="Consolas" w:hAnsi="Consolas" w:cs="Consolas"/>
-          <w:sz w:val="28"/>
-          <w:szCs w:val="28"/>
-        </w:rPr>
-        <w:t>https://google.com</w:t>
-      </w:r>
-      <w:r>
-        <w:fldChar w:fldCharType="end"/>
-      </w:r>
+        <w:t>Absolute:</w:t>
+      </w:r>
+      <w:hyperlink r:id="rId5">
+        <w:r>
+          <w:rPr>
+            <w:rStyle w:val="Hyperlink"/>
+            <w:rFonts w:ascii="Consolas" w:eastAsia="Consolas" w:hAnsi="Consolas" w:cs="Consolas"/>
+            <w:sz w:val="28"/>
+            <w:szCs w:val="28"/>
+          </w:rPr>
+          <w:t>https://google.com</w:t>
+        </w:r>
+      </w:hyperlink>
       <w:r>
         <w:rPr>
           <w:rFonts w:ascii="Aptos" w:eastAsia="Aptos" w:hAnsi="Aptos" w:cs="Aptos"/>
@@ -1340,35 +1117,15 @@
           <w:sz w:val="28"/>
           <w:szCs w:val="28"/>
         </w:rPr>
-        <w:t>Relative</w:t>
-      </w:r>
-      <w:proofErr w:type="gramStart"/>
-      <w:r>
-        <w:rPr>
-          <w:rFonts w:ascii="Aptos" w:eastAsia="Aptos" w:hAnsi="Aptos" w:cs="Aptos"/>
-          <w:i/>
-          <w:iCs/>
-          <w:sz w:val="28"/>
-          <w:szCs w:val="28"/>
-        </w:rPr>
-        <w:t>:</w:t>
-      </w:r>
-      <w:r>
-        <w:rPr>
-          <w:rFonts w:ascii="Consolas" w:eastAsia="Consolas" w:hAnsi="Consolas" w:cs="Consolas"/>
-          <w:sz w:val="28"/>
-          <w:szCs w:val="28"/>
-        </w:rPr>
-        <w:t>images</w:t>
-      </w:r>
-      <w:proofErr w:type="gramEnd"/>
-      <w:r>
-        <w:rPr>
-          <w:rFonts w:ascii="Consolas" w:eastAsia="Consolas" w:hAnsi="Consolas" w:cs="Consolas"/>
-          <w:sz w:val="28"/>
-          <w:szCs w:val="28"/>
-        </w:rPr>
-        <w:t>/photo.jpg</w:t>
+        <w:t>Relative:</w:t>
+      </w:r>
+      <w:r>
+        <w:rPr>
+          <w:rFonts w:ascii="Consolas" w:eastAsia="Consolas" w:hAnsi="Consolas" w:cs="Consolas"/>
+          <w:sz w:val="28"/>
+          <w:szCs w:val="28"/>
+        </w:rPr>
+        <w:t>images/photo.jpg</w:t>
       </w:r>
       <w:r>
         <w:rPr>
@@ -1461,25 +1218,7 @@
           <w:sz w:val="28"/>
           <w:szCs w:val="28"/>
         </w:rPr>
-        <w:t xml:space="preserve"> (description for blind </w:t>
-      </w:r>
-      <w:proofErr w:type="gramStart"/>
-      <w:r>
-        <w:rPr>
-          <w:rFonts w:ascii="Aptos" w:eastAsia="Aptos" w:hAnsi="Aptos" w:cs="Aptos"/>
-          <w:sz w:val="28"/>
-          <w:szCs w:val="28"/>
-        </w:rPr>
-        <w:t>users</w:t>
-      </w:r>
-      <w:proofErr w:type="gramEnd"/>
-      <w:r>
-        <w:rPr>
-          <w:rFonts w:ascii="Aptos" w:eastAsia="Aptos" w:hAnsi="Aptos" w:cs="Aptos"/>
-          <w:sz w:val="28"/>
-          <w:szCs w:val="28"/>
-        </w:rPr>
-        <w:t>).</w:t>
+        <w:t xml:space="preserve"> (description for blind users).</w:t>
       </w:r>
     </w:p>
     <w:p>
@@ -1572,29 +1311,7 @@
           <w:sz w:val="28"/>
           <w:szCs w:val="28"/>
         </w:rPr>
-        <w:t>&lt;</w:t>
-      </w:r>
-      <w:proofErr w:type="gramStart"/>
-      <w:r>
-        <w:rPr>
-          <w:rFonts w:ascii="Consolas" w:eastAsia="Consolas" w:hAnsi="Consolas" w:cs="Consolas"/>
-          <w:b/>
-          <w:bCs/>
-          <w:sz w:val="28"/>
-          <w:szCs w:val="28"/>
-        </w:rPr>
-        <w:t>table</w:t>
-      </w:r>
-      <w:proofErr w:type="gramEnd"/>
-      <w:r>
-        <w:rPr>
-          <w:rFonts w:ascii="Consolas" w:eastAsia="Consolas" w:hAnsi="Consolas" w:cs="Consolas"/>
-          <w:b/>
-          <w:bCs/>
-          <w:sz w:val="28"/>
-          <w:szCs w:val="28"/>
-        </w:rPr>
-        <w:t>&gt;</w:t>
+        <w:t>&lt;table&gt;</w:t>
       </w:r>
       <w:r>
         <w:rPr>
@@ -1637,29 +1354,7 @@
           <w:sz w:val="28"/>
           <w:szCs w:val="28"/>
         </w:rPr>
-        <w:t>&lt;</w:t>
-      </w:r>
-      <w:proofErr w:type="gramStart"/>
-      <w:r>
-        <w:rPr>
-          <w:rFonts w:ascii="Consolas" w:eastAsia="Consolas" w:hAnsi="Consolas" w:cs="Consolas"/>
-          <w:b/>
-          <w:bCs/>
-          <w:sz w:val="28"/>
-          <w:szCs w:val="28"/>
-        </w:rPr>
-        <w:t>tr</w:t>
-      </w:r>
-      <w:proofErr w:type="gramEnd"/>
-      <w:r>
-        <w:rPr>
-          <w:rFonts w:ascii="Consolas" w:eastAsia="Consolas" w:hAnsi="Consolas" w:cs="Consolas"/>
-          <w:b/>
-          <w:bCs/>
-          <w:sz w:val="28"/>
-          <w:szCs w:val="28"/>
-        </w:rPr>
-        <w:t>&gt;</w:t>
+        <w:t>&lt;tr&gt;</w:t>
       </w:r>
       <w:r>
         <w:rPr>
@@ -1702,29 +1397,7 @@
           <w:sz w:val="28"/>
           <w:szCs w:val="28"/>
         </w:rPr>
-        <w:t>&lt;</w:t>
-      </w:r>
-      <w:proofErr w:type="gramStart"/>
-      <w:r>
-        <w:rPr>
-          <w:rFonts w:ascii="Consolas" w:eastAsia="Consolas" w:hAnsi="Consolas" w:cs="Consolas"/>
-          <w:b/>
-          <w:bCs/>
-          <w:sz w:val="28"/>
-          <w:szCs w:val="28"/>
-        </w:rPr>
-        <w:t>th</w:t>
-      </w:r>
-      <w:proofErr w:type="gramEnd"/>
-      <w:r>
-        <w:rPr>
-          <w:rFonts w:ascii="Consolas" w:eastAsia="Consolas" w:hAnsi="Consolas" w:cs="Consolas"/>
-          <w:b/>
-          <w:bCs/>
-          <w:sz w:val="28"/>
-          <w:szCs w:val="28"/>
-        </w:rPr>
-        <w:t>&gt;</w:t>
+        <w:t>&lt;th&gt;</w:t>
       </w:r>
       <w:r>
         <w:rPr>
@@ -1767,29 +1440,7 @@
           <w:sz w:val="28"/>
           <w:szCs w:val="28"/>
         </w:rPr>
-        <w:t>&lt;</w:t>
-      </w:r>
-      <w:proofErr w:type="gramStart"/>
-      <w:r>
-        <w:rPr>
-          <w:rFonts w:ascii="Consolas" w:eastAsia="Consolas" w:hAnsi="Consolas" w:cs="Consolas"/>
-          <w:b/>
-          <w:bCs/>
-          <w:sz w:val="28"/>
-          <w:szCs w:val="28"/>
-        </w:rPr>
-        <w:t>td</w:t>
-      </w:r>
-      <w:proofErr w:type="gramEnd"/>
-      <w:r>
-        <w:rPr>
-          <w:rFonts w:ascii="Consolas" w:eastAsia="Consolas" w:hAnsi="Consolas" w:cs="Consolas"/>
-          <w:b/>
-          <w:bCs/>
-          <w:sz w:val="28"/>
-          <w:szCs w:val="28"/>
-        </w:rPr>
-        <w:t>&gt;</w:t>
+        <w:t>&lt;td&gt;</w:t>
       </w:r>
       <w:r>
         <w:rPr>
@@ -1886,227 +1537,107 @@
           <w:sz w:val="28"/>
           <w:szCs w:val="28"/>
         </w:rPr>
-        <w:t>&lt;</w:t>
-      </w:r>
-      <w:proofErr w:type="gramStart"/>
-      <w:r>
-        <w:rPr>
-          <w:rFonts w:ascii="Aptos" w:eastAsia="Aptos" w:hAnsi="Aptos" w:cs="Aptos"/>
-          <w:color w:val="4EA72E" w:themeColor="accent6"/>
-          <w:sz w:val="28"/>
-          <w:szCs w:val="28"/>
-        </w:rPr>
-        <w:t>table</w:t>
-      </w:r>
-      <w:proofErr w:type="gramEnd"/>
-      <w:r>
-        <w:rPr>
-          <w:rFonts w:ascii="Aptos" w:eastAsia="Aptos" w:hAnsi="Aptos" w:cs="Aptos"/>
-          <w:color w:val="4EA72E" w:themeColor="accent6"/>
-          <w:sz w:val="28"/>
-          <w:szCs w:val="28"/>
-        </w:rPr>
-        <w:t>&gt;</w:t>
-      </w:r>
-    </w:p>
-    <w:p>
-      <w:pPr>
-        <w:spacing w:before="240" w:after="240"/>
-        <w:rPr>
-          <w:rFonts w:ascii="Aptos" w:eastAsia="Aptos" w:hAnsi="Aptos" w:cs="Aptos"/>
-          <w:color w:val="4EA72E" w:themeColor="accent6"/>
-          <w:sz w:val="28"/>
-          <w:szCs w:val="28"/>
-        </w:rPr>
-      </w:pPr>
-      <w:r>
-        <w:rPr>
-          <w:rFonts w:ascii="Aptos" w:eastAsia="Aptos" w:hAnsi="Aptos" w:cs="Aptos"/>
-          <w:color w:val="4EA72E" w:themeColor="accent6"/>
-          <w:sz w:val="28"/>
-          <w:szCs w:val="28"/>
-        </w:rPr>
-        <w:t>&lt;</w:t>
-      </w:r>
-      <w:proofErr w:type="gramStart"/>
-      <w:r>
-        <w:rPr>
-          <w:rFonts w:ascii="Aptos" w:eastAsia="Aptos" w:hAnsi="Aptos" w:cs="Aptos"/>
-          <w:color w:val="4EA72E" w:themeColor="accent6"/>
-          <w:sz w:val="28"/>
-          <w:szCs w:val="28"/>
-        </w:rPr>
-        <w:t>tr</w:t>
-      </w:r>
-      <w:proofErr w:type="gramEnd"/>
-      <w:r>
-        <w:rPr>
-          <w:rFonts w:ascii="Aptos" w:eastAsia="Aptos" w:hAnsi="Aptos" w:cs="Aptos"/>
-          <w:color w:val="4EA72E" w:themeColor="accent6"/>
-          <w:sz w:val="28"/>
-          <w:szCs w:val="28"/>
-        </w:rPr>
-        <w:t>&gt;&lt;th&gt;Name&lt;/th&gt;&lt;th&gt;Age&lt;/th&gt;</w:t>
-      </w:r>
-    </w:p>
-    <w:p>
-      <w:pPr>
-        <w:spacing w:before="240" w:after="240"/>
-        <w:rPr>
-          <w:rFonts w:ascii="Aptos" w:eastAsia="Aptos" w:hAnsi="Aptos" w:cs="Aptos"/>
-          <w:color w:val="4EA72E" w:themeColor="accent6"/>
-          <w:sz w:val="28"/>
-          <w:szCs w:val="28"/>
-        </w:rPr>
-      </w:pPr>
-      <w:r>
-        <w:rPr>
-          <w:rFonts w:ascii="Aptos" w:eastAsia="Aptos" w:hAnsi="Aptos" w:cs="Aptos"/>
-          <w:color w:val="4EA72E" w:themeColor="accent6"/>
-          <w:sz w:val="28"/>
-          <w:szCs w:val="28"/>
-        </w:rPr>
-        <w:t>&lt;/</w:t>
-      </w:r>
-      <w:proofErr w:type="gramStart"/>
-      <w:r>
-        <w:rPr>
-          <w:rFonts w:ascii="Aptos" w:eastAsia="Aptos" w:hAnsi="Aptos" w:cs="Aptos"/>
-          <w:color w:val="4EA72E" w:themeColor="accent6"/>
-          <w:sz w:val="28"/>
-          <w:szCs w:val="28"/>
-        </w:rPr>
-        <w:t>tr</w:t>
-      </w:r>
-      <w:proofErr w:type="gramEnd"/>
-      <w:r>
-        <w:rPr>
-          <w:rFonts w:ascii="Aptos" w:eastAsia="Aptos" w:hAnsi="Aptos" w:cs="Aptos"/>
-          <w:color w:val="4EA72E" w:themeColor="accent6"/>
-          <w:sz w:val="28"/>
-          <w:szCs w:val="28"/>
-        </w:rPr>
-        <w:t>&gt;</w:t>
-      </w:r>
-    </w:p>
-    <w:p>
-      <w:pPr>
-        <w:spacing w:before="240" w:after="240"/>
-        <w:rPr>
-          <w:rFonts w:ascii="Aptos" w:eastAsia="Aptos" w:hAnsi="Aptos" w:cs="Aptos"/>
-          <w:color w:val="4EA72E" w:themeColor="accent6"/>
-          <w:sz w:val="28"/>
-          <w:szCs w:val="28"/>
-        </w:rPr>
-      </w:pPr>
-      <w:r>
-        <w:rPr>
-          <w:rFonts w:ascii="Aptos" w:eastAsia="Aptos" w:hAnsi="Aptos" w:cs="Aptos"/>
-          <w:color w:val="4EA72E" w:themeColor="accent6"/>
-          <w:sz w:val="28"/>
-          <w:szCs w:val="28"/>
-        </w:rPr>
-        <w:t>&lt;</w:t>
-      </w:r>
-      <w:proofErr w:type="gramStart"/>
-      <w:r>
-        <w:rPr>
-          <w:rFonts w:ascii="Aptos" w:eastAsia="Aptos" w:hAnsi="Aptos" w:cs="Aptos"/>
-          <w:color w:val="4EA72E" w:themeColor="accent6"/>
-          <w:sz w:val="28"/>
-          <w:szCs w:val="28"/>
-        </w:rPr>
-        <w:t>tr</w:t>
-      </w:r>
-      <w:proofErr w:type="gramEnd"/>
-      <w:r>
-        <w:rPr>
-          <w:rFonts w:ascii="Aptos" w:eastAsia="Aptos" w:hAnsi="Aptos" w:cs="Aptos"/>
-          <w:color w:val="4EA72E" w:themeColor="accent6"/>
-          <w:sz w:val="28"/>
-          <w:szCs w:val="28"/>
-        </w:rPr>
-        <w:t>&gt;</w:t>
-      </w:r>
-    </w:p>
-    <w:p>
-      <w:pPr>
-        <w:spacing w:before="240" w:after="240"/>
-        <w:rPr>
-          <w:rFonts w:ascii="Aptos" w:eastAsia="Aptos" w:hAnsi="Aptos" w:cs="Aptos"/>
-          <w:color w:val="4EA72E" w:themeColor="accent6"/>
-          <w:sz w:val="28"/>
-          <w:szCs w:val="28"/>
-        </w:rPr>
-      </w:pPr>
-      <w:r>
-        <w:rPr>
-          <w:rFonts w:ascii="Aptos" w:eastAsia="Aptos" w:hAnsi="Aptos" w:cs="Aptos"/>
-          <w:color w:val="4EA72E" w:themeColor="accent6"/>
-          <w:sz w:val="28"/>
-          <w:szCs w:val="28"/>
-        </w:rPr>
-        <w:t>&lt;</w:t>
-      </w:r>
-      <w:proofErr w:type="gramStart"/>
-      <w:r>
-        <w:rPr>
-          <w:rFonts w:ascii="Aptos" w:eastAsia="Aptos" w:hAnsi="Aptos" w:cs="Aptos"/>
-          <w:color w:val="4EA72E" w:themeColor="accent6"/>
-          <w:sz w:val="28"/>
-          <w:szCs w:val="28"/>
-        </w:rPr>
-        <w:t>td&gt;</w:t>
-      </w:r>
-      <w:proofErr w:type="gramEnd"/>
-      <w:r>
-        <w:rPr>
-          <w:rFonts w:ascii="Aptos" w:eastAsia="Aptos" w:hAnsi="Aptos" w:cs="Aptos"/>
-          <w:color w:val="4EA72E" w:themeColor="accent6"/>
-          <w:sz w:val="28"/>
-          <w:szCs w:val="28"/>
-        </w:rPr>
-        <w:t>Alice&lt;/td&gt;&lt;td&gt;25&lt;/td&gt;</w:t>
-      </w:r>
-    </w:p>
-    <w:p>
-      <w:pPr>
-        <w:spacing w:before="240" w:after="240"/>
-        <w:rPr>
-          <w:rFonts w:ascii="Aptos" w:eastAsia="Aptos" w:hAnsi="Aptos" w:cs="Aptos"/>
-          <w:color w:val="4EA72E" w:themeColor="accent6"/>
-          <w:sz w:val="28"/>
-          <w:szCs w:val="28"/>
-        </w:rPr>
-      </w:pPr>
-      <w:r>
-        <w:rPr>
-          <w:rFonts w:ascii="Aptos" w:eastAsia="Aptos" w:hAnsi="Aptos" w:cs="Aptos"/>
-          <w:color w:val="4EA72E" w:themeColor="accent6"/>
-          <w:sz w:val="28"/>
-          <w:szCs w:val="28"/>
-        </w:rPr>
-        <w:t>&lt;/</w:t>
-      </w:r>
-      <w:proofErr w:type="gramStart"/>
-      <w:r>
-        <w:rPr>
-          <w:rFonts w:ascii="Aptos" w:eastAsia="Aptos" w:hAnsi="Aptos" w:cs="Aptos"/>
-          <w:color w:val="4EA72E" w:themeColor="accent6"/>
-          <w:sz w:val="28"/>
-          <w:szCs w:val="28"/>
-        </w:rPr>
-        <w:t>tr</w:t>
-      </w:r>
-      <w:proofErr w:type="gramEnd"/>
-      <w:r>
-        <w:rPr>
-          <w:rFonts w:ascii="Aptos" w:eastAsia="Aptos" w:hAnsi="Aptos" w:cs="Aptos"/>
-          <w:color w:val="4EA72E" w:themeColor="accent6"/>
-          <w:sz w:val="28"/>
-          <w:szCs w:val="28"/>
-        </w:rPr>
-        <w:t>&gt;</w:t>
+        <w:t>&lt;table&gt;</w:t>
+      </w:r>
+    </w:p>
+    <w:p>
+      <w:pPr>
+        <w:spacing w:before="240" w:after="240"/>
+        <w:rPr>
+          <w:rFonts w:ascii="Aptos" w:eastAsia="Aptos" w:hAnsi="Aptos" w:cs="Aptos"/>
+          <w:color w:val="4EA72E" w:themeColor="accent6"/>
+          <w:sz w:val="28"/>
+          <w:szCs w:val="28"/>
+        </w:rPr>
+      </w:pPr>
+      <w:r>
+        <w:rPr>
+          <w:rFonts w:ascii="Aptos" w:eastAsia="Aptos" w:hAnsi="Aptos" w:cs="Aptos"/>
+          <w:color w:val="4EA72E" w:themeColor="accent6"/>
+          <w:sz w:val="28"/>
+          <w:szCs w:val="28"/>
+        </w:rPr>
+        <w:t>&lt;tr&gt;&lt;th&gt;Name&lt;/th&gt;&lt;th&gt;Age&lt;/th&gt;</w:t>
+      </w:r>
+    </w:p>
+    <w:p>
+      <w:pPr>
+        <w:spacing w:before="240" w:after="240"/>
+        <w:rPr>
+          <w:rFonts w:ascii="Aptos" w:eastAsia="Aptos" w:hAnsi="Aptos" w:cs="Aptos"/>
+          <w:color w:val="4EA72E" w:themeColor="accent6"/>
+          <w:sz w:val="28"/>
+          <w:szCs w:val="28"/>
+        </w:rPr>
+      </w:pPr>
+      <w:r>
+        <w:rPr>
+          <w:rFonts w:ascii="Aptos" w:eastAsia="Aptos" w:hAnsi="Aptos" w:cs="Aptos"/>
+          <w:color w:val="4EA72E" w:themeColor="accent6"/>
+          <w:sz w:val="28"/>
+          <w:szCs w:val="28"/>
+        </w:rPr>
+        <w:t>&lt;/tr&gt;</w:t>
+      </w:r>
+    </w:p>
+    <w:p>
+      <w:pPr>
+        <w:spacing w:before="240" w:after="240"/>
+        <w:rPr>
+          <w:rFonts w:ascii="Aptos" w:eastAsia="Aptos" w:hAnsi="Aptos" w:cs="Aptos"/>
+          <w:color w:val="4EA72E" w:themeColor="accent6"/>
+          <w:sz w:val="28"/>
+          <w:szCs w:val="28"/>
+        </w:rPr>
+      </w:pPr>
+      <w:r>
+        <w:rPr>
+          <w:rFonts w:ascii="Aptos" w:eastAsia="Aptos" w:hAnsi="Aptos" w:cs="Aptos"/>
+          <w:color w:val="4EA72E" w:themeColor="accent6"/>
+          <w:sz w:val="28"/>
+          <w:szCs w:val="28"/>
+        </w:rPr>
+        <w:t>&lt;tr&gt;</w:t>
+      </w:r>
+    </w:p>
+    <w:p>
+      <w:pPr>
+        <w:spacing w:before="240" w:after="240"/>
+        <w:rPr>
+          <w:rFonts w:ascii="Aptos" w:eastAsia="Aptos" w:hAnsi="Aptos" w:cs="Aptos"/>
+          <w:color w:val="4EA72E" w:themeColor="accent6"/>
+          <w:sz w:val="28"/>
+          <w:szCs w:val="28"/>
+        </w:rPr>
+      </w:pPr>
+      <w:r>
+        <w:rPr>
+          <w:rFonts w:ascii="Aptos" w:eastAsia="Aptos" w:hAnsi="Aptos" w:cs="Aptos"/>
+          <w:color w:val="4EA72E" w:themeColor="accent6"/>
+          <w:sz w:val="28"/>
+          <w:szCs w:val="28"/>
+        </w:rPr>
+        <w:t>&lt;td&gt;Alice&lt;/td&gt;&lt;td&gt;25&lt;/td&gt;</w:t>
+      </w:r>
+    </w:p>
+    <w:p>
+      <w:pPr>
+        <w:spacing w:before="240" w:after="240"/>
+        <w:rPr>
+          <w:rFonts w:ascii="Aptos" w:eastAsia="Aptos" w:hAnsi="Aptos" w:cs="Aptos"/>
+          <w:color w:val="4EA72E" w:themeColor="accent6"/>
+          <w:sz w:val="28"/>
+          <w:szCs w:val="28"/>
+        </w:rPr>
+      </w:pPr>
+      <w:r>
+        <w:rPr>
+          <w:rFonts w:ascii="Aptos" w:eastAsia="Aptos" w:hAnsi="Aptos" w:cs="Aptos"/>
+          <w:color w:val="4EA72E" w:themeColor="accent6"/>
+          <w:sz w:val="28"/>
+          <w:szCs w:val="28"/>
+        </w:rPr>
+        <w:t>&lt;/tr&gt;</w:t>
       </w:r>
     </w:p>
     <w:p>
@@ -2194,23 +1725,13 @@
       <w:pPr>
         <w:spacing w:before="240" w:after="240"/>
       </w:pPr>
-      <w:proofErr w:type="gramStart"/>
-      <w:r>
-        <w:rPr>
-          <w:rFonts w:ascii="Aptos" w:eastAsia="Aptos" w:hAnsi="Aptos" w:cs="Aptos"/>
-          <w:sz w:val="28"/>
-          <w:szCs w:val="28"/>
-        </w:rPr>
-        <w:t>browsers</w:t>
-      </w:r>
-      <w:proofErr w:type="gramEnd"/>
-      <w:r>
-        <w:rPr>
-          <w:rFonts w:ascii="Aptos" w:eastAsia="Aptos" w:hAnsi="Aptos" w:cs="Aptos"/>
-          <w:sz w:val="28"/>
-          <w:szCs w:val="28"/>
-        </w:rPr>
-        <w:t xml:space="preserve"> and Google use these tags to understand the page layout.</w:t>
+      <w:r>
+        <w:rPr>
+          <w:rFonts w:ascii="Aptos" w:eastAsia="Aptos" w:hAnsi="Aptos" w:cs="Aptos"/>
+          <w:sz w:val="28"/>
+          <w:szCs w:val="28"/>
+        </w:rPr>
+        <w:t>browsers and Google use these tags to understand the page layout.</w:t>
       </w:r>
     </w:p>
     <w:p>
@@ -2235,29 +1756,7 @@
           <w:sz w:val="28"/>
           <w:szCs w:val="28"/>
         </w:rPr>
-        <w:t>&lt;</w:t>
-      </w:r>
-      <w:proofErr w:type="gramStart"/>
-      <w:r>
-        <w:rPr>
-          <w:rFonts w:ascii="Consolas" w:eastAsia="Consolas" w:hAnsi="Consolas" w:cs="Consolas"/>
-          <w:b/>
-          <w:bCs/>
-          <w:sz w:val="28"/>
-          <w:szCs w:val="28"/>
-        </w:rPr>
-        <w:t>header</w:t>
-      </w:r>
-      <w:proofErr w:type="gramEnd"/>
-      <w:r>
-        <w:rPr>
-          <w:rFonts w:ascii="Consolas" w:eastAsia="Consolas" w:hAnsi="Consolas" w:cs="Consolas"/>
-          <w:b/>
-          <w:bCs/>
-          <w:sz w:val="28"/>
-          <w:szCs w:val="28"/>
-        </w:rPr>
-        <w:t>&gt;</w:t>
+        <w:t>&lt;header&gt;</w:t>
       </w:r>
       <w:r>
         <w:rPr>
@@ -2300,29 +1799,7 @@
           <w:sz w:val="28"/>
           <w:szCs w:val="28"/>
         </w:rPr>
-        <w:t>&lt;</w:t>
-      </w:r>
-      <w:proofErr w:type="gramStart"/>
-      <w:r>
-        <w:rPr>
-          <w:rFonts w:ascii="Consolas" w:eastAsia="Consolas" w:hAnsi="Consolas" w:cs="Consolas"/>
-          <w:b/>
-          <w:bCs/>
-          <w:sz w:val="28"/>
-          <w:szCs w:val="28"/>
-        </w:rPr>
-        <w:t>nav</w:t>
-      </w:r>
-      <w:proofErr w:type="gramEnd"/>
-      <w:r>
-        <w:rPr>
-          <w:rFonts w:ascii="Consolas" w:eastAsia="Consolas" w:hAnsi="Consolas" w:cs="Consolas"/>
-          <w:b/>
-          <w:bCs/>
-          <w:sz w:val="28"/>
-          <w:szCs w:val="28"/>
-        </w:rPr>
-        <w:t>&gt;</w:t>
+        <w:t>&lt;nav&gt;</w:t>
       </w:r>
       <w:r>
         <w:rPr>
@@ -2365,29 +1842,7 @@
           <w:sz w:val="28"/>
           <w:szCs w:val="28"/>
         </w:rPr>
-        <w:t>&lt;</w:t>
-      </w:r>
-      <w:proofErr w:type="gramStart"/>
-      <w:r>
-        <w:rPr>
-          <w:rFonts w:ascii="Consolas" w:eastAsia="Consolas" w:hAnsi="Consolas" w:cs="Consolas"/>
-          <w:b/>
-          <w:bCs/>
-          <w:sz w:val="28"/>
-          <w:szCs w:val="28"/>
-        </w:rPr>
-        <w:t>main</w:t>
-      </w:r>
-      <w:proofErr w:type="gramEnd"/>
-      <w:r>
-        <w:rPr>
-          <w:rFonts w:ascii="Consolas" w:eastAsia="Consolas" w:hAnsi="Consolas" w:cs="Consolas"/>
-          <w:b/>
-          <w:bCs/>
-          <w:sz w:val="28"/>
-          <w:szCs w:val="28"/>
-        </w:rPr>
-        <w:t>&gt;</w:t>
+        <w:t>&lt;main&gt;</w:t>
       </w:r>
       <w:r>
         <w:rPr>
@@ -2430,29 +1885,7 @@
           <w:sz w:val="28"/>
           <w:szCs w:val="28"/>
         </w:rPr>
-        <w:t>&lt;</w:t>
-      </w:r>
-      <w:proofErr w:type="gramStart"/>
-      <w:r>
-        <w:rPr>
-          <w:rFonts w:ascii="Consolas" w:eastAsia="Consolas" w:hAnsi="Consolas" w:cs="Consolas"/>
-          <w:b/>
-          <w:bCs/>
-          <w:sz w:val="28"/>
-          <w:szCs w:val="28"/>
-        </w:rPr>
-        <w:t>section</w:t>
-      </w:r>
-      <w:proofErr w:type="gramEnd"/>
-      <w:r>
-        <w:rPr>
-          <w:rFonts w:ascii="Consolas" w:eastAsia="Consolas" w:hAnsi="Consolas" w:cs="Consolas"/>
-          <w:b/>
-          <w:bCs/>
-          <w:sz w:val="28"/>
-          <w:szCs w:val="28"/>
-        </w:rPr>
-        <w:t>&gt;</w:t>
+        <w:t>&lt;section&gt;</w:t>
       </w:r>
       <w:r>
         <w:rPr>
@@ -2548,29 +1981,7 @@
           <w:szCs w:val="28"/>
         </w:rPr>
         <w:lastRenderedPageBreak/>
-        <w:t>&lt;</w:t>
-      </w:r>
-      <w:proofErr w:type="gramStart"/>
-      <w:r>
-        <w:rPr>
-          <w:rFonts w:ascii="Consolas" w:eastAsia="Consolas" w:hAnsi="Consolas" w:cs="Consolas"/>
-          <w:b/>
-          <w:bCs/>
-          <w:sz w:val="28"/>
-          <w:szCs w:val="28"/>
-        </w:rPr>
-        <w:t>footer</w:t>
-      </w:r>
-      <w:proofErr w:type="gramEnd"/>
-      <w:r>
-        <w:rPr>
-          <w:rFonts w:ascii="Consolas" w:eastAsia="Consolas" w:hAnsi="Consolas" w:cs="Consolas"/>
-          <w:b/>
-          <w:bCs/>
-          <w:sz w:val="28"/>
-          <w:szCs w:val="28"/>
-        </w:rPr>
-        <w:t>&gt;</w:t>
+        <w:t>&lt;footer&gt;</w:t>
       </w:r>
       <w:r>
         <w:rPr>
@@ -2618,187 +2029,87 @@
           <w:sz w:val="28"/>
           <w:szCs w:val="28"/>
         </w:rPr>
-        <w:t>&lt;</w:t>
-      </w:r>
-      <w:proofErr w:type="gramStart"/>
-      <w:r>
-        <w:rPr>
-          <w:rFonts w:ascii="Aptos" w:eastAsia="Aptos" w:hAnsi="Aptos" w:cs="Aptos"/>
-          <w:color w:val="4EA72E" w:themeColor="accent6"/>
-          <w:sz w:val="28"/>
-          <w:szCs w:val="28"/>
-        </w:rPr>
-        <w:t>header&gt;</w:t>
-      </w:r>
-      <w:proofErr w:type="gramEnd"/>
-      <w:r>
-        <w:rPr>
-          <w:rFonts w:ascii="Aptos" w:eastAsia="Aptos" w:hAnsi="Aptos" w:cs="Aptos"/>
-          <w:color w:val="4EA72E" w:themeColor="accent6"/>
-          <w:sz w:val="28"/>
-          <w:szCs w:val="28"/>
-        </w:rPr>
-        <w:t>Website Title&lt;/header&gt;</w:t>
-      </w:r>
-    </w:p>
-    <w:p>
-      <w:pPr>
-        <w:spacing w:before="240" w:after="240"/>
-        <w:rPr>
-          <w:rFonts w:ascii="Aptos" w:eastAsia="Aptos" w:hAnsi="Aptos" w:cs="Aptos"/>
-          <w:color w:val="4EA72E" w:themeColor="accent6"/>
-          <w:sz w:val="28"/>
-          <w:szCs w:val="28"/>
-        </w:rPr>
-      </w:pPr>
-      <w:r>
-        <w:rPr>
-          <w:rFonts w:ascii="Aptos" w:eastAsia="Aptos" w:hAnsi="Aptos" w:cs="Aptos"/>
-          <w:color w:val="4EA72E" w:themeColor="accent6"/>
-          <w:sz w:val="28"/>
-          <w:szCs w:val="28"/>
-        </w:rPr>
-        <w:t>&lt;</w:t>
-      </w:r>
-      <w:proofErr w:type="gramStart"/>
-      <w:r>
-        <w:rPr>
-          <w:rFonts w:ascii="Aptos" w:eastAsia="Aptos" w:hAnsi="Aptos" w:cs="Aptos"/>
-          <w:color w:val="4EA72E" w:themeColor="accent6"/>
-          <w:sz w:val="28"/>
-          <w:szCs w:val="28"/>
-        </w:rPr>
-        <w:t>nav&gt;</w:t>
-      </w:r>
-      <w:proofErr w:type="gramEnd"/>
-      <w:r>
-        <w:rPr>
-          <w:rFonts w:ascii="Aptos" w:eastAsia="Aptos" w:hAnsi="Aptos" w:cs="Aptos"/>
-          <w:color w:val="4EA72E" w:themeColor="accent6"/>
-          <w:sz w:val="28"/>
-          <w:szCs w:val="28"/>
-        </w:rPr>
-        <w:t>Navigation Links&lt;/nav&gt;</w:t>
-      </w:r>
-    </w:p>
-    <w:p>
-      <w:pPr>
-        <w:spacing w:before="240" w:after="240"/>
-        <w:rPr>
-          <w:rFonts w:ascii="Aptos" w:eastAsia="Aptos" w:hAnsi="Aptos" w:cs="Aptos"/>
-          <w:color w:val="4EA72E" w:themeColor="accent6"/>
-          <w:sz w:val="28"/>
-          <w:szCs w:val="28"/>
-        </w:rPr>
-      </w:pPr>
-      <w:r>
-        <w:rPr>
-          <w:rFonts w:ascii="Aptos" w:eastAsia="Aptos" w:hAnsi="Aptos" w:cs="Aptos"/>
-          <w:color w:val="4EA72E" w:themeColor="accent6"/>
-          <w:sz w:val="28"/>
-          <w:szCs w:val="28"/>
-        </w:rPr>
-        <w:t>&lt;</w:t>
-      </w:r>
-      <w:proofErr w:type="gramStart"/>
-      <w:r>
-        <w:rPr>
-          <w:rFonts w:ascii="Aptos" w:eastAsia="Aptos" w:hAnsi="Aptos" w:cs="Aptos"/>
-          <w:color w:val="4EA72E" w:themeColor="accent6"/>
-          <w:sz w:val="28"/>
-          <w:szCs w:val="28"/>
-        </w:rPr>
-        <w:t>main</w:t>
-      </w:r>
-      <w:proofErr w:type="gramEnd"/>
-      <w:r>
-        <w:rPr>
-          <w:rFonts w:ascii="Aptos" w:eastAsia="Aptos" w:hAnsi="Aptos" w:cs="Aptos"/>
-          <w:color w:val="4EA72E" w:themeColor="accent6"/>
-          <w:sz w:val="28"/>
-          <w:szCs w:val="28"/>
-        </w:rPr>
-        <w:t>&gt;</w:t>
-      </w:r>
-    </w:p>
-    <w:p>
-      <w:pPr>
-        <w:spacing w:before="240" w:after="240"/>
-        <w:rPr>
-          <w:rFonts w:ascii="Aptos" w:eastAsia="Aptos" w:hAnsi="Aptos" w:cs="Aptos"/>
-          <w:color w:val="4EA72E" w:themeColor="accent6"/>
-          <w:sz w:val="28"/>
-          <w:szCs w:val="28"/>
-        </w:rPr>
-      </w:pPr>
-      <w:r>
-        <w:rPr>
-          <w:rFonts w:ascii="Aptos" w:eastAsia="Aptos" w:hAnsi="Aptos" w:cs="Aptos"/>
-          <w:color w:val="4EA72E" w:themeColor="accent6"/>
-          <w:sz w:val="28"/>
-          <w:szCs w:val="28"/>
-        </w:rPr>
-        <w:t>&lt;</w:t>
-      </w:r>
-      <w:proofErr w:type="gramStart"/>
-      <w:r>
-        <w:rPr>
-          <w:rFonts w:ascii="Aptos" w:eastAsia="Aptos" w:hAnsi="Aptos" w:cs="Aptos"/>
-          <w:color w:val="4EA72E" w:themeColor="accent6"/>
-          <w:sz w:val="28"/>
-          <w:szCs w:val="28"/>
-        </w:rPr>
-        <w:t>section</w:t>
-      </w:r>
-      <w:proofErr w:type="gramEnd"/>
-      <w:r>
-        <w:rPr>
-          <w:rFonts w:ascii="Aptos" w:eastAsia="Aptos" w:hAnsi="Aptos" w:cs="Aptos"/>
-          <w:color w:val="4EA72E" w:themeColor="accent6"/>
-          <w:sz w:val="28"/>
-          <w:szCs w:val="28"/>
-        </w:rPr>
-        <w:t>&gt;</w:t>
-      </w:r>
-    </w:p>
-    <w:p>
-      <w:pPr>
-        <w:spacing w:before="240" w:after="240"/>
-        <w:rPr>
-          <w:rFonts w:ascii="Aptos" w:eastAsia="Aptos" w:hAnsi="Aptos" w:cs="Aptos"/>
-          <w:color w:val="4EA72E" w:themeColor="accent6"/>
-          <w:sz w:val="28"/>
-          <w:szCs w:val="28"/>
-        </w:rPr>
-      </w:pPr>
-      <w:r>
-        <w:rPr>
-          <w:rFonts w:ascii="Aptos" w:eastAsia="Aptos" w:hAnsi="Aptos" w:cs="Aptos"/>
-          <w:color w:val="4EA72E" w:themeColor="accent6"/>
-          <w:sz w:val="28"/>
-          <w:szCs w:val="28"/>
-        </w:rPr>
-        <w:t>&lt;</w:t>
-      </w:r>
-      <w:proofErr w:type="gramStart"/>
-      <w:r>
-        <w:rPr>
-          <w:rFonts w:ascii="Aptos" w:eastAsia="Aptos" w:hAnsi="Aptos" w:cs="Aptos"/>
-          <w:color w:val="4EA72E" w:themeColor="accent6"/>
-          <w:sz w:val="28"/>
-          <w:szCs w:val="28"/>
-        </w:rPr>
-        <w:t>article&gt;</w:t>
-      </w:r>
-      <w:proofErr w:type="gramEnd"/>
-      <w:r>
-        <w:rPr>
-          <w:rFonts w:ascii="Aptos" w:eastAsia="Aptos" w:hAnsi="Aptos" w:cs="Aptos"/>
-          <w:color w:val="4EA72E" w:themeColor="accent6"/>
-          <w:sz w:val="28"/>
-          <w:szCs w:val="28"/>
-        </w:rPr>
-        <w:t>Blog Post Content&lt;/article&gt;</w:t>
+        <w:t>&lt;header&gt;Website Title&lt;/header&gt;</w:t>
+      </w:r>
+    </w:p>
+    <w:p>
+      <w:pPr>
+        <w:spacing w:before="240" w:after="240"/>
+        <w:rPr>
+          <w:rFonts w:ascii="Aptos" w:eastAsia="Aptos" w:hAnsi="Aptos" w:cs="Aptos"/>
+          <w:color w:val="4EA72E" w:themeColor="accent6"/>
+          <w:sz w:val="28"/>
+          <w:szCs w:val="28"/>
+        </w:rPr>
+      </w:pPr>
+      <w:r>
+        <w:rPr>
+          <w:rFonts w:ascii="Aptos" w:eastAsia="Aptos" w:hAnsi="Aptos" w:cs="Aptos"/>
+          <w:color w:val="4EA72E" w:themeColor="accent6"/>
+          <w:sz w:val="28"/>
+          <w:szCs w:val="28"/>
+        </w:rPr>
+        <w:t>&lt;nav&gt;Navigation Links&lt;/nav&gt;</w:t>
+      </w:r>
+    </w:p>
+    <w:p>
+      <w:pPr>
+        <w:spacing w:before="240" w:after="240"/>
+        <w:rPr>
+          <w:rFonts w:ascii="Aptos" w:eastAsia="Aptos" w:hAnsi="Aptos" w:cs="Aptos"/>
+          <w:color w:val="4EA72E" w:themeColor="accent6"/>
+          <w:sz w:val="28"/>
+          <w:szCs w:val="28"/>
+        </w:rPr>
+      </w:pPr>
+      <w:r>
+        <w:rPr>
+          <w:rFonts w:ascii="Aptos" w:eastAsia="Aptos" w:hAnsi="Aptos" w:cs="Aptos"/>
+          <w:color w:val="4EA72E" w:themeColor="accent6"/>
+          <w:sz w:val="28"/>
+          <w:szCs w:val="28"/>
+        </w:rPr>
+        <w:t>&lt;main&gt;</w:t>
+      </w:r>
+    </w:p>
+    <w:p>
+      <w:pPr>
+        <w:spacing w:before="240" w:after="240"/>
+        <w:rPr>
+          <w:rFonts w:ascii="Aptos" w:eastAsia="Aptos" w:hAnsi="Aptos" w:cs="Aptos"/>
+          <w:color w:val="4EA72E" w:themeColor="accent6"/>
+          <w:sz w:val="28"/>
+          <w:szCs w:val="28"/>
+        </w:rPr>
+      </w:pPr>
+      <w:r>
+        <w:rPr>
+          <w:rFonts w:ascii="Aptos" w:eastAsia="Aptos" w:hAnsi="Aptos" w:cs="Aptos"/>
+          <w:color w:val="4EA72E" w:themeColor="accent6"/>
+          <w:sz w:val="28"/>
+          <w:szCs w:val="28"/>
+        </w:rPr>
+        <w:t>&lt;section&gt;</w:t>
+      </w:r>
+    </w:p>
+    <w:p>
+      <w:pPr>
+        <w:spacing w:before="240" w:after="240"/>
+        <w:rPr>
+          <w:rFonts w:ascii="Aptos" w:eastAsia="Aptos" w:hAnsi="Aptos" w:cs="Aptos"/>
+          <w:color w:val="4EA72E" w:themeColor="accent6"/>
+          <w:sz w:val="28"/>
+          <w:szCs w:val="28"/>
+        </w:rPr>
+      </w:pPr>
+      <w:r>
+        <w:rPr>
+          <w:rFonts w:ascii="Aptos" w:eastAsia="Aptos" w:hAnsi="Aptos" w:cs="Aptos"/>
+          <w:color w:val="4EA72E" w:themeColor="accent6"/>
+          <w:sz w:val="28"/>
+          <w:szCs w:val="28"/>
+        </w:rPr>
+        <w:t>&lt;article&gt;Blog Post Content&lt;/article&gt;</w:t>
       </w:r>
     </w:p>
     <w:p>
@@ -2858,27 +2169,7 @@
           <w:sz w:val="28"/>
           <w:szCs w:val="28"/>
         </w:rPr>
-        <w:t>&lt;</w:t>
-      </w:r>
-      <w:proofErr w:type="gramStart"/>
-      <w:r>
-        <w:rPr>
-          <w:rFonts w:ascii="Aptos" w:eastAsia="Aptos" w:hAnsi="Aptos" w:cs="Aptos"/>
-          <w:color w:val="4EA72E" w:themeColor="accent6"/>
-          <w:sz w:val="28"/>
-          <w:szCs w:val="28"/>
-        </w:rPr>
-        <w:t>footer&gt;</w:t>
-      </w:r>
-      <w:proofErr w:type="gramEnd"/>
-      <w:r>
-        <w:rPr>
-          <w:rFonts w:ascii="Aptos" w:eastAsia="Aptos" w:hAnsi="Aptos" w:cs="Aptos"/>
-          <w:color w:val="4EA72E" w:themeColor="accent6"/>
-          <w:sz w:val="28"/>
-          <w:szCs w:val="28"/>
-        </w:rPr>
-        <w:t>Copyright 2026&lt;/footer&gt;</w:t>
+        <w:t>&lt;footer&gt;Copyright 2026&lt;/footer&gt;</w:t>
       </w:r>
     </w:p>
     <w:p>
@@ -2940,29 +2231,7 @@
           <w:sz w:val="28"/>
           <w:szCs w:val="28"/>
         </w:rPr>
-        <w:t>&lt;</w:t>
-      </w:r>
-      <w:proofErr w:type="gramStart"/>
-      <w:r>
-        <w:rPr>
-          <w:rFonts w:ascii="Consolas" w:eastAsia="Consolas" w:hAnsi="Consolas" w:cs="Consolas"/>
-          <w:b/>
-          <w:bCs/>
-          <w:sz w:val="28"/>
-          <w:szCs w:val="28"/>
-        </w:rPr>
-        <w:t>form</w:t>
-      </w:r>
-      <w:proofErr w:type="gramEnd"/>
-      <w:r>
-        <w:rPr>
-          <w:rFonts w:ascii="Consolas" w:eastAsia="Consolas" w:hAnsi="Consolas" w:cs="Consolas"/>
-          <w:b/>
-          <w:bCs/>
-          <w:sz w:val="28"/>
-          <w:szCs w:val="28"/>
-        </w:rPr>
-        <w:t>&gt;</w:t>
+        <w:t>&lt;form&gt;</w:t>
       </w:r>
       <w:r>
         <w:rPr>
@@ -3040,23 +2309,13 @@
           <w:szCs w:val="28"/>
         </w:rPr>
       </w:pPr>
-      <w:proofErr w:type="gramStart"/>
-      <w:r>
-        <w:rPr>
-          <w:rFonts w:ascii="Consolas" w:eastAsia="Consolas" w:hAnsi="Consolas" w:cs="Consolas"/>
-          <w:sz w:val="28"/>
-          <w:szCs w:val="28"/>
-        </w:rPr>
-        <w:t>type</w:t>
-      </w:r>
-      <w:proofErr w:type="gramEnd"/>
-      <w:r>
-        <w:rPr>
-          <w:rFonts w:ascii="Consolas" w:eastAsia="Consolas" w:hAnsi="Consolas" w:cs="Consolas"/>
-          <w:sz w:val="28"/>
-          <w:szCs w:val="28"/>
-        </w:rPr>
-        <w:t>="text"</w:t>
+      <w:r>
+        <w:rPr>
+          <w:rFonts w:ascii="Consolas" w:eastAsia="Consolas" w:hAnsi="Consolas" w:cs="Consolas"/>
+          <w:sz w:val="28"/>
+          <w:szCs w:val="28"/>
+        </w:rPr>
+        <w:t>type="text"</w:t>
       </w:r>
       <w:r>
         <w:rPr>
@@ -3113,23 +2372,13 @@
           <w:szCs w:val="28"/>
         </w:rPr>
       </w:pPr>
-      <w:proofErr w:type="gramStart"/>
-      <w:r>
-        <w:rPr>
-          <w:rFonts w:ascii="Consolas" w:eastAsia="Consolas" w:hAnsi="Consolas" w:cs="Consolas"/>
-          <w:sz w:val="28"/>
-          <w:szCs w:val="28"/>
-        </w:rPr>
-        <w:t>type</w:t>
-      </w:r>
-      <w:proofErr w:type="gramEnd"/>
-      <w:r>
-        <w:rPr>
-          <w:rFonts w:ascii="Consolas" w:eastAsia="Consolas" w:hAnsi="Consolas" w:cs="Consolas"/>
-          <w:sz w:val="28"/>
-          <w:szCs w:val="28"/>
-        </w:rPr>
-        <w:t>="checkbox"</w:t>
+      <w:r>
+        <w:rPr>
+          <w:rFonts w:ascii="Consolas" w:eastAsia="Consolas" w:hAnsi="Consolas" w:cs="Consolas"/>
+          <w:sz w:val="28"/>
+          <w:szCs w:val="28"/>
+        </w:rPr>
+        <w:t>type="checkbox"</w:t>
       </w:r>
       <w:r>
         <w:rPr>
@@ -3154,23 +2403,13 @@
           <w:szCs w:val="28"/>
         </w:rPr>
       </w:pPr>
-      <w:proofErr w:type="gramStart"/>
-      <w:r>
-        <w:rPr>
-          <w:rFonts w:ascii="Consolas" w:eastAsia="Consolas" w:hAnsi="Consolas" w:cs="Consolas"/>
-          <w:sz w:val="28"/>
-          <w:szCs w:val="28"/>
-        </w:rPr>
-        <w:t>type</w:t>
-      </w:r>
-      <w:proofErr w:type="gramEnd"/>
-      <w:r>
-        <w:rPr>
-          <w:rFonts w:ascii="Consolas" w:eastAsia="Consolas" w:hAnsi="Consolas" w:cs="Consolas"/>
-          <w:sz w:val="28"/>
-          <w:szCs w:val="28"/>
-        </w:rPr>
-        <w:t>="radio"</w:t>
+      <w:r>
+        <w:rPr>
+          <w:rFonts w:ascii="Consolas" w:eastAsia="Consolas" w:hAnsi="Consolas" w:cs="Consolas"/>
+          <w:sz w:val="28"/>
+          <w:szCs w:val="28"/>
+        </w:rPr>
+        <w:t>type="radio"</w:t>
       </w:r>
       <w:r>
         <w:rPr>
@@ -3219,29 +2458,7 @@
           <w:sz w:val="28"/>
           <w:szCs w:val="28"/>
         </w:rPr>
-        <w:t>&lt;</w:t>
-      </w:r>
-      <w:proofErr w:type="gramStart"/>
-      <w:r>
-        <w:rPr>
-          <w:rFonts w:ascii="Consolas" w:eastAsia="Consolas" w:hAnsi="Consolas" w:cs="Consolas"/>
-          <w:b/>
-          <w:bCs/>
-          <w:sz w:val="28"/>
-          <w:szCs w:val="28"/>
-        </w:rPr>
-        <w:t>label</w:t>
-      </w:r>
-      <w:proofErr w:type="gramEnd"/>
-      <w:r>
-        <w:rPr>
-          <w:rFonts w:ascii="Consolas" w:eastAsia="Consolas" w:hAnsi="Consolas" w:cs="Consolas"/>
-          <w:b/>
-          <w:bCs/>
-          <w:sz w:val="28"/>
-          <w:szCs w:val="28"/>
-        </w:rPr>
-        <w:t>&gt;</w:t>
+        <w:t>&lt;label&gt;</w:t>
       </w:r>
       <w:r>
         <w:rPr>
@@ -3259,25 +2476,7 @@
           <w:sz w:val="28"/>
           <w:szCs w:val="28"/>
         </w:rPr>
-        <w:t xml:space="preserve"> Crucial!  The </w:t>
-      </w:r>
-      <w:proofErr w:type="gramStart"/>
-      <w:r>
-        <w:rPr>
-          <w:rFonts w:ascii="Aptos" w:eastAsia="Aptos" w:hAnsi="Aptos" w:cs="Aptos"/>
-          <w:sz w:val="28"/>
-          <w:szCs w:val="28"/>
-        </w:rPr>
-        <w:t>For</w:t>
-      </w:r>
-      <w:proofErr w:type="gramEnd"/>
-      <w:r>
-        <w:rPr>
-          <w:rFonts w:ascii="Aptos" w:eastAsia="Aptos" w:hAnsi="Aptos" w:cs="Aptos"/>
-          <w:sz w:val="28"/>
-          <w:szCs w:val="28"/>
-        </w:rPr>
-        <w:t xml:space="preserve"> attribute must match the input </w:t>
+        <w:t xml:space="preserve"> Crucial!  The For attribute must match the input </w:t>
       </w:r>
       <w:r>
         <w:rPr>
@@ -3318,29 +2517,7 @@
           <w:sz w:val="28"/>
           <w:szCs w:val="28"/>
         </w:rPr>
-        <w:t>&lt;</w:t>
-      </w:r>
-      <w:proofErr w:type="gramStart"/>
-      <w:r>
-        <w:rPr>
-          <w:rFonts w:ascii="Consolas" w:eastAsia="Consolas" w:hAnsi="Consolas" w:cs="Consolas"/>
-          <w:b/>
-          <w:bCs/>
-          <w:sz w:val="28"/>
-          <w:szCs w:val="28"/>
-        </w:rPr>
-        <w:t>select</w:t>
-      </w:r>
-      <w:proofErr w:type="gramEnd"/>
-      <w:r>
-        <w:rPr>
-          <w:rFonts w:ascii="Consolas" w:eastAsia="Consolas" w:hAnsi="Consolas" w:cs="Consolas"/>
-          <w:b/>
-          <w:bCs/>
-          <w:sz w:val="28"/>
-          <w:szCs w:val="28"/>
-        </w:rPr>
-        <w:t>&gt;</w:t>
+        <w:t>&lt;select&gt;</w:t>
       </w:r>
       <w:r>
         <w:rPr>
@@ -3428,27 +2605,7 @@
           <w:sz w:val="28"/>
           <w:szCs w:val="28"/>
         </w:rPr>
-        <w:t>&lt;label for="name"&gt;</w:t>
-      </w:r>
-      <w:proofErr w:type="gramStart"/>
-      <w:r>
-        <w:rPr>
-          <w:rFonts w:ascii="Aptos" w:eastAsia="Aptos" w:hAnsi="Aptos" w:cs="Aptos"/>
-          <w:color w:val="4EA72E" w:themeColor="accent6"/>
-          <w:sz w:val="28"/>
-          <w:szCs w:val="28"/>
-        </w:rPr>
-        <w:t>Name:</w:t>
-      </w:r>
-      <w:proofErr w:type="gramEnd"/>
-      <w:r>
-        <w:rPr>
-          <w:rFonts w:ascii="Aptos" w:eastAsia="Aptos" w:hAnsi="Aptos" w:cs="Aptos"/>
-          <w:color w:val="4EA72E" w:themeColor="accent6"/>
-          <w:sz w:val="28"/>
-          <w:szCs w:val="28"/>
-        </w:rPr>
-        <w:t>&lt;/label&gt;</w:t>
+        <w:t>&lt;label for="name"&gt;Name:&lt;/label&gt;</w:t>
       </w:r>
     </w:p>
     <w:p>
@@ -3500,27 +2657,7 @@
           <w:sz w:val="28"/>
           <w:szCs w:val="28"/>
         </w:rPr>
-        <w:t>&lt;</w:t>
-      </w:r>
-      <w:proofErr w:type="gramStart"/>
-      <w:r>
-        <w:rPr>
-          <w:rFonts w:ascii="Aptos" w:eastAsia="Aptos" w:hAnsi="Aptos" w:cs="Aptos"/>
-          <w:color w:val="4EA72E" w:themeColor="accent6"/>
-          <w:sz w:val="28"/>
-          <w:szCs w:val="28"/>
-        </w:rPr>
-        <w:t>label&gt;</w:t>
-      </w:r>
-      <w:proofErr w:type="gramEnd"/>
-      <w:r>
-        <w:rPr>
-          <w:rFonts w:ascii="Aptos" w:eastAsia="Aptos" w:hAnsi="Aptos" w:cs="Aptos"/>
-          <w:color w:val="4EA72E" w:themeColor="accent6"/>
-          <w:sz w:val="28"/>
-          <w:szCs w:val="28"/>
-        </w:rPr>
-        <w:t>FavoriteColor:&lt;/label&gt;</w:t>
+        <w:t>&lt;label&gt;FavoriteColor:&lt;/label&gt;</w:t>
       </w:r>
     </w:p>
     <w:p>
@@ -3729,27 +2866,7 @@
           <w:sz w:val="28"/>
           <w:szCs w:val="28"/>
         </w:rPr>
-        <w:t>&lt;iframesrc="https://www.wikipedia.org" height="300" width="</w:t>
-      </w:r>
-      <w:proofErr w:type="gramStart"/>
-      <w:r>
-        <w:rPr>
-          <w:rFonts w:ascii="Aptos" w:eastAsia="Aptos" w:hAnsi="Aptos" w:cs="Aptos"/>
-          <w:color w:val="4EA72E" w:themeColor="accent6"/>
-          <w:sz w:val="28"/>
-          <w:szCs w:val="28"/>
-        </w:rPr>
-        <w:t>100%</w:t>
-      </w:r>
-      <w:proofErr w:type="gramEnd"/>
-      <w:r>
-        <w:rPr>
-          <w:rFonts w:ascii="Aptos" w:eastAsia="Aptos" w:hAnsi="Aptos" w:cs="Aptos"/>
-          <w:color w:val="4EA72E" w:themeColor="accent6"/>
-          <w:sz w:val="28"/>
-          <w:szCs w:val="28"/>
-        </w:rPr>
-        <w:t>"&gt;&lt;/iframe&gt;</w:t>
+        <w:t>&lt;iframesrc="https://www.wikipedia.org" height="300" width="100%"&gt;&lt;/iframe&gt;</w:t>
       </w:r>
     </w:p>
     <w:p>
@@ -3774,29 +2891,7 @@
           <w:sz w:val="28"/>
           <w:szCs w:val="28"/>
         </w:rPr>
-        <w:t>&lt;</w:t>
-      </w:r>
-      <w:proofErr w:type="gramStart"/>
-      <w:r>
-        <w:rPr>
-          <w:rFonts w:ascii="Consolas" w:eastAsia="Consolas" w:hAnsi="Consolas" w:cs="Consolas"/>
-          <w:b/>
-          <w:bCs/>
-          <w:sz w:val="28"/>
-          <w:szCs w:val="28"/>
-        </w:rPr>
-        <w:t>video</w:t>
-      </w:r>
-      <w:proofErr w:type="gramEnd"/>
-      <w:r>
-        <w:rPr>
-          <w:rFonts w:ascii="Consolas" w:eastAsia="Consolas" w:hAnsi="Consolas" w:cs="Consolas"/>
-          <w:b/>
-          <w:bCs/>
-          <w:sz w:val="28"/>
-          <w:szCs w:val="28"/>
-        </w:rPr>
-        <w:t>&gt;</w:t>
+        <w:t>&lt;video&gt;</w:t>
       </w:r>
       <w:r>
         <w:rPr>
@@ -3875,29 +2970,7 @@
           <w:sz w:val="28"/>
           <w:szCs w:val="28"/>
         </w:rPr>
-        <w:t>&lt;</w:t>
-      </w:r>
-      <w:proofErr w:type="gramStart"/>
-      <w:r>
-        <w:rPr>
-          <w:rFonts w:ascii="Consolas" w:eastAsia="Consolas" w:hAnsi="Consolas" w:cs="Consolas"/>
-          <w:b/>
-          <w:bCs/>
-          <w:sz w:val="28"/>
-          <w:szCs w:val="28"/>
-        </w:rPr>
-        <w:t>iframe</w:t>
-      </w:r>
-      <w:proofErr w:type="gramEnd"/>
-      <w:r>
-        <w:rPr>
-          <w:rFonts w:ascii="Consolas" w:eastAsia="Consolas" w:hAnsi="Consolas" w:cs="Consolas"/>
-          <w:b/>
-          <w:bCs/>
-          <w:sz w:val="28"/>
-          <w:szCs w:val="28"/>
-        </w:rPr>
-        <w:t>&gt;</w:t>
+        <w:t>&lt;iframe&gt;</w:t>
       </w:r>
       <w:r>
         <w:rPr>
@@ -4065,20 +3138,8 @@
           <w:sz w:val="28"/>
           <w:szCs w:val="28"/>
         </w:rPr>
-        <w:t xml:space="preserve">Meta </w:t>
-      </w:r>
-      <w:proofErr w:type="gramStart"/>
-      <w:r>
-        <w:rPr>
-          <w:rFonts w:ascii="Aptos" w:eastAsia="Aptos" w:hAnsi="Aptos" w:cs="Aptos"/>
-          <w:b/>
-          <w:bCs/>
-          <w:sz w:val="28"/>
-          <w:szCs w:val="28"/>
-        </w:rPr>
-        <w:t>Charset:</w:t>
-      </w:r>
-      <w:proofErr w:type="gramEnd"/>
+        <w:t>Meta Charset:</w:t>
+      </w:r>
       <w:r>
         <w:rPr>
           <w:rFonts w:ascii="Consolas" w:eastAsia="Consolas" w:hAnsi="Consolas" w:cs="Consolas"/>
@@ -4143,7 +3204,6 @@
           <w:szCs w:val="28"/>
         </w:rPr>
       </w:pPr>
-      <w:proofErr w:type="gramStart"/>
       <w:r>
         <w:rPr>
           <w:rFonts w:ascii="Aptos" w:eastAsia="Aptos" w:hAnsi="Aptos" w:cs="Aptos"/>
@@ -4154,7 +3214,6 @@
         </w:rPr>
         <w:t>Description:</w:t>
       </w:r>
-      <w:proofErr w:type="gramEnd"/>
       <w:r>
         <w:rPr>
           <w:rFonts w:ascii="Consolas" w:eastAsia="Consolas" w:hAnsi="Consolas" w:cs="Consolas"/>
@@ -4248,107 +3307,47 @@
           <w:sz w:val="28"/>
           <w:szCs w:val="28"/>
         </w:rPr>
-        <w:t>&lt;</w:t>
-      </w:r>
-      <w:proofErr w:type="gramStart"/>
-      <w:r>
-        <w:rPr>
-          <w:rFonts w:ascii="Aptos" w:eastAsia="Aptos" w:hAnsi="Aptos" w:cs="Aptos"/>
-          <w:color w:val="4EA72E" w:themeColor="accent6"/>
-          <w:sz w:val="28"/>
-          <w:szCs w:val="28"/>
-        </w:rPr>
-        <w:t>meta</w:t>
-      </w:r>
-      <w:proofErr w:type="gramEnd"/>
-      <w:r>
-        <w:rPr>
-          <w:rFonts w:ascii="Aptos" w:eastAsia="Aptos" w:hAnsi="Aptos" w:cs="Aptos"/>
-          <w:color w:val="4EA72E" w:themeColor="accent6"/>
-          <w:sz w:val="28"/>
-          <w:szCs w:val="28"/>
-        </w:rPr>
-        <w:t xml:space="preserve"> name="description" content="Learn HTML from scratch with this guide."&gt;</w:t>
-      </w:r>
-    </w:p>
-    <w:p>
-      <w:pPr>
-        <w:spacing w:before="240" w:after="240"/>
-        <w:rPr>
-          <w:rFonts w:ascii="Aptos" w:eastAsia="Aptos" w:hAnsi="Aptos" w:cs="Aptos"/>
-          <w:color w:val="4EA72E" w:themeColor="accent6"/>
-          <w:sz w:val="28"/>
-          <w:szCs w:val="28"/>
-        </w:rPr>
-      </w:pPr>
-      <w:r>
-        <w:rPr>
-          <w:rFonts w:ascii="Aptos" w:eastAsia="Aptos" w:hAnsi="Aptos" w:cs="Aptos"/>
-          <w:color w:val="4EA72E" w:themeColor="accent6"/>
-          <w:sz w:val="28"/>
-          <w:szCs w:val="28"/>
-        </w:rPr>
-        <w:t>&lt;</w:t>
-      </w:r>
-      <w:proofErr w:type="gramStart"/>
-      <w:r>
-        <w:rPr>
-          <w:rFonts w:ascii="Aptos" w:eastAsia="Aptos" w:hAnsi="Aptos" w:cs="Aptos"/>
-          <w:color w:val="4EA72E" w:themeColor="accent6"/>
-          <w:sz w:val="28"/>
-          <w:szCs w:val="28"/>
-        </w:rPr>
-        <w:t>meta</w:t>
-      </w:r>
-      <w:proofErr w:type="gramEnd"/>
-      <w:r>
-        <w:rPr>
-          <w:rFonts w:ascii="Aptos" w:eastAsia="Aptos" w:hAnsi="Aptos" w:cs="Aptos"/>
-          <w:color w:val="4EA72E" w:themeColor="accent6"/>
-          <w:sz w:val="28"/>
-          <w:szCs w:val="28"/>
-        </w:rPr>
-        <w:t xml:space="preserve"> name="viewport" content="width=device-width, initial-scale=1.0"&gt;</w:t>
-      </w:r>
-    </w:p>
-    <w:p>
-      <w:pPr>
-        <w:spacing w:before="240" w:after="240"/>
-        <w:rPr>
-          <w:rFonts w:ascii="Aptos" w:eastAsia="Aptos" w:hAnsi="Aptos" w:cs="Aptos"/>
-          <w:color w:val="4EA72E" w:themeColor="accent6"/>
-          <w:sz w:val="28"/>
-          <w:szCs w:val="28"/>
-        </w:rPr>
-      </w:pPr>
-      <w:r>
-        <w:rPr>
-          <w:rFonts w:ascii="Aptos" w:eastAsia="Aptos" w:hAnsi="Aptos" w:cs="Aptos"/>
-          <w:color w:val="4EA72E" w:themeColor="accent6"/>
-          <w:sz w:val="28"/>
-          <w:szCs w:val="28"/>
-        </w:rPr>
-        <w:t>&lt;meta property="og</w:t>
-      </w:r>
-      <w:proofErr w:type="gramStart"/>
-      <w:r>
-        <w:rPr>
-          <w:rFonts w:ascii="Aptos" w:eastAsia="Aptos" w:hAnsi="Aptos" w:cs="Aptos"/>
-          <w:color w:val="4EA72E" w:themeColor="accent6"/>
-          <w:sz w:val="28"/>
-          <w:szCs w:val="28"/>
-        </w:rPr>
-        <w:t>:title</w:t>
-      </w:r>
-      <w:proofErr w:type="gramEnd"/>
-      <w:r>
-        <w:rPr>
-          <w:rFonts w:ascii="Aptos" w:eastAsia="Aptos" w:hAnsi="Aptos" w:cs="Aptos"/>
-          <w:color w:val="4EA72E" w:themeColor="accent6"/>
-          <w:sz w:val="28"/>
-          <w:szCs w:val="28"/>
-        </w:rPr>
-        <w:t>" content="HTML Roadmap"&gt;</w:t>
+        <w:t>&lt;meta name="description" content="Learn HTML from scratch with this guide."&gt;</w:t>
+      </w:r>
+    </w:p>
+    <w:p>
+      <w:pPr>
+        <w:spacing w:before="240" w:after="240"/>
+        <w:rPr>
+          <w:rFonts w:ascii="Aptos" w:eastAsia="Aptos" w:hAnsi="Aptos" w:cs="Aptos"/>
+          <w:color w:val="4EA72E" w:themeColor="accent6"/>
+          <w:sz w:val="28"/>
+          <w:szCs w:val="28"/>
+        </w:rPr>
+      </w:pPr>
+      <w:r>
+        <w:rPr>
+          <w:rFonts w:ascii="Aptos" w:eastAsia="Aptos" w:hAnsi="Aptos" w:cs="Aptos"/>
+          <w:color w:val="4EA72E" w:themeColor="accent6"/>
+          <w:sz w:val="28"/>
+          <w:szCs w:val="28"/>
+        </w:rPr>
+        <w:t>&lt;meta name="viewport" content="width=device-width, initial-scale=1.0"&gt;</w:t>
+      </w:r>
+    </w:p>
+    <w:p>
+      <w:pPr>
+        <w:spacing w:before="240" w:after="240"/>
+        <w:rPr>
+          <w:rFonts w:ascii="Aptos" w:eastAsia="Aptos" w:hAnsi="Aptos" w:cs="Aptos"/>
+          <w:color w:val="4EA72E" w:themeColor="accent6"/>
+          <w:sz w:val="28"/>
+          <w:szCs w:val="28"/>
+        </w:rPr>
+      </w:pPr>
+      <w:r>
+        <w:rPr>
+          <w:rFonts w:ascii="Aptos" w:eastAsia="Aptos" w:hAnsi="Aptos" w:cs="Aptos"/>
+          <w:color w:val="4EA72E" w:themeColor="accent6"/>
+          <w:sz w:val="28"/>
+          <w:szCs w:val="28"/>
+        </w:rPr>
+        <w:t>&lt;meta property="og:title" content="HTML Roadmap"&gt;</w:t>
       </w:r>
     </w:p>
     <w:p>
@@ -4522,25 +3521,7 @@
           <w:sz w:val="28"/>
           <w:szCs w:val="28"/>
         </w:rPr>
-        <w:t xml:space="preserve">&lt;html </w:t>
-      </w:r>
-      <w:proofErr w:type="gramStart"/>
-      <w:r>
-        <w:rPr>
-          <w:rFonts w:ascii="Consolas" w:eastAsia="Consolas" w:hAnsi="Consolas" w:cs="Consolas"/>
-          <w:sz w:val="28"/>
-          <w:szCs w:val="28"/>
-        </w:rPr>
-        <w:t>lang</w:t>
-      </w:r>
-      <w:proofErr w:type="gramEnd"/>
-      <w:r>
-        <w:rPr>
-          <w:rFonts w:ascii="Consolas" w:eastAsia="Consolas" w:hAnsi="Consolas" w:cs="Consolas"/>
-          <w:sz w:val="28"/>
-          <w:szCs w:val="28"/>
-        </w:rPr>
-        <w:t>="en"&gt;</w:t>
+        <w:t>&lt;html lang="en"&gt;</w:t>
       </w:r>
       <w:r>
         <w:rPr>
@@ -4646,33 +3627,15 @@
           <w:b/>
           <w:bCs/>
         </w:rPr>
-        <w:t xml:space="preserve"> Modern HTML </w:t>
-      </w:r>
-      <w:proofErr w:type="gramStart"/>
-      <w:r>
-        <w:rPr>
-          <w:rFonts w:ascii="Aptos" w:eastAsia="Aptos" w:hAnsi="Aptos" w:cs="Aptos"/>
-          <w:b/>
-          <w:bCs/>
-        </w:rPr>
-        <w:t>Features :</w:t>
-      </w:r>
-      <w:r>
-        <w:rPr>
-          <w:rFonts w:ascii="Aptos" w:eastAsia="Aptos" w:hAnsi="Aptos" w:cs="Aptos"/>
-          <w:b/>
-          <w:bCs/>
-        </w:rPr>
-        <w:t>SVGs</w:t>
-      </w:r>
-      <w:proofErr w:type="gramEnd"/>
-      <w:r>
-        <w:rPr>
-          <w:rFonts w:ascii="Aptos" w:eastAsia="Aptos" w:hAnsi="Aptos" w:cs="Aptos"/>
-          <w:b/>
-          <w:bCs/>
-        </w:rPr>
-        <w:t xml:space="preserve"> &amp; Web Templates</w:t>
+        <w:t xml:space="preserve"> Modern HTML Features :</w:t>
+      </w:r>
+      <w:r>
+        <w:rPr>
+          <w:rFonts w:ascii="Aptos" w:eastAsia="Aptos" w:hAnsi="Aptos" w:cs="Aptos"/>
+          <w:b/>
+          <w:bCs/>
+        </w:rPr>
+        <w:t>SVGs &amp; Web Templates</w:t>
       </w:r>
     </w:p>
     <w:p>
@@ -4759,29 +3722,7 @@
           <w:sz w:val="28"/>
           <w:szCs w:val="28"/>
         </w:rPr>
-        <w:t>&lt;</w:t>
-      </w:r>
-      <w:proofErr w:type="gramStart"/>
-      <w:r>
-        <w:rPr>
-          <w:rFonts w:ascii="Consolas" w:eastAsia="Consolas" w:hAnsi="Consolas" w:cs="Consolas"/>
-          <w:b/>
-          <w:bCs/>
-          <w:sz w:val="28"/>
-          <w:szCs w:val="28"/>
-        </w:rPr>
-        <w:t>details</w:t>
-      </w:r>
-      <w:proofErr w:type="gramEnd"/>
-      <w:r>
-        <w:rPr>
-          <w:rFonts w:ascii="Consolas" w:eastAsia="Consolas" w:hAnsi="Consolas" w:cs="Consolas"/>
-          <w:b/>
-          <w:bCs/>
-          <w:sz w:val="28"/>
-          <w:szCs w:val="28"/>
-        </w:rPr>
-        <w:t>&gt;</w:t>
+        <w:t>&lt;details&gt;</w:t>
       </w:r>
       <w:r>
         <w:rPr>
@@ -4869,27 +3810,7 @@
           <w:sz w:val="28"/>
           <w:szCs w:val="28"/>
         </w:rPr>
-        <w:t xml:space="preserve">&lt;circle cx="50" </w:t>
-      </w:r>
-      <w:proofErr w:type="gramStart"/>
-      <w:r>
-        <w:rPr>
-          <w:rFonts w:ascii="Aptos" w:eastAsia="Aptos" w:hAnsi="Aptos" w:cs="Aptos"/>
-          <w:color w:val="4EA72E" w:themeColor="accent6"/>
-          <w:sz w:val="28"/>
-          <w:szCs w:val="28"/>
-        </w:rPr>
-        <w:t>cy</w:t>
-      </w:r>
-      <w:proofErr w:type="gramEnd"/>
-      <w:r>
-        <w:rPr>
-          <w:rFonts w:ascii="Aptos" w:eastAsia="Aptos" w:hAnsi="Aptos" w:cs="Aptos"/>
-          <w:color w:val="4EA72E" w:themeColor="accent6"/>
-          <w:sz w:val="28"/>
-          <w:szCs w:val="28"/>
-        </w:rPr>
-        <w:t>="50" r="40" stroke="black" fill="red" /&gt;</w:t>
+        <w:t>&lt;circle cx="50" cy="50" r="40" stroke="black" fill="red" /&gt;</w:t>
       </w:r>
     </w:p>
     <w:p>
@@ -4960,27 +3881,7 @@
           <w:sz w:val="28"/>
           <w:szCs w:val="28"/>
         </w:rPr>
-        <w:t>&lt;p&gt;This content is hidden until JS shows it</w:t>
-      </w:r>
-      <w:proofErr w:type="gramStart"/>
-      <w:r>
-        <w:rPr>
-          <w:rFonts w:ascii="Aptos" w:eastAsia="Aptos" w:hAnsi="Aptos" w:cs="Aptos"/>
-          <w:color w:val="4EA72E" w:themeColor="accent6"/>
-          <w:sz w:val="28"/>
-          <w:szCs w:val="28"/>
-        </w:rPr>
-        <w:t>.&lt;</w:t>
-      </w:r>
-      <w:proofErr w:type="gramEnd"/>
-      <w:r>
-        <w:rPr>
-          <w:rFonts w:ascii="Aptos" w:eastAsia="Aptos" w:hAnsi="Aptos" w:cs="Aptos"/>
-          <w:color w:val="4EA72E" w:themeColor="accent6"/>
-          <w:sz w:val="28"/>
-          <w:szCs w:val="28"/>
-        </w:rPr>
-        <w:t>/p&gt;</w:t>
+        <w:t>&lt;p&gt;This content is hidden until JS shows it.&lt;/p&gt;</w:t>
       </w:r>
     </w:p>
     <w:p>
@@ -5031,95 +3932,35 @@
           <w:sz w:val="28"/>
           <w:szCs w:val="28"/>
         </w:rPr>
-        <w:t>&lt;</w:t>
-      </w:r>
-      <w:proofErr w:type="gramStart"/>
-      <w:r>
-        <w:rPr>
-          <w:rFonts w:ascii="Aptos" w:eastAsia="Aptos" w:hAnsi="Aptos" w:cs="Aptos"/>
-          <w:color w:val="4EA72E" w:themeColor="accent6"/>
-          <w:sz w:val="28"/>
-          <w:szCs w:val="28"/>
-        </w:rPr>
-        <w:t>details</w:t>
-      </w:r>
-      <w:proofErr w:type="gramEnd"/>
-      <w:r>
-        <w:rPr>
-          <w:rFonts w:ascii="Aptos" w:eastAsia="Aptos" w:hAnsi="Aptos" w:cs="Aptos"/>
-          <w:color w:val="4EA72E" w:themeColor="accent6"/>
-          <w:sz w:val="28"/>
-          <w:szCs w:val="28"/>
-        </w:rPr>
-        <w:t>&gt;</w:t>
-      </w:r>
-    </w:p>
-    <w:p>
-      <w:pPr>
-        <w:spacing w:before="240" w:after="240"/>
-      </w:pPr>
-      <w:r>
-        <w:rPr>
-          <w:rFonts w:ascii="Aptos" w:eastAsia="Aptos" w:hAnsi="Aptos" w:cs="Aptos"/>
-          <w:color w:val="4EA72E" w:themeColor="accent6"/>
-          <w:sz w:val="28"/>
-          <w:szCs w:val="28"/>
-        </w:rPr>
-        <w:t>&lt;</w:t>
-      </w:r>
-      <w:proofErr w:type="gramStart"/>
-      <w:r>
-        <w:rPr>
-          <w:rFonts w:ascii="Aptos" w:eastAsia="Aptos" w:hAnsi="Aptos" w:cs="Aptos"/>
-          <w:color w:val="4EA72E" w:themeColor="accent6"/>
-          <w:sz w:val="28"/>
-          <w:szCs w:val="28"/>
-        </w:rPr>
-        <w:t>summary&gt;</w:t>
-      </w:r>
-      <w:proofErr w:type="gramEnd"/>
-      <w:r>
-        <w:rPr>
-          <w:rFonts w:ascii="Aptos" w:eastAsia="Aptos" w:hAnsi="Aptos" w:cs="Aptos"/>
-          <w:color w:val="4EA72E" w:themeColor="accent6"/>
-          <w:sz w:val="28"/>
-          <w:szCs w:val="28"/>
-        </w:rPr>
-        <w:t>Click to read more&lt;/summary&gt;</w:t>
-      </w:r>
-    </w:p>
-    <w:p>
-      <w:pPr>
-        <w:spacing w:before="240" w:after="240"/>
-      </w:pPr>
-      <w:r>
-        <w:rPr>
-          <w:rFonts w:ascii="Aptos" w:eastAsia="Aptos" w:hAnsi="Aptos" w:cs="Aptos"/>
-          <w:color w:val="4EA72E" w:themeColor="accent6"/>
-          <w:sz w:val="28"/>
-          <w:szCs w:val="28"/>
-        </w:rPr>
-        <w:t>&lt;p&gt;Hidden details revealed</w:t>
-      </w:r>
-      <w:proofErr w:type="gramStart"/>
-      <w:r>
-        <w:rPr>
-          <w:rFonts w:ascii="Aptos" w:eastAsia="Aptos" w:hAnsi="Aptos" w:cs="Aptos"/>
-          <w:color w:val="4EA72E" w:themeColor="accent6"/>
-          <w:sz w:val="28"/>
-          <w:szCs w:val="28"/>
-        </w:rPr>
-        <w:t>!&lt;</w:t>
-      </w:r>
-      <w:proofErr w:type="gramEnd"/>
-      <w:r>
-        <w:rPr>
-          <w:rFonts w:ascii="Aptos" w:eastAsia="Aptos" w:hAnsi="Aptos" w:cs="Aptos"/>
-          <w:color w:val="4EA72E" w:themeColor="accent6"/>
-          <w:sz w:val="28"/>
-          <w:szCs w:val="28"/>
-        </w:rPr>
-        <w:t>/p&gt;</w:t>
+        <w:t>&lt;details&gt;</w:t>
+      </w:r>
+    </w:p>
+    <w:p>
+      <w:pPr>
+        <w:spacing w:before="240" w:after="240"/>
+      </w:pPr>
+      <w:r>
+        <w:rPr>
+          <w:rFonts w:ascii="Aptos" w:eastAsia="Aptos" w:hAnsi="Aptos" w:cs="Aptos"/>
+          <w:color w:val="4EA72E" w:themeColor="accent6"/>
+          <w:sz w:val="28"/>
+          <w:szCs w:val="28"/>
+        </w:rPr>
+        <w:t>&lt;summary&gt;Click to read more&lt;/summary&gt;</w:t>
+      </w:r>
+    </w:p>
+    <w:p>
+      <w:pPr>
+        <w:spacing w:before="240" w:after="240"/>
+      </w:pPr>
+      <w:r>
+        <w:rPr>
+          <w:rFonts w:ascii="Aptos" w:eastAsia="Aptos" w:hAnsi="Aptos" w:cs="Aptos"/>
+          <w:color w:val="4EA72E" w:themeColor="accent6"/>
+          <w:sz w:val="28"/>
+          <w:szCs w:val="28"/>
+        </w:rPr>
+        <w:t>&lt;p&gt;Hidden details revealed!&lt;/p&gt;</w:t>
       </w:r>
     </w:p>
     <w:p>
@@ -5243,25 +4084,7 @@
           <w:b/>
           <w:bCs/>
         </w:rPr>
-        <w:t xml:space="preserve">🟢 </w:t>
-      </w:r>
-      <w:proofErr w:type="gramStart"/>
-      <w:r>
-        <w:rPr>
-          <w:rFonts w:ascii="Aptos" w:eastAsia="Aptos" w:hAnsi="Aptos" w:cs="Aptos"/>
-          <w:b/>
-          <w:bCs/>
-        </w:rPr>
-        <w:t>The</w:t>
-      </w:r>
-      <w:proofErr w:type="gramEnd"/>
-      <w:r>
-        <w:rPr>
-          <w:rFonts w:ascii="Aptos" w:eastAsia="Aptos" w:hAnsi="Aptos" w:cs="Aptos"/>
-          <w:b/>
-          <w:bCs/>
-        </w:rPr>
-        <w:t xml:space="preserve"> Basics (Modules 1-4)</w:t>
+        <w:t>🟢 The Basics (Modules 1-4)</w:t>
       </w:r>
     </w:p>
     <w:p>
@@ -5552,25 +4375,7 @@
           <w:sz w:val="28"/>
           <w:szCs w:val="28"/>
         </w:rPr>
-        <w:t xml:space="preserve"> Build a "Link-in-Bio" page. Create three links to social media profiles. Each link must open in a new tab. </w:t>
-      </w:r>
-      <w:proofErr w:type="gramStart"/>
-      <w:r>
-        <w:rPr>
-          <w:rFonts w:ascii="Aptos" w:eastAsia="Aptos" w:hAnsi="Aptos" w:cs="Aptos"/>
-          <w:sz w:val="28"/>
-          <w:szCs w:val="28"/>
-        </w:rPr>
-        <w:t>Below</w:t>
-      </w:r>
-      <w:proofErr w:type="gramEnd"/>
-      <w:r>
-        <w:rPr>
-          <w:rFonts w:ascii="Aptos" w:eastAsia="Aptos" w:hAnsi="Aptos" w:cs="Aptos"/>
-          <w:sz w:val="28"/>
-          <w:szCs w:val="28"/>
-        </w:rPr>
-        <w:t xml:space="preserve"> the links, add a profile picture.</w:t>
+        <w:t xml:space="preserve"> Build a "Link-in-Bio" page. Create three links to social media profiles. Each link must open in a new tab. Below the links, add a profile picture.</w:t>
       </w:r>
     </w:p>
     <w:p>
@@ -6036,29 +4841,7 @@
           <w:sz w:val="28"/>
           <w:szCs w:val="28"/>
         </w:rPr>
-        <w:t xml:space="preserve">Topic 8: SEO &amp; </w:t>
-      </w:r>
-      <w:proofErr w:type="gramStart"/>
-      <w:r>
-        <w:rPr>
-          <w:rFonts w:ascii="Aptos" w:eastAsia="Aptos" w:hAnsi="Aptos" w:cs="Aptos"/>
-          <w:b/>
-          <w:bCs/>
-          <w:sz w:val="28"/>
-          <w:szCs w:val="28"/>
-        </w:rPr>
-        <w:t>The</w:t>
-      </w:r>
-      <w:proofErr w:type="gramEnd"/>
-      <w:r>
-        <w:rPr>
-          <w:rFonts w:ascii="Aptos" w:eastAsia="Aptos" w:hAnsi="Aptos" w:cs="Aptos"/>
-          <w:b/>
-          <w:bCs/>
-          <w:sz w:val="28"/>
-          <w:szCs w:val="28"/>
-        </w:rPr>
-        <w:t xml:space="preserve"> Head (Scenario: The Digital Marketer)</w:t>
+        <w:t>Topic 8: SEO &amp; The Head (Scenario: The Digital Marketer)</w:t>
       </w:r>
     </w:p>
     <w:p>
@@ -6384,29 +5167,7 @@
           <w:sz w:val="48"/>
           <w:szCs w:val="48"/>
         </w:rPr>
-        <w:t xml:space="preserve">🏆 </w:t>
-      </w:r>
-      <w:proofErr w:type="gramStart"/>
-      <w:r>
-        <w:rPr>
-          <w:rFonts w:ascii="Aptos" w:eastAsia="Aptos" w:hAnsi="Aptos" w:cs="Aptos"/>
-          <w:b/>
-          <w:bCs/>
-          <w:sz w:val="48"/>
-          <w:szCs w:val="48"/>
-        </w:rPr>
-        <w:t>The</w:t>
-      </w:r>
-      <w:proofErr w:type="gramEnd"/>
-      <w:r>
-        <w:rPr>
-          <w:rFonts w:ascii="Aptos" w:eastAsia="Aptos" w:hAnsi="Aptos" w:cs="Aptos"/>
-          <w:b/>
-          <w:bCs/>
-          <w:sz w:val="48"/>
-          <w:szCs w:val="48"/>
-        </w:rPr>
-        <w:t xml:space="preserve"> Final Exam: "The Local Business Hub"</w:t>
+        <w:t>🏆 The Final Exam: "The Local Business Hub"</w:t>
       </w:r>
     </w:p>
     <w:p>
@@ -6717,25 +5478,7 @@
           <w:sz w:val="28"/>
           <w:szCs w:val="28"/>
         </w:rPr>
-        <w:t xml:space="preserve"> text and the site is mobile-responsive via </w:t>
-      </w:r>
-      <w:proofErr w:type="gramStart"/>
-      <w:r>
-        <w:rPr>
-          <w:rFonts w:ascii="Aptos" w:eastAsia="Aptos" w:hAnsi="Aptos" w:cs="Aptos"/>
-          <w:sz w:val="28"/>
-          <w:szCs w:val="28"/>
-        </w:rPr>
-        <w:t>meta</w:t>
-      </w:r>
-      <w:proofErr w:type="gramEnd"/>
-      <w:r>
-        <w:rPr>
-          <w:rFonts w:ascii="Aptos" w:eastAsia="Aptos" w:hAnsi="Aptos" w:cs="Aptos"/>
-          <w:sz w:val="28"/>
-          <w:szCs w:val="28"/>
-        </w:rPr>
-        <w:t xml:space="preserve"> tags.</w:t>
+        <w:t xml:space="preserve"> text and the site is mobile-responsive via meta tags.</w:t>
       </w:r>
     </w:p>
     <w:p/>
@@ -6846,39 +5589,41 @@
           <w:sz w:val="28"/>
           <w:lang w:val="en-US" w:eastAsia="en-US"/>
         </w:rPr>
-        <w:t>Color Scheme</w:t>
-      </w:r>
-      <w:proofErr w:type="gramStart"/>
+        <w:t>Color Scheme:</w:t>
+      </w:r>
       <w:r>
         <w:rPr>
           <w:rFonts w:ascii="Times New Roman" w:eastAsia="Times New Roman" w:hAnsi="Times New Roman" w:cs="Times New Roman"/>
-          <w:b/>
-          <w:bCs/>
           <w:sz w:val="28"/>
           <w:lang w:val="en-US" w:eastAsia="en-US"/>
         </w:rPr>
-        <w:t>:</w:t>
-      </w:r>
-      <w:proofErr w:type="gramEnd"/>
+        <w:br/>
+        <w:t>Define a palette (e.g., warm tones like orange and brown for a pet-friendly vibe). Apply background colors to</w:t>
+      </w:r>
       <w:r>
         <w:rPr>
           <w:rFonts w:ascii="Times New Roman" w:eastAsia="Times New Roman" w:hAnsi="Times New Roman" w:cs="Times New Roman"/>
           <w:sz w:val="28"/>
           <w:lang w:val="en-US" w:eastAsia="en-US"/>
         </w:rPr>
-        <w:br/>
-        <w:t xml:space="preserve">Define a palette (e.g., warm tones like orange and brown for a pet-friendly vibe). Apply background colors </w:t>
-      </w:r>
-      <w:proofErr w:type="gramStart"/>
+        <w:t xml:space="preserve"> &lt;headers&gt;</w:t>
+      </w:r>
       <w:r>
         <w:rPr>
           <w:rFonts w:ascii="Times New Roman" w:eastAsia="Times New Roman" w:hAnsi="Times New Roman" w:cs="Times New Roman"/>
           <w:sz w:val="28"/>
           <w:lang w:val="en-US" w:eastAsia="en-US"/>
         </w:rPr>
-        <w:t>to ,</w:t>
-      </w:r>
-      <w:proofErr w:type="gramEnd"/>
+        <w:t xml:space="preserve"> ,</w:t>
+      </w:r>
+      <w:r>
+        <w:rPr>
+          <w:rFonts w:ascii="Times New Roman" w:eastAsia="Times New Roman" w:hAnsi="Times New Roman" w:cs="Times New Roman"/>
+          <w:sz w:val="28"/>
+          <w:lang w:val="en-US" w:eastAsia="en-US"/>
+        </w:rPr>
+        <w:t>&lt;footer&gt;</w:t>
+      </w:r>
       <w:r>
         <w:rPr>
           <w:rFonts w:ascii="Times New Roman" w:eastAsia="Times New Roman" w:hAnsi="Times New Roman" w:cs="Times New Roman"/>
@@ -6909,20 +5654,8 @@
           <w:sz w:val="28"/>
           <w:lang w:val="en-US" w:eastAsia="en-US"/>
         </w:rPr>
-        <w:t>Typography</w:t>
-      </w:r>
-      <w:proofErr w:type="gramStart"/>
-      <w:r>
-        <w:rPr>
-          <w:rFonts w:ascii="Times New Roman" w:eastAsia="Times New Roman" w:hAnsi="Times New Roman" w:cs="Times New Roman"/>
-          <w:b/>
-          <w:bCs/>
-          <w:sz w:val="28"/>
-          <w:lang w:val="en-US" w:eastAsia="en-US"/>
-        </w:rPr>
-        <w:t>:</w:t>
-      </w:r>
-      <w:proofErr w:type="gramEnd"/>
+        <w:t>Typography:</w:t>
+      </w:r>
       <w:r>
         <w:rPr>
           <w:rFonts w:ascii="Times New Roman" w:eastAsia="Times New Roman" w:hAnsi="Times New Roman" w:cs="Times New Roman"/>
@@ -6954,28 +5687,32 @@
           <w:sz w:val="28"/>
           <w:lang w:val="en-US" w:eastAsia="en-US"/>
         </w:rPr>
-        <w:t>Navigation Styling</w:t>
-      </w:r>
-      <w:proofErr w:type="gramStart"/>
+        <w:t>Navigation Styling:</w:t>
+      </w:r>
       <w:r>
         <w:rPr>
           <w:rFonts w:ascii="Times New Roman" w:eastAsia="Times New Roman" w:hAnsi="Times New Roman" w:cs="Times New Roman"/>
-          <w:b/>
-          <w:bCs/>
           <w:sz w:val="28"/>
           <w:lang w:val="en-US" w:eastAsia="en-US"/>
         </w:rPr>
-        <w:t>:</w:t>
-      </w:r>
-      <w:proofErr w:type="gramEnd"/>
+        <w:br/>
+        <w:t>Turn the</w:t>
+      </w:r>
       <w:r>
         <w:rPr>
           <w:rFonts w:ascii="Times New Roman" w:eastAsia="Times New Roman" w:hAnsi="Times New Roman" w:cs="Times New Roman"/>
           <w:sz w:val="28"/>
           <w:lang w:val="en-US" w:eastAsia="en-US"/>
         </w:rPr>
-        <w:br/>
-        <w:t>Turn the links into a styled horizontal bar with hover effects. On smaller screens, stack the links vertically.</w:t>
+        <w:t xml:space="preserve"> &lt;nav&gt;</w:t>
+      </w:r>
+      <w:r>
+        <w:rPr>
+          <w:rFonts w:ascii="Times New Roman" w:eastAsia="Times New Roman" w:hAnsi="Times New Roman" w:cs="Times New Roman"/>
+          <w:sz w:val="28"/>
+          <w:lang w:val="en-US" w:eastAsia="en-US"/>
+        </w:rPr>
+        <w:t xml:space="preserve"> links into a styled horizontal bar with hover effects. On smaller screens, stack the links vertically.</w:t>
       </w:r>
     </w:p>
     <w:p>
@@ -6999,20 +5736,8 @@
           <w:sz w:val="28"/>
           <w:lang w:val="en-US" w:eastAsia="en-US"/>
         </w:rPr>
-        <w:t>Table Styling</w:t>
-      </w:r>
-      <w:proofErr w:type="gramStart"/>
-      <w:r>
-        <w:rPr>
-          <w:rFonts w:ascii="Times New Roman" w:eastAsia="Times New Roman" w:hAnsi="Times New Roman" w:cs="Times New Roman"/>
-          <w:b/>
-          <w:bCs/>
-          <w:sz w:val="28"/>
-          <w:lang w:val="en-US" w:eastAsia="en-US"/>
-        </w:rPr>
-        <w:t>:</w:t>
-      </w:r>
-      <w:proofErr w:type="gramEnd"/>
+        <w:t>Table Styling:</w:t>
+      </w:r>
       <w:r>
         <w:rPr>
           <w:rFonts w:ascii="Times New Roman" w:eastAsia="Times New Roman" w:hAnsi="Times New Roman" w:cs="Times New Roman"/>
@@ -7044,20 +5769,8 @@
           <w:sz w:val="28"/>
           <w:lang w:val="en-US" w:eastAsia="en-US"/>
         </w:rPr>
-        <w:t>Form Styling</w:t>
-      </w:r>
-      <w:proofErr w:type="gramStart"/>
-      <w:r>
-        <w:rPr>
-          <w:rFonts w:ascii="Times New Roman" w:eastAsia="Times New Roman" w:hAnsi="Times New Roman" w:cs="Times New Roman"/>
-          <w:b/>
-          <w:bCs/>
-          <w:sz w:val="28"/>
-          <w:lang w:val="en-US" w:eastAsia="en-US"/>
-        </w:rPr>
-        <w:t>:</w:t>
-      </w:r>
-      <w:proofErr w:type="gramEnd"/>
+        <w:t>Form Styling:</w:t>
+      </w:r>
       <w:r>
         <w:rPr>
           <w:rFonts w:ascii="Times New Roman" w:eastAsia="Times New Roman" w:hAnsi="Times New Roman" w:cs="Times New Roman"/>
@@ -7089,20 +5802,8 @@
           <w:sz w:val="28"/>
           <w:lang w:val="en-US" w:eastAsia="en-US"/>
         </w:rPr>
-        <w:t>Responsive Design</w:t>
-      </w:r>
-      <w:proofErr w:type="gramStart"/>
-      <w:r>
-        <w:rPr>
-          <w:rFonts w:ascii="Times New Roman" w:eastAsia="Times New Roman" w:hAnsi="Times New Roman" w:cs="Times New Roman"/>
-          <w:b/>
-          <w:bCs/>
-          <w:sz w:val="28"/>
-          <w:lang w:val="en-US" w:eastAsia="en-US"/>
-        </w:rPr>
-        <w:t>:</w:t>
-      </w:r>
-      <w:proofErr w:type="gramEnd"/>
+        <w:t>Responsive Design:</w:t>
+      </w:r>
       <w:r>
         <w:rPr>
           <w:rFonts w:ascii="Times New Roman" w:eastAsia="Times New Roman" w:hAnsi="Times New Roman" w:cs="Times New Roman"/>
@@ -7162,7 +5863,6 @@
           <w:szCs w:val="28"/>
         </w:rPr>
       </w:pPr>
-      <w:proofErr w:type="gramStart"/>
       <w:r>
         <w:rPr>
           <w:rFonts w:ascii="Aptos" w:eastAsia="Aptos" w:hAnsi="Aptos" w:cs="Aptos"/>
@@ -7173,7 +5873,6 @@
         </w:rPr>
         <w:t>Boilerplate:</w:t>
       </w:r>
-      <w:proofErr w:type="gramEnd"/>
       <w:r>
         <w:rPr>
           <w:rFonts w:ascii="Consolas" w:eastAsia="Consolas" w:hAnsi="Consolas" w:cs="Consolas"/>
@@ -7262,35 +5961,15 @@
           <w:sz w:val="28"/>
           <w:szCs w:val="28"/>
         </w:rPr>
-        <w:t>Links</w:t>
-      </w:r>
-      <w:proofErr w:type="gramStart"/>
-      <w:r>
-        <w:rPr>
-          <w:rFonts w:ascii="Aptos" w:eastAsia="Aptos" w:hAnsi="Aptos" w:cs="Aptos"/>
-          <w:b/>
-          <w:bCs/>
-          <w:sz w:val="28"/>
-          <w:szCs w:val="28"/>
-        </w:rPr>
-        <w:t>:</w:t>
-      </w:r>
-      <w:r>
-        <w:rPr>
-          <w:rFonts w:ascii="Consolas" w:eastAsia="Consolas" w:hAnsi="Consolas" w:cs="Consolas"/>
-          <w:sz w:val="28"/>
-          <w:szCs w:val="28"/>
-        </w:rPr>
-        <w:t>assets</w:t>
-      </w:r>
-      <w:proofErr w:type="gramEnd"/>
-      <w:r>
-        <w:rPr>
-          <w:rFonts w:ascii="Consolas" w:eastAsia="Consolas" w:hAnsi="Consolas" w:cs="Consolas"/>
-          <w:sz w:val="28"/>
-          <w:szCs w:val="28"/>
-        </w:rPr>
-        <w:t>/menu.pdf</w:t>
+        <w:t>Links:</w:t>
+      </w:r>
+      <w:r>
+        <w:rPr>
+          <w:rFonts w:ascii="Consolas" w:eastAsia="Consolas" w:hAnsi="Consolas" w:cs="Consolas"/>
+          <w:sz w:val="28"/>
+          <w:szCs w:val="28"/>
+        </w:rPr>
+        <w:t>assets/menu.pdf</w:t>
       </w:r>
       <w:r>
         <w:rPr>
@@ -7315,7 +5994,6 @@
           <w:szCs w:val="28"/>
         </w:rPr>
       </w:pPr>
-      <w:proofErr w:type="gramStart"/>
       <w:r>
         <w:rPr>
           <w:rFonts w:ascii="Aptos" w:eastAsia="Aptos" w:hAnsi="Aptos" w:cs="Aptos"/>
@@ -7326,7 +6004,6 @@
         </w:rPr>
         <w:t>Tables:</w:t>
       </w:r>
-      <w:proofErr w:type="gramEnd"/>
       <w:r>
         <w:rPr>
           <w:rFonts w:ascii="Consolas" w:eastAsia="Consolas" w:hAnsi="Consolas" w:cs="Consolas"/>
@@ -7423,16 +6100,7 @@
           <w:sz w:val="28"/>
           <w:szCs w:val="28"/>
         </w:rPr>
-        <w:t xml:space="preserve"> tag with </w:t>
-      </w:r>
-      <w:proofErr w:type="gramStart"/>
-      <w:r>
-        <w:rPr>
-          <w:rFonts w:ascii="Aptos" w:eastAsia="Aptos" w:hAnsi="Aptos" w:cs="Aptos"/>
-          <w:sz w:val="28"/>
-          <w:szCs w:val="28"/>
-        </w:rPr>
-        <w:t xml:space="preserve">a </w:t>
+        <w:t xml:space="preserve"> tag with a </w:t>
       </w:r>
       <w:r>
         <w:rPr>
@@ -7442,7 +6110,6 @@
         </w:rPr>
         <w:t>for</w:t>
       </w:r>
-      <w:proofErr w:type="gramEnd"/>
       <w:r>
         <w:rPr>
           <w:rFonts w:ascii="Aptos" w:eastAsia="Aptos" w:hAnsi="Aptos" w:cs="Aptos"/>
@@ -7531,7 +6198,6 @@
           <w:szCs w:val="28"/>
         </w:rPr>
       </w:pPr>
-      <w:proofErr w:type="gramStart"/>
       <w:r>
         <w:rPr>
           <w:rFonts w:ascii="Aptos" w:eastAsia="Aptos" w:hAnsi="Aptos" w:cs="Aptos"/>
@@ -7542,7 +6208,6 @@
         </w:rPr>
         <w:t>SEO:</w:t>
       </w:r>
-      <w:proofErr w:type="gramEnd"/>
       <w:r>
         <w:rPr>
           <w:rFonts w:ascii="Consolas" w:eastAsia="Consolas" w:hAnsi="Consolas" w:cs="Consolas"/>
@@ -7710,23 +6375,13 @@
           <w:szCs w:val="28"/>
         </w:rPr>
       </w:pPr>
-      <w:proofErr w:type="gramStart"/>
-      <w:r>
-        <w:rPr>
-          <w:rFonts w:ascii="Consolas" w:eastAsia="Consolas" w:hAnsi="Consolas" w:cs="Consolas"/>
-          <w:sz w:val="28"/>
-          <w:szCs w:val="28"/>
-        </w:rPr>
-        <w:t>&lt;!DOCTYPE</w:t>
-      </w:r>
-      <w:proofErr w:type="gramEnd"/>
-      <w:r>
-        <w:rPr>
-          <w:rFonts w:ascii="Consolas" w:eastAsia="Consolas" w:hAnsi="Consolas" w:cs="Consolas"/>
-          <w:sz w:val="28"/>
-          <w:szCs w:val="28"/>
-        </w:rPr>
-        <w:t xml:space="preserve"> html&gt;</w:t>
+      <w:r>
+        <w:rPr>
+          <w:rFonts w:ascii="Consolas" w:eastAsia="Consolas" w:hAnsi="Consolas" w:cs="Consolas"/>
+          <w:sz w:val="28"/>
+          <w:szCs w:val="28"/>
+        </w:rPr>
+        <w:t>&lt;!DOCTYPE html&gt;</w:t>
       </w:r>
       <w:r>
         <w:br/>
@@ -8344,25 +6999,7 @@
           <w:sz w:val="28"/>
           <w:szCs w:val="28"/>
         </w:rPr>
-        <w:t>&lt;</w:t>
-      </w:r>
-      <w:proofErr w:type="gramStart"/>
-      <w:r>
-        <w:rPr>
-          <w:rFonts w:ascii="Consolas" w:eastAsia="Consolas" w:hAnsi="Consolas" w:cs="Consolas"/>
-          <w:sz w:val="28"/>
-          <w:szCs w:val="28"/>
-        </w:rPr>
-        <w:t>header</w:t>
-      </w:r>
-      <w:proofErr w:type="gramEnd"/>
-      <w:r>
-        <w:rPr>
-          <w:rFonts w:ascii="Consolas" w:eastAsia="Consolas" w:hAnsi="Consolas" w:cs="Consolas"/>
-          <w:sz w:val="28"/>
-          <w:szCs w:val="28"/>
-        </w:rPr>
-        <w:t>&gt;</w:t>
+        <w:t>&lt;header&gt;</w:t>
       </w:r>
       <w:r>
         <w:br/>
@@ -8779,25 +7416,7 @@
           <w:sz w:val="28"/>
           <w:szCs w:val="28"/>
         </w:rPr>
-        <w:t xml:space="preserve">&lt;p&gt;Listen to my interview with the </w:t>
-      </w:r>
-      <w:proofErr w:type="gramStart"/>
-      <w:r>
-        <w:rPr>
-          <w:rFonts w:ascii="Consolas" w:eastAsia="Consolas" w:hAnsi="Consolas" w:cs="Consolas"/>
-          <w:sz w:val="28"/>
-          <w:szCs w:val="28"/>
-        </w:rPr>
-        <w:t>director:</w:t>
-      </w:r>
-      <w:proofErr w:type="gramEnd"/>
-      <w:r>
-        <w:rPr>
-          <w:rFonts w:ascii="Consolas" w:eastAsia="Consolas" w:hAnsi="Consolas" w:cs="Consolas"/>
-          <w:sz w:val="28"/>
-          <w:szCs w:val="28"/>
-        </w:rPr>
-        <w:t>&lt;/p&gt;</w:t>
+        <w:t>&lt;p&gt;Listen to my interview with the director:&lt;/p&gt;</w:t>
       </w:r>
       <w:r>
         <w:br/>
@@ -8847,25 +7466,7 @@
           <w:b/>
           <w:bCs/>
         </w:rPr>
-        <w:t xml:space="preserve">Topic 8: SEO &amp; </w:t>
-      </w:r>
-      <w:proofErr w:type="gramStart"/>
-      <w:r>
-        <w:rPr>
-          <w:rFonts w:ascii="Consolas" w:eastAsia="Consolas" w:hAnsi="Consolas" w:cs="Consolas"/>
-          <w:b/>
-          <w:bCs/>
-        </w:rPr>
-        <w:t>The</w:t>
-      </w:r>
-      <w:proofErr w:type="gramEnd"/>
-      <w:r>
-        <w:rPr>
-          <w:rFonts w:ascii="Consolas" w:eastAsia="Consolas" w:hAnsi="Consolas" w:cs="Consolas"/>
-          <w:b/>
-          <w:bCs/>
-        </w:rPr>
-        <w:t xml:space="preserve"> Head (Coffee Shop Optimization)</w:t>
+        <w:t>Topic 8: SEO &amp; The Head (Coffee Shop Optimization)</w:t>
       </w:r>
     </w:p>
     <w:p>
@@ -8897,25 +7498,7 @@
           <w:szCs w:val="28"/>
         </w:rPr>
         <w:lastRenderedPageBreak/>
-        <w:t>&lt;</w:t>
-      </w:r>
-      <w:proofErr w:type="gramStart"/>
-      <w:r>
-        <w:rPr>
-          <w:rFonts w:ascii="Consolas" w:eastAsia="Consolas" w:hAnsi="Consolas" w:cs="Consolas"/>
-          <w:sz w:val="28"/>
-          <w:szCs w:val="28"/>
-        </w:rPr>
-        <w:t>head</w:t>
-      </w:r>
-      <w:proofErr w:type="gramEnd"/>
-      <w:r>
-        <w:rPr>
-          <w:rFonts w:ascii="Consolas" w:eastAsia="Consolas" w:hAnsi="Consolas" w:cs="Consolas"/>
-          <w:sz w:val="28"/>
-          <w:szCs w:val="28"/>
-        </w:rPr>
-        <w:t>&gt;</w:t>
+        <w:t>&lt;head&gt;</w:t>
       </w:r>
       <w:r>
         <w:br/>
@@ -9271,23 +7854,13 @@
       <w:pPr>
         <w:spacing w:after="0"/>
       </w:pPr>
-      <w:proofErr w:type="gramStart"/>
-      <w:r>
-        <w:rPr>
-          <w:rFonts w:ascii="Consolas" w:eastAsia="Consolas" w:hAnsi="Consolas" w:cs="Consolas"/>
-          <w:sz w:val="28"/>
-          <w:szCs w:val="28"/>
-        </w:rPr>
-        <w:t>&lt;!DOCTYPE</w:t>
-      </w:r>
-      <w:proofErr w:type="gramEnd"/>
-      <w:r>
-        <w:rPr>
-          <w:rFonts w:ascii="Consolas" w:eastAsia="Consolas" w:hAnsi="Consolas" w:cs="Consolas"/>
-          <w:sz w:val="28"/>
-          <w:szCs w:val="28"/>
-        </w:rPr>
-        <w:t xml:space="preserve"> html&gt;</w:t>
+      <w:r>
+        <w:rPr>
+          <w:rFonts w:ascii="Consolas" w:eastAsia="Consolas" w:hAnsi="Consolas" w:cs="Consolas"/>
+          <w:sz w:val="28"/>
+          <w:szCs w:val="28"/>
+        </w:rPr>
+        <w:t>&lt;!DOCTYPE html&gt;</w:t>
       </w:r>
       <w:r>
         <w:br/>
@@ -9889,25 +8462,7 @@
           <w:sz w:val="28"/>
           <w:szCs w:val="28"/>
         </w:rPr>
-        <w:t>&lt;p&gt;&amp;copy; 2026 Paws &amp; Claws Shelter. All rights reserved</w:t>
-      </w:r>
-      <w:proofErr w:type="gramStart"/>
-      <w:r>
-        <w:rPr>
-          <w:rFonts w:ascii="Consolas" w:eastAsia="Consolas" w:hAnsi="Consolas" w:cs="Consolas"/>
-          <w:sz w:val="28"/>
-          <w:szCs w:val="28"/>
-        </w:rPr>
-        <w:t>.&lt;</w:t>
-      </w:r>
-      <w:proofErr w:type="gramEnd"/>
-      <w:r>
-        <w:rPr>
-          <w:rFonts w:ascii="Consolas" w:eastAsia="Consolas" w:hAnsi="Consolas" w:cs="Consolas"/>
-          <w:sz w:val="28"/>
-          <w:szCs w:val="28"/>
-        </w:rPr>
-        <w:t>/p&gt;</w:t>
+        <w:t>&lt;p&gt;&amp;copy; 2026 Paws &amp; Claws Shelter. All rights reserved.&lt;/p&gt;</w:t>
       </w:r>
       <w:r>
         <w:br/>

--- a/HTML for Web Development.docx
+++ b/HTML for Web Development.docx
@@ -119,7 +119,29 @@
           <w:sz w:val="28"/>
           <w:szCs w:val="28"/>
         </w:rPr>
-        <w:t>&lt;!DOCTYPE html&gt;</w:t>
+        <w:t>&lt;</w:t>
+      </w:r>
+      <w:proofErr w:type="gramStart"/>
+      <w:r>
+        <w:rPr>
+          <w:rFonts w:ascii="Consolas" w:eastAsia="Consolas" w:hAnsi="Consolas" w:cs="Consolas"/>
+          <w:b/>
+          <w:bCs/>
+          <w:sz w:val="28"/>
+          <w:szCs w:val="28"/>
+        </w:rPr>
+        <w:t>!DOCTYPE</w:t>
+      </w:r>
+      <w:proofErr w:type="gramEnd"/>
+      <w:r>
+        <w:rPr>
+          <w:rFonts w:ascii="Consolas" w:eastAsia="Consolas" w:hAnsi="Consolas" w:cs="Consolas"/>
+          <w:b/>
+          <w:bCs/>
+          <w:sz w:val="28"/>
+          <w:szCs w:val="28"/>
+        </w:rPr>
+        <w:t xml:space="preserve"> html&gt;</w:t>
       </w:r>
       <w:r>
         <w:rPr>
@@ -192,13 +214,23 @@
         </w:rPr>
         <w:t xml:space="preserve"> The "root" element. Always include </w:t>
       </w:r>
-      <w:r>
-        <w:rPr>
-          <w:rFonts w:ascii="Consolas" w:eastAsia="Consolas" w:hAnsi="Consolas" w:cs="Consolas"/>
-          <w:sz w:val="28"/>
-          <w:szCs w:val="28"/>
-        </w:rPr>
-        <w:t>lang="en"</w:t>
+      <w:proofErr w:type="gramStart"/>
+      <w:r>
+        <w:rPr>
+          <w:rFonts w:ascii="Consolas" w:eastAsia="Consolas" w:hAnsi="Consolas" w:cs="Consolas"/>
+          <w:sz w:val="28"/>
+          <w:szCs w:val="28"/>
+        </w:rPr>
+        <w:t>lang</w:t>
+      </w:r>
+      <w:proofErr w:type="gramEnd"/>
+      <w:r>
+        <w:rPr>
+          <w:rFonts w:ascii="Consolas" w:eastAsia="Consolas" w:hAnsi="Consolas" w:cs="Consolas"/>
+          <w:sz w:val="28"/>
+          <w:szCs w:val="28"/>
+        </w:rPr>
+        <w:t>="en"</w:t>
       </w:r>
       <w:r>
         <w:rPr>
@@ -336,14 +368,25 @@
           <w:szCs w:val="28"/>
         </w:rPr>
       </w:pPr>
-      <w:r>
-        <w:rPr>
-          <w:rFonts w:ascii="Aptos" w:eastAsia="Aptos" w:hAnsi="Aptos" w:cs="Aptos"/>
-          <w:color w:val="4EA72E" w:themeColor="accent6"/>
-          <w:sz w:val="28"/>
-          <w:szCs w:val="28"/>
-        </w:rPr>
-        <w:t>&lt;!DOCTYPE html&gt;&lt;html lang="en"&gt;</w:t>
+      <w:proofErr w:type="gramStart"/>
+      <w:r>
+        <w:rPr>
+          <w:rFonts w:ascii="Aptos" w:eastAsia="Aptos" w:hAnsi="Aptos" w:cs="Aptos"/>
+          <w:color w:val="4EA72E" w:themeColor="accent6"/>
+          <w:sz w:val="28"/>
+          <w:szCs w:val="28"/>
+        </w:rPr>
+        <w:t>&lt;!DOCTYPE</w:t>
+      </w:r>
+      <w:proofErr w:type="gramEnd"/>
+      <w:r>
+        <w:rPr>
+          <w:rFonts w:ascii="Aptos" w:eastAsia="Aptos" w:hAnsi="Aptos" w:cs="Aptos"/>
+          <w:color w:val="4EA72E" w:themeColor="accent6"/>
+          <w:sz w:val="28"/>
+          <w:szCs w:val="28"/>
+        </w:rPr>
+        <w:t xml:space="preserve"> html&gt;&lt;html lang="en"&gt;</w:t>
       </w:r>
     </w:p>
     <w:p>
@@ -364,7 +407,27 @@
           <w:sz w:val="28"/>
           <w:szCs w:val="28"/>
         </w:rPr>
-        <w:t>&lt;head&gt;</w:t>
+        <w:t>&lt;</w:t>
+      </w:r>
+      <w:proofErr w:type="gramStart"/>
+      <w:r>
+        <w:rPr>
+          <w:rFonts w:ascii="Aptos" w:eastAsia="Aptos" w:hAnsi="Aptos" w:cs="Aptos"/>
+          <w:color w:val="4EA72E" w:themeColor="accent6"/>
+          <w:sz w:val="28"/>
+          <w:szCs w:val="28"/>
+        </w:rPr>
+        <w:t>head</w:t>
+      </w:r>
+      <w:proofErr w:type="gramEnd"/>
+      <w:r>
+        <w:rPr>
+          <w:rFonts w:ascii="Aptos" w:eastAsia="Aptos" w:hAnsi="Aptos" w:cs="Aptos"/>
+          <w:color w:val="4EA72E" w:themeColor="accent6"/>
+          <w:sz w:val="28"/>
+          <w:szCs w:val="28"/>
+        </w:rPr>
+        <w:t>&gt;</w:t>
       </w:r>
     </w:p>
     <w:p>
@@ -385,7 +448,27 @@
           <w:sz w:val="28"/>
           <w:szCs w:val="28"/>
         </w:rPr>
-        <w:t>&lt;meta charset="UTF-8"&gt;</w:t>
+        <w:t>&lt;</w:t>
+      </w:r>
+      <w:proofErr w:type="gramStart"/>
+      <w:r>
+        <w:rPr>
+          <w:rFonts w:ascii="Aptos" w:eastAsia="Aptos" w:hAnsi="Aptos" w:cs="Aptos"/>
+          <w:color w:val="4EA72E" w:themeColor="accent6"/>
+          <w:sz w:val="28"/>
+          <w:szCs w:val="28"/>
+        </w:rPr>
+        <w:t>meta</w:t>
+      </w:r>
+      <w:proofErr w:type="gramEnd"/>
+      <w:r>
+        <w:rPr>
+          <w:rFonts w:ascii="Aptos" w:eastAsia="Aptos" w:hAnsi="Aptos" w:cs="Aptos"/>
+          <w:color w:val="4EA72E" w:themeColor="accent6"/>
+          <w:sz w:val="28"/>
+          <w:szCs w:val="28"/>
+        </w:rPr>
+        <w:t xml:space="preserve"> charset="UTF-8"&gt;</w:t>
       </w:r>
     </w:p>
     <w:p>
@@ -406,7 +489,27 @@
           <w:sz w:val="28"/>
           <w:szCs w:val="28"/>
         </w:rPr>
-        <w:t>&lt;title&gt;My First Webpage&lt;/title&gt;</w:t>
+        <w:t>&lt;</w:t>
+      </w:r>
+      <w:proofErr w:type="gramStart"/>
+      <w:r>
+        <w:rPr>
+          <w:rFonts w:ascii="Aptos" w:eastAsia="Aptos" w:hAnsi="Aptos" w:cs="Aptos"/>
+          <w:color w:val="4EA72E" w:themeColor="accent6"/>
+          <w:sz w:val="28"/>
+          <w:szCs w:val="28"/>
+        </w:rPr>
+        <w:t>title&gt;</w:t>
+      </w:r>
+      <w:proofErr w:type="gramEnd"/>
+      <w:r>
+        <w:rPr>
+          <w:rFonts w:ascii="Aptos" w:eastAsia="Aptos" w:hAnsi="Aptos" w:cs="Aptos"/>
+          <w:color w:val="4EA72E" w:themeColor="accent6"/>
+          <w:sz w:val="28"/>
+          <w:szCs w:val="28"/>
+        </w:rPr>
+        <w:t>My First Webpage&lt;/title&gt;</w:t>
       </w:r>
     </w:p>
     <w:p>
@@ -448,7 +551,27 @@
           <w:sz w:val="28"/>
           <w:szCs w:val="28"/>
         </w:rPr>
-        <w:t>&lt;body&gt;</w:t>
+        <w:t>&lt;</w:t>
+      </w:r>
+      <w:proofErr w:type="gramStart"/>
+      <w:r>
+        <w:rPr>
+          <w:rFonts w:ascii="Aptos" w:eastAsia="Aptos" w:hAnsi="Aptos" w:cs="Aptos"/>
+          <w:color w:val="4EA72E" w:themeColor="accent6"/>
+          <w:sz w:val="28"/>
+          <w:szCs w:val="28"/>
+        </w:rPr>
+        <w:t>body</w:t>
+      </w:r>
+      <w:proofErr w:type="gramEnd"/>
+      <w:r>
+        <w:rPr>
+          <w:rFonts w:ascii="Aptos" w:eastAsia="Aptos" w:hAnsi="Aptos" w:cs="Aptos"/>
+          <w:color w:val="4EA72E" w:themeColor="accent6"/>
+          <w:sz w:val="28"/>
+          <w:szCs w:val="28"/>
+        </w:rPr>
+        <w:t>&gt;</w:t>
       </w:r>
     </w:p>
     <w:p>
@@ -570,12 +693,14 @@
         </w:rPr>
         <w:t xml:space="preserve"> Used for document structure, not font size. </w:t>
       </w:r>
+      <w:proofErr w:type="gramStart"/>
       <w:r>
         <w:rPr>
           <w:rFonts w:ascii="Consolas" w:eastAsia="Consolas" w:hAnsi="Consolas" w:cs="Consolas"/>
         </w:rPr>
         <w:t>h1</w:t>
       </w:r>
+      <w:proofErr w:type="gramEnd"/>
       <w:r>
         <w:rPr>
           <w:rFonts w:ascii="Aptos" w:eastAsia="Aptos" w:hAnsi="Aptos" w:cs="Aptos"/>
@@ -693,7 +818,21 @@
         <w:rPr>
           <w:rFonts w:ascii="Consolas" w:eastAsia="Consolas" w:hAnsi="Consolas" w:cs="Consolas"/>
         </w:rPr>
-        <w:t>&lt;ol&gt;</w:t>
+        <w:t>&lt;</w:t>
+      </w:r>
+      <w:proofErr w:type="gramStart"/>
+      <w:r>
+        <w:rPr>
+          <w:rFonts w:ascii="Consolas" w:eastAsia="Consolas" w:hAnsi="Consolas" w:cs="Consolas"/>
+        </w:rPr>
+        <w:t>ol</w:t>
+      </w:r>
+      <w:proofErr w:type="gramEnd"/>
+      <w:r>
+        <w:rPr>
+          <w:rFonts w:ascii="Consolas" w:eastAsia="Consolas" w:hAnsi="Consolas" w:cs="Consolas"/>
+        </w:rPr>
+        <w:t>&gt;</w:t>
       </w:r>
       <w:r>
         <w:rPr>
@@ -714,6 +853,7 @@
           <w:rFonts w:ascii="Aptos" w:eastAsia="Aptos" w:hAnsi="Aptos" w:cs="Aptos"/>
         </w:rPr>
       </w:pPr>
+      <w:proofErr w:type="gramStart"/>
       <w:r>
         <w:rPr>
           <w:rFonts w:ascii="Aptos" w:eastAsia="Aptos" w:hAnsi="Aptos" w:cs="Aptos"/>
@@ -722,6 +862,7 @@
         </w:rPr>
         <w:t>Emphasis:</w:t>
       </w:r>
+      <w:proofErr w:type="gramEnd"/>
       <w:r>
         <w:rPr>
           <w:rFonts w:ascii="Consolas" w:eastAsia="Consolas" w:hAnsi="Consolas" w:cs="Consolas"/>
@@ -836,7 +977,27 @@
           <w:sz w:val="28"/>
           <w:szCs w:val="28"/>
         </w:rPr>
-        <w:t>&lt;p&gt;This is a paragraph with &lt;strong&gt;bold text&lt;/strong&gt; and &lt;em&gt;italics&lt;/em&gt;.&lt;/p&gt;</w:t>
+        <w:t>&lt;p&gt;</w:t>
+      </w:r>
+      <w:proofErr w:type="gramStart"/>
+      <w:r>
+        <w:rPr>
+          <w:rFonts w:ascii="Aptos" w:eastAsia="Aptos" w:hAnsi="Aptos" w:cs="Aptos"/>
+          <w:color w:val="4EA72E" w:themeColor="accent6"/>
+          <w:sz w:val="28"/>
+          <w:szCs w:val="28"/>
+        </w:rPr>
+        <w:t>This</w:t>
+      </w:r>
+      <w:proofErr w:type="gramEnd"/>
+      <w:r>
+        <w:rPr>
+          <w:rFonts w:ascii="Aptos" w:eastAsia="Aptos" w:hAnsi="Aptos" w:cs="Aptos"/>
+          <w:color w:val="4EA72E" w:themeColor="accent6"/>
+          <w:sz w:val="28"/>
+          <w:szCs w:val="28"/>
+        </w:rPr>
+        <w:t xml:space="preserve"> is a paragraph with &lt;strong&gt;bold text&lt;/strong&gt; and &lt;em&gt;italics&lt;/em&gt;.&lt;/p&gt;</w:t>
       </w:r>
     </w:p>
     <w:p>
@@ -857,7 +1018,27 @@
           <w:sz w:val="28"/>
           <w:szCs w:val="28"/>
         </w:rPr>
-        <w:t>&lt;ul&gt;</w:t>
+        <w:t>&lt;</w:t>
+      </w:r>
+      <w:proofErr w:type="gramStart"/>
+      <w:r>
+        <w:rPr>
+          <w:rFonts w:ascii="Aptos" w:eastAsia="Aptos" w:hAnsi="Aptos" w:cs="Aptos"/>
+          <w:color w:val="4EA72E" w:themeColor="accent6"/>
+          <w:sz w:val="28"/>
+          <w:szCs w:val="28"/>
+        </w:rPr>
+        <w:t>ul</w:t>
+      </w:r>
+      <w:proofErr w:type="gramEnd"/>
+      <w:r>
+        <w:rPr>
+          <w:rFonts w:ascii="Aptos" w:eastAsia="Aptos" w:hAnsi="Aptos" w:cs="Aptos"/>
+          <w:color w:val="4EA72E" w:themeColor="accent6"/>
+          <w:sz w:val="28"/>
+          <w:szCs w:val="28"/>
+        </w:rPr>
+        <w:t>&gt;</w:t>
       </w:r>
     </w:p>
     <w:p>
@@ -878,7 +1059,27 @@
           <w:sz w:val="28"/>
           <w:szCs w:val="28"/>
         </w:rPr>
-        <w:t>&lt;li&gt;Unordered list item&lt;/li&gt;</w:t>
+        <w:t>&lt;</w:t>
+      </w:r>
+      <w:proofErr w:type="gramStart"/>
+      <w:r>
+        <w:rPr>
+          <w:rFonts w:ascii="Aptos" w:eastAsia="Aptos" w:hAnsi="Aptos" w:cs="Aptos"/>
+          <w:color w:val="4EA72E" w:themeColor="accent6"/>
+          <w:sz w:val="28"/>
+          <w:szCs w:val="28"/>
+        </w:rPr>
+        <w:t>li&gt;</w:t>
+      </w:r>
+      <w:proofErr w:type="gramEnd"/>
+      <w:r>
+        <w:rPr>
+          <w:rFonts w:ascii="Aptos" w:eastAsia="Aptos" w:hAnsi="Aptos" w:cs="Aptos"/>
+          <w:color w:val="4EA72E" w:themeColor="accent6"/>
+          <w:sz w:val="28"/>
+          <w:szCs w:val="28"/>
+        </w:rPr>
+        <w:t>Unordered list item&lt;/li&gt;</w:t>
       </w:r>
     </w:p>
     <w:p>
@@ -1073,19 +1274,41 @@
           <w:sz w:val="28"/>
           <w:szCs w:val="28"/>
         </w:rPr>
-        <w:t>Absolute:</w:t>
-      </w:r>
-      <w:hyperlink r:id="rId5">
-        <w:r>
-          <w:rPr>
-            <w:rStyle w:val="Hyperlink"/>
-            <w:rFonts w:ascii="Consolas" w:eastAsia="Consolas" w:hAnsi="Consolas" w:cs="Consolas"/>
-            <w:sz w:val="28"/>
-            <w:szCs w:val="28"/>
-          </w:rPr>
-          <w:t>https://google.com</w:t>
-        </w:r>
-      </w:hyperlink>
+        <w:t>Absolute</w:t>
+      </w:r>
+      <w:proofErr w:type="gramStart"/>
+      <w:r>
+        <w:rPr>
+          <w:rFonts w:ascii="Aptos" w:eastAsia="Aptos" w:hAnsi="Aptos" w:cs="Aptos"/>
+          <w:i/>
+          <w:iCs/>
+          <w:sz w:val="28"/>
+          <w:szCs w:val="28"/>
+        </w:rPr>
+        <w:t>:</w:t>
+      </w:r>
+      <w:proofErr w:type="gramEnd"/>
+      <w:r>
+        <w:fldChar w:fldCharType="begin"/>
+      </w:r>
+      <w:r>
+        <w:instrText>HYPERLINK "https://google.com" \h</w:instrText>
+      </w:r>
+      <w:r>
+        <w:fldChar w:fldCharType="separate"/>
+      </w:r>
+      <w:r>
+        <w:rPr>
+          <w:rStyle w:val="Hyperlink"/>
+          <w:rFonts w:ascii="Consolas" w:eastAsia="Consolas" w:hAnsi="Consolas" w:cs="Consolas"/>
+          <w:sz w:val="28"/>
+          <w:szCs w:val="28"/>
+        </w:rPr>
+        <w:t>https://google.com</w:t>
+      </w:r>
+      <w:r>
+        <w:fldChar w:fldCharType="end"/>
+      </w:r>
       <w:r>
         <w:rPr>
           <w:rFonts w:ascii="Aptos" w:eastAsia="Aptos" w:hAnsi="Aptos" w:cs="Aptos"/>
@@ -1117,15 +1340,35 @@
           <w:sz w:val="28"/>
           <w:szCs w:val="28"/>
         </w:rPr>
-        <w:t>Relative:</w:t>
-      </w:r>
-      <w:r>
-        <w:rPr>
-          <w:rFonts w:ascii="Consolas" w:eastAsia="Consolas" w:hAnsi="Consolas" w:cs="Consolas"/>
-          <w:sz w:val="28"/>
-          <w:szCs w:val="28"/>
-        </w:rPr>
-        <w:t>images/photo.jpg</w:t>
+        <w:t>Relative</w:t>
+      </w:r>
+      <w:proofErr w:type="gramStart"/>
+      <w:r>
+        <w:rPr>
+          <w:rFonts w:ascii="Aptos" w:eastAsia="Aptos" w:hAnsi="Aptos" w:cs="Aptos"/>
+          <w:i/>
+          <w:iCs/>
+          <w:sz w:val="28"/>
+          <w:szCs w:val="28"/>
+        </w:rPr>
+        <w:t>:</w:t>
+      </w:r>
+      <w:r>
+        <w:rPr>
+          <w:rFonts w:ascii="Consolas" w:eastAsia="Consolas" w:hAnsi="Consolas" w:cs="Consolas"/>
+          <w:sz w:val="28"/>
+          <w:szCs w:val="28"/>
+        </w:rPr>
+        <w:t>images</w:t>
+      </w:r>
+      <w:proofErr w:type="gramEnd"/>
+      <w:r>
+        <w:rPr>
+          <w:rFonts w:ascii="Consolas" w:eastAsia="Consolas" w:hAnsi="Consolas" w:cs="Consolas"/>
+          <w:sz w:val="28"/>
+          <w:szCs w:val="28"/>
+        </w:rPr>
+        <w:t>/photo.jpg</w:t>
       </w:r>
       <w:r>
         <w:rPr>
@@ -1218,7 +1461,25 @@
           <w:sz w:val="28"/>
           <w:szCs w:val="28"/>
         </w:rPr>
-        <w:t xml:space="preserve"> (description for blind users).</w:t>
+        <w:t xml:space="preserve"> (description for blind </w:t>
+      </w:r>
+      <w:proofErr w:type="gramStart"/>
+      <w:r>
+        <w:rPr>
+          <w:rFonts w:ascii="Aptos" w:eastAsia="Aptos" w:hAnsi="Aptos" w:cs="Aptos"/>
+          <w:sz w:val="28"/>
+          <w:szCs w:val="28"/>
+        </w:rPr>
+        <w:t>users</w:t>
+      </w:r>
+      <w:proofErr w:type="gramEnd"/>
+      <w:r>
+        <w:rPr>
+          <w:rFonts w:ascii="Aptos" w:eastAsia="Aptos" w:hAnsi="Aptos" w:cs="Aptos"/>
+          <w:sz w:val="28"/>
+          <w:szCs w:val="28"/>
+        </w:rPr>
+        <w:t>).</w:t>
       </w:r>
     </w:p>
     <w:p>
@@ -1311,7 +1572,29 @@
           <w:sz w:val="28"/>
           <w:szCs w:val="28"/>
         </w:rPr>
-        <w:t>&lt;table&gt;</w:t>
+        <w:t>&lt;</w:t>
+      </w:r>
+      <w:proofErr w:type="gramStart"/>
+      <w:r>
+        <w:rPr>
+          <w:rFonts w:ascii="Consolas" w:eastAsia="Consolas" w:hAnsi="Consolas" w:cs="Consolas"/>
+          <w:b/>
+          <w:bCs/>
+          <w:sz w:val="28"/>
+          <w:szCs w:val="28"/>
+        </w:rPr>
+        <w:t>table</w:t>
+      </w:r>
+      <w:proofErr w:type="gramEnd"/>
+      <w:r>
+        <w:rPr>
+          <w:rFonts w:ascii="Consolas" w:eastAsia="Consolas" w:hAnsi="Consolas" w:cs="Consolas"/>
+          <w:b/>
+          <w:bCs/>
+          <w:sz w:val="28"/>
+          <w:szCs w:val="28"/>
+        </w:rPr>
+        <w:t>&gt;</w:t>
       </w:r>
       <w:r>
         <w:rPr>
@@ -1354,7 +1637,29 @@
           <w:sz w:val="28"/>
           <w:szCs w:val="28"/>
         </w:rPr>
-        <w:t>&lt;tr&gt;</w:t>
+        <w:t>&lt;</w:t>
+      </w:r>
+      <w:proofErr w:type="gramStart"/>
+      <w:r>
+        <w:rPr>
+          <w:rFonts w:ascii="Consolas" w:eastAsia="Consolas" w:hAnsi="Consolas" w:cs="Consolas"/>
+          <w:b/>
+          <w:bCs/>
+          <w:sz w:val="28"/>
+          <w:szCs w:val="28"/>
+        </w:rPr>
+        <w:t>tr</w:t>
+      </w:r>
+      <w:proofErr w:type="gramEnd"/>
+      <w:r>
+        <w:rPr>
+          <w:rFonts w:ascii="Consolas" w:eastAsia="Consolas" w:hAnsi="Consolas" w:cs="Consolas"/>
+          <w:b/>
+          <w:bCs/>
+          <w:sz w:val="28"/>
+          <w:szCs w:val="28"/>
+        </w:rPr>
+        <w:t>&gt;</w:t>
       </w:r>
       <w:r>
         <w:rPr>
@@ -1397,7 +1702,29 @@
           <w:sz w:val="28"/>
           <w:szCs w:val="28"/>
         </w:rPr>
-        <w:t>&lt;th&gt;</w:t>
+        <w:t>&lt;</w:t>
+      </w:r>
+      <w:proofErr w:type="gramStart"/>
+      <w:r>
+        <w:rPr>
+          <w:rFonts w:ascii="Consolas" w:eastAsia="Consolas" w:hAnsi="Consolas" w:cs="Consolas"/>
+          <w:b/>
+          <w:bCs/>
+          <w:sz w:val="28"/>
+          <w:szCs w:val="28"/>
+        </w:rPr>
+        <w:t>th</w:t>
+      </w:r>
+      <w:proofErr w:type="gramEnd"/>
+      <w:r>
+        <w:rPr>
+          <w:rFonts w:ascii="Consolas" w:eastAsia="Consolas" w:hAnsi="Consolas" w:cs="Consolas"/>
+          <w:b/>
+          <w:bCs/>
+          <w:sz w:val="28"/>
+          <w:szCs w:val="28"/>
+        </w:rPr>
+        <w:t>&gt;</w:t>
       </w:r>
       <w:r>
         <w:rPr>
@@ -1440,7 +1767,29 @@
           <w:sz w:val="28"/>
           <w:szCs w:val="28"/>
         </w:rPr>
-        <w:t>&lt;td&gt;</w:t>
+        <w:t>&lt;</w:t>
+      </w:r>
+      <w:proofErr w:type="gramStart"/>
+      <w:r>
+        <w:rPr>
+          <w:rFonts w:ascii="Consolas" w:eastAsia="Consolas" w:hAnsi="Consolas" w:cs="Consolas"/>
+          <w:b/>
+          <w:bCs/>
+          <w:sz w:val="28"/>
+          <w:szCs w:val="28"/>
+        </w:rPr>
+        <w:t>td</w:t>
+      </w:r>
+      <w:proofErr w:type="gramEnd"/>
+      <w:r>
+        <w:rPr>
+          <w:rFonts w:ascii="Consolas" w:eastAsia="Consolas" w:hAnsi="Consolas" w:cs="Consolas"/>
+          <w:b/>
+          <w:bCs/>
+          <w:sz w:val="28"/>
+          <w:szCs w:val="28"/>
+        </w:rPr>
+        <w:t>&gt;</w:t>
       </w:r>
       <w:r>
         <w:rPr>
@@ -1537,107 +1886,227 @@
           <w:sz w:val="28"/>
           <w:szCs w:val="28"/>
         </w:rPr>
-        <w:t>&lt;table&gt;</w:t>
-      </w:r>
-    </w:p>
-    <w:p>
-      <w:pPr>
-        <w:spacing w:before="240" w:after="240"/>
-        <w:rPr>
-          <w:rFonts w:ascii="Aptos" w:eastAsia="Aptos" w:hAnsi="Aptos" w:cs="Aptos"/>
-          <w:color w:val="4EA72E" w:themeColor="accent6"/>
-          <w:sz w:val="28"/>
-          <w:szCs w:val="28"/>
-        </w:rPr>
-      </w:pPr>
-      <w:r>
-        <w:rPr>
-          <w:rFonts w:ascii="Aptos" w:eastAsia="Aptos" w:hAnsi="Aptos" w:cs="Aptos"/>
-          <w:color w:val="4EA72E" w:themeColor="accent6"/>
-          <w:sz w:val="28"/>
-          <w:szCs w:val="28"/>
-        </w:rPr>
-        <w:t>&lt;tr&gt;&lt;th&gt;Name&lt;/th&gt;&lt;th&gt;Age&lt;/th&gt;</w:t>
-      </w:r>
-    </w:p>
-    <w:p>
-      <w:pPr>
-        <w:spacing w:before="240" w:after="240"/>
-        <w:rPr>
-          <w:rFonts w:ascii="Aptos" w:eastAsia="Aptos" w:hAnsi="Aptos" w:cs="Aptos"/>
-          <w:color w:val="4EA72E" w:themeColor="accent6"/>
-          <w:sz w:val="28"/>
-          <w:szCs w:val="28"/>
-        </w:rPr>
-      </w:pPr>
-      <w:r>
-        <w:rPr>
-          <w:rFonts w:ascii="Aptos" w:eastAsia="Aptos" w:hAnsi="Aptos" w:cs="Aptos"/>
-          <w:color w:val="4EA72E" w:themeColor="accent6"/>
-          <w:sz w:val="28"/>
-          <w:szCs w:val="28"/>
-        </w:rPr>
-        <w:t>&lt;/tr&gt;</w:t>
-      </w:r>
-    </w:p>
-    <w:p>
-      <w:pPr>
-        <w:spacing w:before="240" w:after="240"/>
-        <w:rPr>
-          <w:rFonts w:ascii="Aptos" w:eastAsia="Aptos" w:hAnsi="Aptos" w:cs="Aptos"/>
-          <w:color w:val="4EA72E" w:themeColor="accent6"/>
-          <w:sz w:val="28"/>
-          <w:szCs w:val="28"/>
-        </w:rPr>
-      </w:pPr>
-      <w:r>
-        <w:rPr>
-          <w:rFonts w:ascii="Aptos" w:eastAsia="Aptos" w:hAnsi="Aptos" w:cs="Aptos"/>
-          <w:color w:val="4EA72E" w:themeColor="accent6"/>
-          <w:sz w:val="28"/>
-          <w:szCs w:val="28"/>
-        </w:rPr>
-        <w:t>&lt;tr&gt;</w:t>
-      </w:r>
-    </w:p>
-    <w:p>
-      <w:pPr>
-        <w:spacing w:before="240" w:after="240"/>
-        <w:rPr>
-          <w:rFonts w:ascii="Aptos" w:eastAsia="Aptos" w:hAnsi="Aptos" w:cs="Aptos"/>
-          <w:color w:val="4EA72E" w:themeColor="accent6"/>
-          <w:sz w:val="28"/>
-          <w:szCs w:val="28"/>
-        </w:rPr>
-      </w:pPr>
-      <w:r>
-        <w:rPr>
-          <w:rFonts w:ascii="Aptos" w:eastAsia="Aptos" w:hAnsi="Aptos" w:cs="Aptos"/>
-          <w:color w:val="4EA72E" w:themeColor="accent6"/>
-          <w:sz w:val="28"/>
-          <w:szCs w:val="28"/>
-        </w:rPr>
-        <w:t>&lt;td&gt;Alice&lt;/td&gt;&lt;td&gt;25&lt;/td&gt;</w:t>
-      </w:r>
-    </w:p>
-    <w:p>
-      <w:pPr>
-        <w:spacing w:before="240" w:after="240"/>
-        <w:rPr>
-          <w:rFonts w:ascii="Aptos" w:eastAsia="Aptos" w:hAnsi="Aptos" w:cs="Aptos"/>
-          <w:color w:val="4EA72E" w:themeColor="accent6"/>
-          <w:sz w:val="28"/>
-          <w:szCs w:val="28"/>
-        </w:rPr>
-      </w:pPr>
-      <w:r>
-        <w:rPr>
-          <w:rFonts w:ascii="Aptos" w:eastAsia="Aptos" w:hAnsi="Aptos" w:cs="Aptos"/>
-          <w:color w:val="4EA72E" w:themeColor="accent6"/>
-          <w:sz w:val="28"/>
-          <w:szCs w:val="28"/>
-        </w:rPr>
-        <w:t>&lt;/tr&gt;</w:t>
+        <w:t>&lt;</w:t>
+      </w:r>
+      <w:proofErr w:type="gramStart"/>
+      <w:r>
+        <w:rPr>
+          <w:rFonts w:ascii="Aptos" w:eastAsia="Aptos" w:hAnsi="Aptos" w:cs="Aptos"/>
+          <w:color w:val="4EA72E" w:themeColor="accent6"/>
+          <w:sz w:val="28"/>
+          <w:szCs w:val="28"/>
+        </w:rPr>
+        <w:t>table</w:t>
+      </w:r>
+      <w:proofErr w:type="gramEnd"/>
+      <w:r>
+        <w:rPr>
+          <w:rFonts w:ascii="Aptos" w:eastAsia="Aptos" w:hAnsi="Aptos" w:cs="Aptos"/>
+          <w:color w:val="4EA72E" w:themeColor="accent6"/>
+          <w:sz w:val="28"/>
+          <w:szCs w:val="28"/>
+        </w:rPr>
+        <w:t>&gt;</w:t>
+      </w:r>
+    </w:p>
+    <w:p>
+      <w:pPr>
+        <w:spacing w:before="240" w:after="240"/>
+        <w:rPr>
+          <w:rFonts w:ascii="Aptos" w:eastAsia="Aptos" w:hAnsi="Aptos" w:cs="Aptos"/>
+          <w:color w:val="4EA72E" w:themeColor="accent6"/>
+          <w:sz w:val="28"/>
+          <w:szCs w:val="28"/>
+        </w:rPr>
+      </w:pPr>
+      <w:r>
+        <w:rPr>
+          <w:rFonts w:ascii="Aptos" w:eastAsia="Aptos" w:hAnsi="Aptos" w:cs="Aptos"/>
+          <w:color w:val="4EA72E" w:themeColor="accent6"/>
+          <w:sz w:val="28"/>
+          <w:szCs w:val="28"/>
+        </w:rPr>
+        <w:t>&lt;</w:t>
+      </w:r>
+      <w:proofErr w:type="gramStart"/>
+      <w:r>
+        <w:rPr>
+          <w:rFonts w:ascii="Aptos" w:eastAsia="Aptos" w:hAnsi="Aptos" w:cs="Aptos"/>
+          <w:color w:val="4EA72E" w:themeColor="accent6"/>
+          <w:sz w:val="28"/>
+          <w:szCs w:val="28"/>
+        </w:rPr>
+        <w:t>tr</w:t>
+      </w:r>
+      <w:proofErr w:type="gramEnd"/>
+      <w:r>
+        <w:rPr>
+          <w:rFonts w:ascii="Aptos" w:eastAsia="Aptos" w:hAnsi="Aptos" w:cs="Aptos"/>
+          <w:color w:val="4EA72E" w:themeColor="accent6"/>
+          <w:sz w:val="28"/>
+          <w:szCs w:val="28"/>
+        </w:rPr>
+        <w:t>&gt;&lt;th&gt;Name&lt;/th&gt;&lt;th&gt;Age&lt;/th&gt;</w:t>
+      </w:r>
+    </w:p>
+    <w:p>
+      <w:pPr>
+        <w:spacing w:before="240" w:after="240"/>
+        <w:rPr>
+          <w:rFonts w:ascii="Aptos" w:eastAsia="Aptos" w:hAnsi="Aptos" w:cs="Aptos"/>
+          <w:color w:val="4EA72E" w:themeColor="accent6"/>
+          <w:sz w:val="28"/>
+          <w:szCs w:val="28"/>
+        </w:rPr>
+      </w:pPr>
+      <w:r>
+        <w:rPr>
+          <w:rFonts w:ascii="Aptos" w:eastAsia="Aptos" w:hAnsi="Aptos" w:cs="Aptos"/>
+          <w:color w:val="4EA72E" w:themeColor="accent6"/>
+          <w:sz w:val="28"/>
+          <w:szCs w:val="28"/>
+        </w:rPr>
+        <w:t>&lt;/</w:t>
+      </w:r>
+      <w:proofErr w:type="gramStart"/>
+      <w:r>
+        <w:rPr>
+          <w:rFonts w:ascii="Aptos" w:eastAsia="Aptos" w:hAnsi="Aptos" w:cs="Aptos"/>
+          <w:color w:val="4EA72E" w:themeColor="accent6"/>
+          <w:sz w:val="28"/>
+          <w:szCs w:val="28"/>
+        </w:rPr>
+        <w:t>tr</w:t>
+      </w:r>
+      <w:proofErr w:type="gramEnd"/>
+      <w:r>
+        <w:rPr>
+          <w:rFonts w:ascii="Aptos" w:eastAsia="Aptos" w:hAnsi="Aptos" w:cs="Aptos"/>
+          <w:color w:val="4EA72E" w:themeColor="accent6"/>
+          <w:sz w:val="28"/>
+          <w:szCs w:val="28"/>
+        </w:rPr>
+        <w:t>&gt;</w:t>
+      </w:r>
+    </w:p>
+    <w:p>
+      <w:pPr>
+        <w:spacing w:before="240" w:after="240"/>
+        <w:rPr>
+          <w:rFonts w:ascii="Aptos" w:eastAsia="Aptos" w:hAnsi="Aptos" w:cs="Aptos"/>
+          <w:color w:val="4EA72E" w:themeColor="accent6"/>
+          <w:sz w:val="28"/>
+          <w:szCs w:val="28"/>
+        </w:rPr>
+      </w:pPr>
+      <w:r>
+        <w:rPr>
+          <w:rFonts w:ascii="Aptos" w:eastAsia="Aptos" w:hAnsi="Aptos" w:cs="Aptos"/>
+          <w:color w:val="4EA72E" w:themeColor="accent6"/>
+          <w:sz w:val="28"/>
+          <w:szCs w:val="28"/>
+        </w:rPr>
+        <w:t>&lt;</w:t>
+      </w:r>
+      <w:proofErr w:type="gramStart"/>
+      <w:r>
+        <w:rPr>
+          <w:rFonts w:ascii="Aptos" w:eastAsia="Aptos" w:hAnsi="Aptos" w:cs="Aptos"/>
+          <w:color w:val="4EA72E" w:themeColor="accent6"/>
+          <w:sz w:val="28"/>
+          <w:szCs w:val="28"/>
+        </w:rPr>
+        <w:t>tr</w:t>
+      </w:r>
+      <w:proofErr w:type="gramEnd"/>
+      <w:r>
+        <w:rPr>
+          <w:rFonts w:ascii="Aptos" w:eastAsia="Aptos" w:hAnsi="Aptos" w:cs="Aptos"/>
+          <w:color w:val="4EA72E" w:themeColor="accent6"/>
+          <w:sz w:val="28"/>
+          <w:szCs w:val="28"/>
+        </w:rPr>
+        <w:t>&gt;</w:t>
+      </w:r>
+    </w:p>
+    <w:p>
+      <w:pPr>
+        <w:spacing w:before="240" w:after="240"/>
+        <w:rPr>
+          <w:rFonts w:ascii="Aptos" w:eastAsia="Aptos" w:hAnsi="Aptos" w:cs="Aptos"/>
+          <w:color w:val="4EA72E" w:themeColor="accent6"/>
+          <w:sz w:val="28"/>
+          <w:szCs w:val="28"/>
+        </w:rPr>
+      </w:pPr>
+      <w:r>
+        <w:rPr>
+          <w:rFonts w:ascii="Aptos" w:eastAsia="Aptos" w:hAnsi="Aptos" w:cs="Aptos"/>
+          <w:color w:val="4EA72E" w:themeColor="accent6"/>
+          <w:sz w:val="28"/>
+          <w:szCs w:val="28"/>
+        </w:rPr>
+        <w:t>&lt;</w:t>
+      </w:r>
+      <w:proofErr w:type="gramStart"/>
+      <w:r>
+        <w:rPr>
+          <w:rFonts w:ascii="Aptos" w:eastAsia="Aptos" w:hAnsi="Aptos" w:cs="Aptos"/>
+          <w:color w:val="4EA72E" w:themeColor="accent6"/>
+          <w:sz w:val="28"/>
+          <w:szCs w:val="28"/>
+        </w:rPr>
+        <w:t>td&gt;</w:t>
+      </w:r>
+      <w:proofErr w:type="gramEnd"/>
+      <w:r>
+        <w:rPr>
+          <w:rFonts w:ascii="Aptos" w:eastAsia="Aptos" w:hAnsi="Aptos" w:cs="Aptos"/>
+          <w:color w:val="4EA72E" w:themeColor="accent6"/>
+          <w:sz w:val="28"/>
+          <w:szCs w:val="28"/>
+        </w:rPr>
+        <w:t>Alice&lt;/td&gt;&lt;td&gt;25&lt;/td&gt;</w:t>
+      </w:r>
+    </w:p>
+    <w:p>
+      <w:pPr>
+        <w:spacing w:before="240" w:after="240"/>
+        <w:rPr>
+          <w:rFonts w:ascii="Aptos" w:eastAsia="Aptos" w:hAnsi="Aptos" w:cs="Aptos"/>
+          <w:color w:val="4EA72E" w:themeColor="accent6"/>
+          <w:sz w:val="28"/>
+          <w:szCs w:val="28"/>
+        </w:rPr>
+      </w:pPr>
+      <w:r>
+        <w:rPr>
+          <w:rFonts w:ascii="Aptos" w:eastAsia="Aptos" w:hAnsi="Aptos" w:cs="Aptos"/>
+          <w:color w:val="4EA72E" w:themeColor="accent6"/>
+          <w:sz w:val="28"/>
+          <w:szCs w:val="28"/>
+        </w:rPr>
+        <w:t>&lt;/</w:t>
+      </w:r>
+      <w:proofErr w:type="gramStart"/>
+      <w:r>
+        <w:rPr>
+          <w:rFonts w:ascii="Aptos" w:eastAsia="Aptos" w:hAnsi="Aptos" w:cs="Aptos"/>
+          <w:color w:val="4EA72E" w:themeColor="accent6"/>
+          <w:sz w:val="28"/>
+          <w:szCs w:val="28"/>
+        </w:rPr>
+        <w:t>tr</w:t>
+      </w:r>
+      <w:proofErr w:type="gramEnd"/>
+      <w:r>
+        <w:rPr>
+          <w:rFonts w:ascii="Aptos" w:eastAsia="Aptos" w:hAnsi="Aptos" w:cs="Aptos"/>
+          <w:color w:val="4EA72E" w:themeColor="accent6"/>
+          <w:sz w:val="28"/>
+          <w:szCs w:val="28"/>
+        </w:rPr>
+        <w:t>&gt;</w:t>
       </w:r>
     </w:p>
     <w:p>
@@ -1725,13 +2194,23 @@
       <w:pPr>
         <w:spacing w:before="240" w:after="240"/>
       </w:pPr>
-      <w:r>
-        <w:rPr>
-          <w:rFonts w:ascii="Aptos" w:eastAsia="Aptos" w:hAnsi="Aptos" w:cs="Aptos"/>
-          <w:sz w:val="28"/>
-          <w:szCs w:val="28"/>
-        </w:rPr>
-        <w:t>browsers and Google use these tags to understand the page layout.</w:t>
+      <w:proofErr w:type="gramStart"/>
+      <w:r>
+        <w:rPr>
+          <w:rFonts w:ascii="Aptos" w:eastAsia="Aptos" w:hAnsi="Aptos" w:cs="Aptos"/>
+          <w:sz w:val="28"/>
+          <w:szCs w:val="28"/>
+        </w:rPr>
+        <w:t>browsers</w:t>
+      </w:r>
+      <w:proofErr w:type="gramEnd"/>
+      <w:r>
+        <w:rPr>
+          <w:rFonts w:ascii="Aptos" w:eastAsia="Aptos" w:hAnsi="Aptos" w:cs="Aptos"/>
+          <w:sz w:val="28"/>
+          <w:szCs w:val="28"/>
+        </w:rPr>
+        <w:t xml:space="preserve"> and Google use these tags to understand the page layout.</w:t>
       </w:r>
     </w:p>
     <w:p>
@@ -1756,7 +2235,29 @@
           <w:sz w:val="28"/>
           <w:szCs w:val="28"/>
         </w:rPr>
-        <w:t>&lt;header&gt;</w:t>
+        <w:t>&lt;</w:t>
+      </w:r>
+      <w:proofErr w:type="gramStart"/>
+      <w:r>
+        <w:rPr>
+          <w:rFonts w:ascii="Consolas" w:eastAsia="Consolas" w:hAnsi="Consolas" w:cs="Consolas"/>
+          <w:b/>
+          <w:bCs/>
+          <w:sz w:val="28"/>
+          <w:szCs w:val="28"/>
+        </w:rPr>
+        <w:t>header</w:t>
+      </w:r>
+      <w:proofErr w:type="gramEnd"/>
+      <w:r>
+        <w:rPr>
+          <w:rFonts w:ascii="Consolas" w:eastAsia="Consolas" w:hAnsi="Consolas" w:cs="Consolas"/>
+          <w:b/>
+          <w:bCs/>
+          <w:sz w:val="28"/>
+          <w:szCs w:val="28"/>
+        </w:rPr>
+        <w:t>&gt;</w:t>
       </w:r>
       <w:r>
         <w:rPr>
@@ -1799,7 +2300,29 @@
           <w:sz w:val="28"/>
           <w:szCs w:val="28"/>
         </w:rPr>
-        <w:t>&lt;nav&gt;</w:t>
+        <w:t>&lt;</w:t>
+      </w:r>
+      <w:proofErr w:type="gramStart"/>
+      <w:r>
+        <w:rPr>
+          <w:rFonts w:ascii="Consolas" w:eastAsia="Consolas" w:hAnsi="Consolas" w:cs="Consolas"/>
+          <w:b/>
+          <w:bCs/>
+          <w:sz w:val="28"/>
+          <w:szCs w:val="28"/>
+        </w:rPr>
+        <w:t>nav</w:t>
+      </w:r>
+      <w:proofErr w:type="gramEnd"/>
+      <w:r>
+        <w:rPr>
+          <w:rFonts w:ascii="Consolas" w:eastAsia="Consolas" w:hAnsi="Consolas" w:cs="Consolas"/>
+          <w:b/>
+          <w:bCs/>
+          <w:sz w:val="28"/>
+          <w:szCs w:val="28"/>
+        </w:rPr>
+        <w:t>&gt;</w:t>
       </w:r>
       <w:r>
         <w:rPr>
@@ -1842,7 +2365,29 @@
           <w:sz w:val="28"/>
           <w:szCs w:val="28"/>
         </w:rPr>
-        <w:t>&lt;main&gt;</w:t>
+        <w:t>&lt;</w:t>
+      </w:r>
+      <w:proofErr w:type="gramStart"/>
+      <w:r>
+        <w:rPr>
+          <w:rFonts w:ascii="Consolas" w:eastAsia="Consolas" w:hAnsi="Consolas" w:cs="Consolas"/>
+          <w:b/>
+          <w:bCs/>
+          <w:sz w:val="28"/>
+          <w:szCs w:val="28"/>
+        </w:rPr>
+        <w:t>main</w:t>
+      </w:r>
+      <w:proofErr w:type="gramEnd"/>
+      <w:r>
+        <w:rPr>
+          <w:rFonts w:ascii="Consolas" w:eastAsia="Consolas" w:hAnsi="Consolas" w:cs="Consolas"/>
+          <w:b/>
+          <w:bCs/>
+          <w:sz w:val="28"/>
+          <w:szCs w:val="28"/>
+        </w:rPr>
+        <w:t>&gt;</w:t>
       </w:r>
       <w:r>
         <w:rPr>
@@ -1885,7 +2430,29 @@
           <w:sz w:val="28"/>
           <w:szCs w:val="28"/>
         </w:rPr>
-        <w:t>&lt;section&gt;</w:t>
+        <w:t>&lt;</w:t>
+      </w:r>
+      <w:proofErr w:type="gramStart"/>
+      <w:r>
+        <w:rPr>
+          <w:rFonts w:ascii="Consolas" w:eastAsia="Consolas" w:hAnsi="Consolas" w:cs="Consolas"/>
+          <w:b/>
+          <w:bCs/>
+          <w:sz w:val="28"/>
+          <w:szCs w:val="28"/>
+        </w:rPr>
+        <w:t>section</w:t>
+      </w:r>
+      <w:proofErr w:type="gramEnd"/>
+      <w:r>
+        <w:rPr>
+          <w:rFonts w:ascii="Consolas" w:eastAsia="Consolas" w:hAnsi="Consolas" w:cs="Consolas"/>
+          <w:b/>
+          <w:bCs/>
+          <w:sz w:val="28"/>
+          <w:szCs w:val="28"/>
+        </w:rPr>
+        <w:t>&gt;</w:t>
       </w:r>
       <w:r>
         <w:rPr>
@@ -1981,7 +2548,29 @@
           <w:szCs w:val="28"/>
         </w:rPr>
         <w:lastRenderedPageBreak/>
-        <w:t>&lt;footer&gt;</w:t>
+        <w:t>&lt;</w:t>
+      </w:r>
+      <w:proofErr w:type="gramStart"/>
+      <w:r>
+        <w:rPr>
+          <w:rFonts w:ascii="Consolas" w:eastAsia="Consolas" w:hAnsi="Consolas" w:cs="Consolas"/>
+          <w:b/>
+          <w:bCs/>
+          <w:sz w:val="28"/>
+          <w:szCs w:val="28"/>
+        </w:rPr>
+        <w:t>footer</w:t>
+      </w:r>
+      <w:proofErr w:type="gramEnd"/>
+      <w:r>
+        <w:rPr>
+          <w:rFonts w:ascii="Consolas" w:eastAsia="Consolas" w:hAnsi="Consolas" w:cs="Consolas"/>
+          <w:b/>
+          <w:bCs/>
+          <w:sz w:val="28"/>
+          <w:szCs w:val="28"/>
+        </w:rPr>
+        <w:t>&gt;</w:t>
       </w:r>
       <w:r>
         <w:rPr>
@@ -2029,87 +2618,187 @@
           <w:sz w:val="28"/>
           <w:szCs w:val="28"/>
         </w:rPr>
-        <w:t>&lt;header&gt;Website Title&lt;/header&gt;</w:t>
-      </w:r>
-    </w:p>
-    <w:p>
-      <w:pPr>
-        <w:spacing w:before="240" w:after="240"/>
-        <w:rPr>
-          <w:rFonts w:ascii="Aptos" w:eastAsia="Aptos" w:hAnsi="Aptos" w:cs="Aptos"/>
-          <w:color w:val="4EA72E" w:themeColor="accent6"/>
-          <w:sz w:val="28"/>
-          <w:szCs w:val="28"/>
-        </w:rPr>
-      </w:pPr>
-      <w:r>
-        <w:rPr>
-          <w:rFonts w:ascii="Aptos" w:eastAsia="Aptos" w:hAnsi="Aptos" w:cs="Aptos"/>
-          <w:color w:val="4EA72E" w:themeColor="accent6"/>
-          <w:sz w:val="28"/>
-          <w:szCs w:val="28"/>
-        </w:rPr>
-        <w:t>&lt;nav&gt;Navigation Links&lt;/nav&gt;</w:t>
-      </w:r>
-    </w:p>
-    <w:p>
-      <w:pPr>
-        <w:spacing w:before="240" w:after="240"/>
-        <w:rPr>
-          <w:rFonts w:ascii="Aptos" w:eastAsia="Aptos" w:hAnsi="Aptos" w:cs="Aptos"/>
-          <w:color w:val="4EA72E" w:themeColor="accent6"/>
-          <w:sz w:val="28"/>
-          <w:szCs w:val="28"/>
-        </w:rPr>
-      </w:pPr>
-      <w:r>
-        <w:rPr>
-          <w:rFonts w:ascii="Aptos" w:eastAsia="Aptos" w:hAnsi="Aptos" w:cs="Aptos"/>
-          <w:color w:val="4EA72E" w:themeColor="accent6"/>
-          <w:sz w:val="28"/>
-          <w:szCs w:val="28"/>
-        </w:rPr>
-        <w:t>&lt;main&gt;</w:t>
-      </w:r>
-    </w:p>
-    <w:p>
-      <w:pPr>
-        <w:spacing w:before="240" w:after="240"/>
-        <w:rPr>
-          <w:rFonts w:ascii="Aptos" w:eastAsia="Aptos" w:hAnsi="Aptos" w:cs="Aptos"/>
-          <w:color w:val="4EA72E" w:themeColor="accent6"/>
-          <w:sz w:val="28"/>
-          <w:szCs w:val="28"/>
-        </w:rPr>
-      </w:pPr>
-      <w:r>
-        <w:rPr>
-          <w:rFonts w:ascii="Aptos" w:eastAsia="Aptos" w:hAnsi="Aptos" w:cs="Aptos"/>
-          <w:color w:val="4EA72E" w:themeColor="accent6"/>
-          <w:sz w:val="28"/>
-          <w:szCs w:val="28"/>
-        </w:rPr>
-        <w:t>&lt;section&gt;</w:t>
-      </w:r>
-    </w:p>
-    <w:p>
-      <w:pPr>
-        <w:spacing w:before="240" w:after="240"/>
-        <w:rPr>
-          <w:rFonts w:ascii="Aptos" w:eastAsia="Aptos" w:hAnsi="Aptos" w:cs="Aptos"/>
-          <w:color w:val="4EA72E" w:themeColor="accent6"/>
-          <w:sz w:val="28"/>
-          <w:szCs w:val="28"/>
-        </w:rPr>
-      </w:pPr>
-      <w:r>
-        <w:rPr>
-          <w:rFonts w:ascii="Aptos" w:eastAsia="Aptos" w:hAnsi="Aptos" w:cs="Aptos"/>
-          <w:color w:val="4EA72E" w:themeColor="accent6"/>
-          <w:sz w:val="28"/>
-          <w:szCs w:val="28"/>
-        </w:rPr>
-        <w:t>&lt;article&gt;Blog Post Content&lt;/article&gt;</w:t>
+        <w:t>&lt;</w:t>
+      </w:r>
+      <w:proofErr w:type="gramStart"/>
+      <w:r>
+        <w:rPr>
+          <w:rFonts w:ascii="Aptos" w:eastAsia="Aptos" w:hAnsi="Aptos" w:cs="Aptos"/>
+          <w:color w:val="4EA72E" w:themeColor="accent6"/>
+          <w:sz w:val="28"/>
+          <w:szCs w:val="28"/>
+        </w:rPr>
+        <w:t>header&gt;</w:t>
+      </w:r>
+      <w:proofErr w:type="gramEnd"/>
+      <w:r>
+        <w:rPr>
+          <w:rFonts w:ascii="Aptos" w:eastAsia="Aptos" w:hAnsi="Aptos" w:cs="Aptos"/>
+          <w:color w:val="4EA72E" w:themeColor="accent6"/>
+          <w:sz w:val="28"/>
+          <w:szCs w:val="28"/>
+        </w:rPr>
+        <w:t>Website Title&lt;/header&gt;</w:t>
+      </w:r>
+    </w:p>
+    <w:p>
+      <w:pPr>
+        <w:spacing w:before="240" w:after="240"/>
+        <w:rPr>
+          <w:rFonts w:ascii="Aptos" w:eastAsia="Aptos" w:hAnsi="Aptos" w:cs="Aptos"/>
+          <w:color w:val="4EA72E" w:themeColor="accent6"/>
+          <w:sz w:val="28"/>
+          <w:szCs w:val="28"/>
+        </w:rPr>
+      </w:pPr>
+      <w:r>
+        <w:rPr>
+          <w:rFonts w:ascii="Aptos" w:eastAsia="Aptos" w:hAnsi="Aptos" w:cs="Aptos"/>
+          <w:color w:val="4EA72E" w:themeColor="accent6"/>
+          <w:sz w:val="28"/>
+          <w:szCs w:val="28"/>
+        </w:rPr>
+        <w:t>&lt;</w:t>
+      </w:r>
+      <w:proofErr w:type="gramStart"/>
+      <w:r>
+        <w:rPr>
+          <w:rFonts w:ascii="Aptos" w:eastAsia="Aptos" w:hAnsi="Aptos" w:cs="Aptos"/>
+          <w:color w:val="4EA72E" w:themeColor="accent6"/>
+          <w:sz w:val="28"/>
+          <w:szCs w:val="28"/>
+        </w:rPr>
+        <w:t>nav&gt;</w:t>
+      </w:r>
+      <w:proofErr w:type="gramEnd"/>
+      <w:r>
+        <w:rPr>
+          <w:rFonts w:ascii="Aptos" w:eastAsia="Aptos" w:hAnsi="Aptos" w:cs="Aptos"/>
+          <w:color w:val="4EA72E" w:themeColor="accent6"/>
+          <w:sz w:val="28"/>
+          <w:szCs w:val="28"/>
+        </w:rPr>
+        <w:t>Navigation Links&lt;/nav&gt;</w:t>
+      </w:r>
+    </w:p>
+    <w:p>
+      <w:pPr>
+        <w:spacing w:before="240" w:after="240"/>
+        <w:rPr>
+          <w:rFonts w:ascii="Aptos" w:eastAsia="Aptos" w:hAnsi="Aptos" w:cs="Aptos"/>
+          <w:color w:val="4EA72E" w:themeColor="accent6"/>
+          <w:sz w:val="28"/>
+          <w:szCs w:val="28"/>
+        </w:rPr>
+      </w:pPr>
+      <w:r>
+        <w:rPr>
+          <w:rFonts w:ascii="Aptos" w:eastAsia="Aptos" w:hAnsi="Aptos" w:cs="Aptos"/>
+          <w:color w:val="4EA72E" w:themeColor="accent6"/>
+          <w:sz w:val="28"/>
+          <w:szCs w:val="28"/>
+        </w:rPr>
+        <w:t>&lt;</w:t>
+      </w:r>
+      <w:proofErr w:type="gramStart"/>
+      <w:r>
+        <w:rPr>
+          <w:rFonts w:ascii="Aptos" w:eastAsia="Aptos" w:hAnsi="Aptos" w:cs="Aptos"/>
+          <w:color w:val="4EA72E" w:themeColor="accent6"/>
+          <w:sz w:val="28"/>
+          <w:szCs w:val="28"/>
+        </w:rPr>
+        <w:t>main</w:t>
+      </w:r>
+      <w:proofErr w:type="gramEnd"/>
+      <w:r>
+        <w:rPr>
+          <w:rFonts w:ascii="Aptos" w:eastAsia="Aptos" w:hAnsi="Aptos" w:cs="Aptos"/>
+          <w:color w:val="4EA72E" w:themeColor="accent6"/>
+          <w:sz w:val="28"/>
+          <w:szCs w:val="28"/>
+        </w:rPr>
+        <w:t>&gt;</w:t>
+      </w:r>
+    </w:p>
+    <w:p>
+      <w:pPr>
+        <w:spacing w:before="240" w:after="240"/>
+        <w:rPr>
+          <w:rFonts w:ascii="Aptos" w:eastAsia="Aptos" w:hAnsi="Aptos" w:cs="Aptos"/>
+          <w:color w:val="4EA72E" w:themeColor="accent6"/>
+          <w:sz w:val="28"/>
+          <w:szCs w:val="28"/>
+        </w:rPr>
+      </w:pPr>
+      <w:r>
+        <w:rPr>
+          <w:rFonts w:ascii="Aptos" w:eastAsia="Aptos" w:hAnsi="Aptos" w:cs="Aptos"/>
+          <w:color w:val="4EA72E" w:themeColor="accent6"/>
+          <w:sz w:val="28"/>
+          <w:szCs w:val="28"/>
+        </w:rPr>
+        <w:t>&lt;</w:t>
+      </w:r>
+      <w:proofErr w:type="gramStart"/>
+      <w:r>
+        <w:rPr>
+          <w:rFonts w:ascii="Aptos" w:eastAsia="Aptos" w:hAnsi="Aptos" w:cs="Aptos"/>
+          <w:color w:val="4EA72E" w:themeColor="accent6"/>
+          <w:sz w:val="28"/>
+          <w:szCs w:val="28"/>
+        </w:rPr>
+        <w:t>section</w:t>
+      </w:r>
+      <w:proofErr w:type="gramEnd"/>
+      <w:r>
+        <w:rPr>
+          <w:rFonts w:ascii="Aptos" w:eastAsia="Aptos" w:hAnsi="Aptos" w:cs="Aptos"/>
+          <w:color w:val="4EA72E" w:themeColor="accent6"/>
+          <w:sz w:val="28"/>
+          <w:szCs w:val="28"/>
+        </w:rPr>
+        <w:t>&gt;</w:t>
+      </w:r>
+    </w:p>
+    <w:p>
+      <w:pPr>
+        <w:spacing w:before="240" w:after="240"/>
+        <w:rPr>
+          <w:rFonts w:ascii="Aptos" w:eastAsia="Aptos" w:hAnsi="Aptos" w:cs="Aptos"/>
+          <w:color w:val="4EA72E" w:themeColor="accent6"/>
+          <w:sz w:val="28"/>
+          <w:szCs w:val="28"/>
+        </w:rPr>
+      </w:pPr>
+      <w:r>
+        <w:rPr>
+          <w:rFonts w:ascii="Aptos" w:eastAsia="Aptos" w:hAnsi="Aptos" w:cs="Aptos"/>
+          <w:color w:val="4EA72E" w:themeColor="accent6"/>
+          <w:sz w:val="28"/>
+          <w:szCs w:val="28"/>
+        </w:rPr>
+        <w:t>&lt;</w:t>
+      </w:r>
+      <w:proofErr w:type="gramStart"/>
+      <w:r>
+        <w:rPr>
+          <w:rFonts w:ascii="Aptos" w:eastAsia="Aptos" w:hAnsi="Aptos" w:cs="Aptos"/>
+          <w:color w:val="4EA72E" w:themeColor="accent6"/>
+          <w:sz w:val="28"/>
+          <w:szCs w:val="28"/>
+        </w:rPr>
+        <w:t>article&gt;</w:t>
+      </w:r>
+      <w:proofErr w:type="gramEnd"/>
+      <w:r>
+        <w:rPr>
+          <w:rFonts w:ascii="Aptos" w:eastAsia="Aptos" w:hAnsi="Aptos" w:cs="Aptos"/>
+          <w:color w:val="4EA72E" w:themeColor="accent6"/>
+          <w:sz w:val="28"/>
+          <w:szCs w:val="28"/>
+        </w:rPr>
+        <w:t>Blog Post Content&lt;/article&gt;</w:t>
       </w:r>
     </w:p>
     <w:p>
@@ -2169,7 +2858,27 @@
           <w:sz w:val="28"/>
           <w:szCs w:val="28"/>
         </w:rPr>
-        <w:t>&lt;footer&gt;Copyright 2026&lt;/footer&gt;</w:t>
+        <w:t>&lt;</w:t>
+      </w:r>
+      <w:proofErr w:type="gramStart"/>
+      <w:r>
+        <w:rPr>
+          <w:rFonts w:ascii="Aptos" w:eastAsia="Aptos" w:hAnsi="Aptos" w:cs="Aptos"/>
+          <w:color w:val="4EA72E" w:themeColor="accent6"/>
+          <w:sz w:val="28"/>
+          <w:szCs w:val="28"/>
+        </w:rPr>
+        <w:t>footer&gt;</w:t>
+      </w:r>
+      <w:proofErr w:type="gramEnd"/>
+      <w:r>
+        <w:rPr>
+          <w:rFonts w:ascii="Aptos" w:eastAsia="Aptos" w:hAnsi="Aptos" w:cs="Aptos"/>
+          <w:color w:val="4EA72E" w:themeColor="accent6"/>
+          <w:sz w:val="28"/>
+          <w:szCs w:val="28"/>
+        </w:rPr>
+        <w:t>Copyright 2026&lt;/footer&gt;</w:t>
       </w:r>
     </w:p>
     <w:p>
@@ -2231,7 +2940,29 @@
           <w:sz w:val="28"/>
           <w:szCs w:val="28"/>
         </w:rPr>
-        <w:t>&lt;form&gt;</w:t>
+        <w:t>&lt;</w:t>
+      </w:r>
+      <w:proofErr w:type="gramStart"/>
+      <w:r>
+        <w:rPr>
+          <w:rFonts w:ascii="Consolas" w:eastAsia="Consolas" w:hAnsi="Consolas" w:cs="Consolas"/>
+          <w:b/>
+          <w:bCs/>
+          <w:sz w:val="28"/>
+          <w:szCs w:val="28"/>
+        </w:rPr>
+        <w:t>form</w:t>
+      </w:r>
+      <w:proofErr w:type="gramEnd"/>
+      <w:r>
+        <w:rPr>
+          <w:rFonts w:ascii="Consolas" w:eastAsia="Consolas" w:hAnsi="Consolas" w:cs="Consolas"/>
+          <w:b/>
+          <w:bCs/>
+          <w:sz w:val="28"/>
+          <w:szCs w:val="28"/>
+        </w:rPr>
+        <w:t>&gt;</w:t>
       </w:r>
       <w:r>
         <w:rPr>
@@ -2309,13 +3040,23 @@
           <w:szCs w:val="28"/>
         </w:rPr>
       </w:pPr>
-      <w:r>
-        <w:rPr>
-          <w:rFonts w:ascii="Consolas" w:eastAsia="Consolas" w:hAnsi="Consolas" w:cs="Consolas"/>
-          <w:sz w:val="28"/>
-          <w:szCs w:val="28"/>
-        </w:rPr>
-        <w:t>type="text"</w:t>
+      <w:proofErr w:type="gramStart"/>
+      <w:r>
+        <w:rPr>
+          <w:rFonts w:ascii="Consolas" w:eastAsia="Consolas" w:hAnsi="Consolas" w:cs="Consolas"/>
+          <w:sz w:val="28"/>
+          <w:szCs w:val="28"/>
+        </w:rPr>
+        <w:t>type</w:t>
+      </w:r>
+      <w:proofErr w:type="gramEnd"/>
+      <w:r>
+        <w:rPr>
+          <w:rFonts w:ascii="Consolas" w:eastAsia="Consolas" w:hAnsi="Consolas" w:cs="Consolas"/>
+          <w:sz w:val="28"/>
+          <w:szCs w:val="28"/>
+        </w:rPr>
+        <w:t>="text"</w:t>
       </w:r>
       <w:r>
         <w:rPr>
@@ -2372,13 +3113,23 @@
           <w:szCs w:val="28"/>
         </w:rPr>
       </w:pPr>
-      <w:r>
-        <w:rPr>
-          <w:rFonts w:ascii="Consolas" w:eastAsia="Consolas" w:hAnsi="Consolas" w:cs="Consolas"/>
-          <w:sz w:val="28"/>
-          <w:szCs w:val="28"/>
-        </w:rPr>
-        <w:t>type="checkbox"</w:t>
+      <w:proofErr w:type="gramStart"/>
+      <w:r>
+        <w:rPr>
+          <w:rFonts w:ascii="Consolas" w:eastAsia="Consolas" w:hAnsi="Consolas" w:cs="Consolas"/>
+          <w:sz w:val="28"/>
+          <w:szCs w:val="28"/>
+        </w:rPr>
+        <w:t>type</w:t>
+      </w:r>
+      <w:proofErr w:type="gramEnd"/>
+      <w:r>
+        <w:rPr>
+          <w:rFonts w:ascii="Consolas" w:eastAsia="Consolas" w:hAnsi="Consolas" w:cs="Consolas"/>
+          <w:sz w:val="28"/>
+          <w:szCs w:val="28"/>
+        </w:rPr>
+        <w:t>="checkbox"</w:t>
       </w:r>
       <w:r>
         <w:rPr>
@@ -2403,13 +3154,23 @@
           <w:szCs w:val="28"/>
         </w:rPr>
       </w:pPr>
-      <w:r>
-        <w:rPr>
-          <w:rFonts w:ascii="Consolas" w:eastAsia="Consolas" w:hAnsi="Consolas" w:cs="Consolas"/>
-          <w:sz w:val="28"/>
-          <w:szCs w:val="28"/>
-        </w:rPr>
-        <w:t>type="radio"</w:t>
+      <w:proofErr w:type="gramStart"/>
+      <w:r>
+        <w:rPr>
+          <w:rFonts w:ascii="Consolas" w:eastAsia="Consolas" w:hAnsi="Consolas" w:cs="Consolas"/>
+          <w:sz w:val="28"/>
+          <w:szCs w:val="28"/>
+        </w:rPr>
+        <w:t>type</w:t>
+      </w:r>
+      <w:proofErr w:type="gramEnd"/>
+      <w:r>
+        <w:rPr>
+          <w:rFonts w:ascii="Consolas" w:eastAsia="Consolas" w:hAnsi="Consolas" w:cs="Consolas"/>
+          <w:sz w:val="28"/>
+          <w:szCs w:val="28"/>
+        </w:rPr>
+        <w:t>="radio"</w:t>
       </w:r>
       <w:r>
         <w:rPr>
@@ -2458,7 +3219,29 @@
           <w:sz w:val="28"/>
           <w:szCs w:val="28"/>
         </w:rPr>
-        <w:t>&lt;label&gt;</w:t>
+        <w:t>&lt;</w:t>
+      </w:r>
+      <w:proofErr w:type="gramStart"/>
+      <w:r>
+        <w:rPr>
+          <w:rFonts w:ascii="Consolas" w:eastAsia="Consolas" w:hAnsi="Consolas" w:cs="Consolas"/>
+          <w:b/>
+          <w:bCs/>
+          <w:sz w:val="28"/>
+          <w:szCs w:val="28"/>
+        </w:rPr>
+        <w:t>label</w:t>
+      </w:r>
+      <w:proofErr w:type="gramEnd"/>
+      <w:r>
+        <w:rPr>
+          <w:rFonts w:ascii="Consolas" w:eastAsia="Consolas" w:hAnsi="Consolas" w:cs="Consolas"/>
+          <w:b/>
+          <w:bCs/>
+          <w:sz w:val="28"/>
+          <w:szCs w:val="28"/>
+        </w:rPr>
+        <w:t>&gt;</w:t>
       </w:r>
       <w:r>
         <w:rPr>
@@ -2476,7 +3259,25 @@
           <w:sz w:val="28"/>
           <w:szCs w:val="28"/>
         </w:rPr>
-        <w:t xml:space="preserve"> Crucial!  The For attribute must match the input </w:t>
+        <w:t xml:space="preserve"> Crucial!  The </w:t>
+      </w:r>
+      <w:proofErr w:type="gramStart"/>
+      <w:r>
+        <w:rPr>
+          <w:rFonts w:ascii="Aptos" w:eastAsia="Aptos" w:hAnsi="Aptos" w:cs="Aptos"/>
+          <w:sz w:val="28"/>
+          <w:szCs w:val="28"/>
+        </w:rPr>
+        <w:t>For</w:t>
+      </w:r>
+      <w:proofErr w:type="gramEnd"/>
+      <w:r>
+        <w:rPr>
+          <w:rFonts w:ascii="Aptos" w:eastAsia="Aptos" w:hAnsi="Aptos" w:cs="Aptos"/>
+          <w:sz w:val="28"/>
+          <w:szCs w:val="28"/>
+        </w:rPr>
+        <w:t xml:space="preserve"> attribute must match the input </w:t>
       </w:r>
       <w:r>
         <w:rPr>
@@ -2517,7 +3318,29 @@
           <w:sz w:val="28"/>
           <w:szCs w:val="28"/>
         </w:rPr>
-        <w:t>&lt;select&gt;</w:t>
+        <w:t>&lt;</w:t>
+      </w:r>
+      <w:proofErr w:type="gramStart"/>
+      <w:r>
+        <w:rPr>
+          <w:rFonts w:ascii="Consolas" w:eastAsia="Consolas" w:hAnsi="Consolas" w:cs="Consolas"/>
+          <w:b/>
+          <w:bCs/>
+          <w:sz w:val="28"/>
+          <w:szCs w:val="28"/>
+        </w:rPr>
+        <w:t>select</w:t>
+      </w:r>
+      <w:proofErr w:type="gramEnd"/>
+      <w:r>
+        <w:rPr>
+          <w:rFonts w:ascii="Consolas" w:eastAsia="Consolas" w:hAnsi="Consolas" w:cs="Consolas"/>
+          <w:b/>
+          <w:bCs/>
+          <w:sz w:val="28"/>
+          <w:szCs w:val="28"/>
+        </w:rPr>
+        <w:t>&gt;</w:t>
       </w:r>
       <w:r>
         <w:rPr>
@@ -2605,7 +3428,27 @@
           <w:sz w:val="28"/>
           <w:szCs w:val="28"/>
         </w:rPr>
-        <w:t>&lt;label for="name"&gt;Name:&lt;/label&gt;</w:t>
+        <w:t>&lt;label for="name"&gt;</w:t>
+      </w:r>
+      <w:proofErr w:type="gramStart"/>
+      <w:r>
+        <w:rPr>
+          <w:rFonts w:ascii="Aptos" w:eastAsia="Aptos" w:hAnsi="Aptos" w:cs="Aptos"/>
+          <w:color w:val="4EA72E" w:themeColor="accent6"/>
+          <w:sz w:val="28"/>
+          <w:szCs w:val="28"/>
+        </w:rPr>
+        <w:t>Name:</w:t>
+      </w:r>
+      <w:proofErr w:type="gramEnd"/>
+      <w:r>
+        <w:rPr>
+          <w:rFonts w:ascii="Aptos" w:eastAsia="Aptos" w:hAnsi="Aptos" w:cs="Aptos"/>
+          <w:color w:val="4EA72E" w:themeColor="accent6"/>
+          <w:sz w:val="28"/>
+          <w:szCs w:val="28"/>
+        </w:rPr>
+        <w:t>&lt;/label&gt;</w:t>
       </w:r>
     </w:p>
     <w:p>
@@ -2657,7 +3500,27 @@
           <w:sz w:val="28"/>
           <w:szCs w:val="28"/>
         </w:rPr>
-        <w:t>&lt;label&gt;FavoriteColor:&lt;/label&gt;</w:t>
+        <w:t>&lt;</w:t>
+      </w:r>
+      <w:proofErr w:type="gramStart"/>
+      <w:r>
+        <w:rPr>
+          <w:rFonts w:ascii="Aptos" w:eastAsia="Aptos" w:hAnsi="Aptos" w:cs="Aptos"/>
+          <w:color w:val="4EA72E" w:themeColor="accent6"/>
+          <w:sz w:val="28"/>
+          <w:szCs w:val="28"/>
+        </w:rPr>
+        <w:t>label&gt;</w:t>
+      </w:r>
+      <w:proofErr w:type="gramEnd"/>
+      <w:r>
+        <w:rPr>
+          <w:rFonts w:ascii="Aptos" w:eastAsia="Aptos" w:hAnsi="Aptos" w:cs="Aptos"/>
+          <w:color w:val="4EA72E" w:themeColor="accent6"/>
+          <w:sz w:val="28"/>
+          <w:szCs w:val="28"/>
+        </w:rPr>
+        <w:t>FavoriteColor:&lt;/label&gt;</w:t>
       </w:r>
     </w:p>
     <w:p>
@@ -2866,7 +3729,27 @@
           <w:sz w:val="28"/>
           <w:szCs w:val="28"/>
         </w:rPr>
-        <w:t>&lt;iframesrc="https://www.wikipedia.org" height="300" width="100%"&gt;&lt;/iframe&gt;</w:t>
+        <w:t>&lt;iframesrc="https://www.wikipedia.org" height="300" width="</w:t>
+      </w:r>
+      <w:proofErr w:type="gramStart"/>
+      <w:r>
+        <w:rPr>
+          <w:rFonts w:ascii="Aptos" w:eastAsia="Aptos" w:hAnsi="Aptos" w:cs="Aptos"/>
+          <w:color w:val="4EA72E" w:themeColor="accent6"/>
+          <w:sz w:val="28"/>
+          <w:szCs w:val="28"/>
+        </w:rPr>
+        <w:t>100%</w:t>
+      </w:r>
+      <w:proofErr w:type="gramEnd"/>
+      <w:r>
+        <w:rPr>
+          <w:rFonts w:ascii="Aptos" w:eastAsia="Aptos" w:hAnsi="Aptos" w:cs="Aptos"/>
+          <w:color w:val="4EA72E" w:themeColor="accent6"/>
+          <w:sz w:val="28"/>
+          <w:szCs w:val="28"/>
+        </w:rPr>
+        <w:t>"&gt;&lt;/iframe&gt;</w:t>
       </w:r>
     </w:p>
     <w:p>
@@ -2891,7 +3774,29 @@
           <w:sz w:val="28"/>
           <w:szCs w:val="28"/>
         </w:rPr>
-        <w:t>&lt;video&gt;</w:t>
+        <w:t>&lt;</w:t>
+      </w:r>
+      <w:proofErr w:type="gramStart"/>
+      <w:r>
+        <w:rPr>
+          <w:rFonts w:ascii="Consolas" w:eastAsia="Consolas" w:hAnsi="Consolas" w:cs="Consolas"/>
+          <w:b/>
+          <w:bCs/>
+          <w:sz w:val="28"/>
+          <w:szCs w:val="28"/>
+        </w:rPr>
+        <w:t>video</w:t>
+      </w:r>
+      <w:proofErr w:type="gramEnd"/>
+      <w:r>
+        <w:rPr>
+          <w:rFonts w:ascii="Consolas" w:eastAsia="Consolas" w:hAnsi="Consolas" w:cs="Consolas"/>
+          <w:b/>
+          <w:bCs/>
+          <w:sz w:val="28"/>
+          <w:szCs w:val="28"/>
+        </w:rPr>
+        <w:t>&gt;</w:t>
       </w:r>
       <w:r>
         <w:rPr>
@@ -2970,7 +3875,29 @@
           <w:sz w:val="28"/>
           <w:szCs w:val="28"/>
         </w:rPr>
-        <w:t>&lt;iframe&gt;</w:t>
+        <w:t>&lt;</w:t>
+      </w:r>
+      <w:proofErr w:type="gramStart"/>
+      <w:r>
+        <w:rPr>
+          <w:rFonts w:ascii="Consolas" w:eastAsia="Consolas" w:hAnsi="Consolas" w:cs="Consolas"/>
+          <w:b/>
+          <w:bCs/>
+          <w:sz w:val="28"/>
+          <w:szCs w:val="28"/>
+        </w:rPr>
+        <w:t>iframe</w:t>
+      </w:r>
+      <w:proofErr w:type="gramEnd"/>
+      <w:r>
+        <w:rPr>
+          <w:rFonts w:ascii="Consolas" w:eastAsia="Consolas" w:hAnsi="Consolas" w:cs="Consolas"/>
+          <w:b/>
+          <w:bCs/>
+          <w:sz w:val="28"/>
+          <w:szCs w:val="28"/>
+        </w:rPr>
+        <w:t>&gt;</w:t>
       </w:r>
       <w:r>
         <w:rPr>
@@ -3138,8 +4065,20 @@
           <w:sz w:val="28"/>
           <w:szCs w:val="28"/>
         </w:rPr>
-        <w:t>Meta Charset:</w:t>
-      </w:r>
+        <w:t xml:space="preserve">Meta </w:t>
+      </w:r>
+      <w:proofErr w:type="gramStart"/>
+      <w:r>
+        <w:rPr>
+          <w:rFonts w:ascii="Aptos" w:eastAsia="Aptos" w:hAnsi="Aptos" w:cs="Aptos"/>
+          <w:b/>
+          <w:bCs/>
+          <w:sz w:val="28"/>
+          <w:szCs w:val="28"/>
+        </w:rPr>
+        <w:t>Charset:</w:t>
+      </w:r>
+      <w:proofErr w:type="gramEnd"/>
       <w:r>
         <w:rPr>
           <w:rFonts w:ascii="Consolas" w:eastAsia="Consolas" w:hAnsi="Consolas" w:cs="Consolas"/>
@@ -3204,6 +4143,7 @@
           <w:szCs w:val="28"/>
         </w:rPr>
       </w:pPr>
+      <w:proofErr w:type="gramStart"/>
       <w:r>
         <w:rPr>
           <w:rFonts w:ascii="Aptos" w:eastAsia="Aptos" w:hAnsi="Aptos" w:cs="Aptos"/>
@@ -3214,6 +4154,7 @@
         </w:rPr>
         <w:t>Description:</w:t>
       </w:r>
+      <w:proofErr w:type="gramEnd"/>
       <w:r>
         <w:rPr>
           <w:rFonts w:ascii="Consolas" w:eastAsia="Consolas" w:hAnsi="Consolas" w:cs="Consolas"/>
@@ -3307,47 +4248,107 @@
           <w:sz w:val="28"/>
           <w:szCs w:val="28"/>
         </w:rPr>
-        <w:t>&lt;meta name="description" content="Learn HTML from scratch with this guide."&gt;</w:t>
-      </w:r>
-    </w:p>
-    <w:p>
-      <w:pPr>
-        <w:spacing w:before="240" w:after="240"/>
-        <w:rPr>
-          <w:rFonts w:ascii="Aptos" w:eastAsia="Aptos" w:hAnsi="Aptos" w:cs="Aptos"/>
-          <w:color w:val="4EA72E" w:themeColor="accent6"/>
-          <w:sz w:val="28"/>
-          <w:szCs w:val="28"/>
-        </w:rPr>
-      </w:pPr>
-      <w:r>
-        <w:rPr>
-          <w:rFonts w:ascii="Aptos" w:eastAsia="Aptos" w:hAnsi="Aptos" w:cs="Aptos"/>
-          <w:color w:val="4EA72E" w:themeColor="accent6"/>
-          <w:sz w:val="28"/>
-          <w:szCs w:val="28"/>
-        </w:rPr>
-        <w:t>&lt;meta name="viewport" content="width=device-width, initial-scale=1.0"&gt;</w:t>
-      </w:r>
-    </w:p>
-    <w:p>
-      <w:pPr>
-        <w:spacing w:before="240" w:after="240"/>
-        <w:rPr>
-          <w:rFonts w:ascii="Aptos" w:eastAsia="Aptos" w:hAnsi="Aptos" w:cs="Aptos"/>
-          <w:color w:val="4EA72E" w:themeColor="accent6"/>
-          <w:sz w:val="28"/>
-          <w:szCs w:val="28"/>
-        </w:rPr>
-      </w:pPr>
-      <w:r>
-        <w:rPr>
-          <w:rFonts w:ascii="Aptos" w:eastAsia="Aptos" w:hAnsi="Aptos" w:cs="Aptos"/>
-          <w:color w:val="4EA72E" w:themeColor="accent6"/>
-          <w:sz w:val="28"/>
-          <w:szCs w:val="28"/>
-        </w:rPr>
-        <w:t>&lt;meta property="og:title" content="HTML Roadmap"&gt;</w:t>
+        <w:t>&lt;</w:t>
+      </w:r>
+      <w:proofErr w:type="gramStart"/>
+      <w:r>
+        <w:rPr>
+          <w:rFonts w:ascii="Aptos" w:eastAsia="Aptos" w:hAnsi="Aptos" w:cs="Aptos"/>
+          <w:color w:val="4EA72E" w:themeColor="accent6"/>
+          <w:sz w:val="28"/>
+          <w:szCs w:val="28"/>
+        </w:rPr>
+        <w:t>meta</w:t>
+      </w:r>
+      <w:proofErr w:type="gramEnd"/>
+      <w:r>
+        <w:rPr>
+          <w:rFonts w:ascii="Aptos" w:eastAsia="Aptos" w:hAnsi="Aptos" w:cs="Aptos"/>
+          <w:color w:val="4EA72E" w:themeColor="accent6"/>
+          <w:sz w:val="28"/>
+          <w:szCs w:val="28"/>
+        </w:rPr>
+        <w:t xml:space="preserve"> name="description" content="Learn HTML from scratch with this guide."&gt;</w:t>
+      </w:r>
+    </w:p>
+    <w:p>
+      <w:pPr>
+        <w:spacing w:before="240" w:after="240"/>
+        <w:rPr>
+          <w:rFonts w:ascii="Aptos" w:eastAsia="Aptos" w:hAnsi="Aptos" w:cs="Aptos"/>
+          <w:color w:val="4EA72E" w:themeColor="accent6"/>
+          <w:sz w:val="28"/>
+          <w:szCs w:val="28"/>
+        </w:rPr>
+      </w:pPr>
+      <w:r>
+        <w:rPr>
+          <w:rFonts w:ascii="Aptos" w:eastAsia="Aptos" w:hAnsi="Aptos" w:cs="Aptos"/>
+          <w:color w:val="4EA72E" w:themeColor="accent6"/>
+          <w:sz w:val="28"/>
+          <w:szCs w:val="28"/>
+        </w:rPr>
+        <w:t>&lt;</w:t>
+      </w:r>
+      <w:proofErr w:type="gramStart"/>
+      <w:r>
+        <w:rPr>
+          <w:rFonts w:ascii="Aptos" w:eastAsia="Aptos" w:hAnsi="Aptos" w:cs="Aptos"/>
+          <w:color w:val="4EA72E" w:themeColor="accent6"/>
+          <w:sz w:val="28"/>
+          <w:szCs w:val="28"/>
+        </w:rPr>
+        <w:t>meta</w:t>
+      </w:r>
+      <w:proofErr w:type="gramEnd"/>
+      <w:r>
+        <w:rPr>
+          <w:rFonts w:ascii="Aptos" w:eastAsia="Aptos" w:hAnsi="Aptos" w:cs="Aptos"/>
+          <w:color w:val="4EA72E" w:themeColor="accent6"/>
+          <w:sz w:val="28"/>
+          <w:szCs w:val="28"/>
+        </w:rPr>
+        <w:t xml:space="preserve"> name="viewport" content="width=device-width, initial-scale=1.0"&gt;</w:t>
+      </w:r>
+    </w:p>
+    <w:p>
+      <w:pPr>
+        <w:spacing w:before="240" w:after="240"/>
+        <w:rPr>
+          <w:rFonts w:ascii="Aptos" w:eastAsia="Aptos" w:hAnsi="Aptos" w:cs="Aptos"/>
+          <w:color w:val="4EA72E" w:themeColor="accent6"/>
+          <w:sz w:val="28"/>
+          <w:szCs w:val="28"/>
+        </w:rPr>
+      </w:pPr>
+      <w:r>
+        <w:rPr>
+          <w:rFonts w:ascii="Aptos" w:eastAsia="Aptos" w:hAnsi="Aptos" w:cs="Aptos"/>
+          <w:color w:val="4EA72E" w:themeColor="accent6"/>
+          <w:sz w:val="28"/>
+          <w:szCs w:val="28"/>
+        </w:rPr>
+        <w:t>&lt;meta property="og</w:t>
+      </w:r>
+      <w:proofErr w:type="gramStart"/>
+      <w:r>
+        <w:rPr>
+          <w:rFonts w:ascii="Aptos" w:eastAsia="Aptos" w:hAnsi="Aptos" w:cs="Aptos"/>
+          <w:color w:val="4EA72E" w:themeColor="accent6"/>
+          <w:sz w:val="28"/>
+          <w:szCs w:val="28"/>
+        </w:rPr>
+        <w:t>:title</w:t>
+      </w:r>
+      <w:proofErr w:type="gramEnd"/>
+      <w:r>
+        <w:rPr>
+          <w:rFonts w:ascii="Aptos" w:eastAsia="Aptos" w:hAnsi="Aptos" w:cs="Aptos"/>
+          <w:color w:val="4EA72E" w:themeColor="accent6"/>
+          <w:sz w:val="28"/>
+          <w:szCs w:val="28"/>
+        </w:rPr>
+        <w:t>" content="HTML Roadmap"&gt;</w:t>
       </w:r>
     </w:p>
     <w:p>
@@ -3521,7 +4522,25 @@
           <w:sz w:val="28"/>
           <w:szCs w:val="28"/>
         </w:rPr>
-        <w:t>&lt;html lang="en"&gt;</w:t>
+        <w:t xml:space="preserve">&lt;html </w:t>
+      </w:r>
+      <w:proofErr w:type="gramStart"/>
+      <w:r>
+        <w:rPr>
+          <w:rFonts w:ascii="Consolas" w:eastAsia="Consolas" w:hAnsi="Consolas" w:cs="Consolas"/>
+          <w:sz w:val="28"/>
+          <w:szCs w:val="28"/>
+        </w:rPr>
+        <w:t>lang</w:t>
+      </w:r>
+      <w:proofErr w:type="gramEnd"/>
+      <w:r>
+        <w:rPr>
+          <w:rFonts w:ascii="Consolas" w:eastAsia="Consolas" w:hAnsi="Consolas" w:cs="Consolas"/>
+          <w:sz w:val="28"/>
+          <w:szCs w:val="28"/>
+        </w:rPr>
+        <w:t>="en"&gt;</w:t>
       </w:r>
       <w:r>
         <w:rPr>
@@ -3627,15 +4646,33 @@
           <w:b/>
           <w:bCs/>
         </w:rPr>
-        <w:t xml:space="preserve"> Modern HTML Features :</w:t>
-      </w:r>
-      <w:r>
-        <w:rPr>
-          <w:rFonts w:ascii="Aptos" w:eastAsia="Aptos" w:hAnsi="Aptos" w:cs="Aptos"/>
-          <w:b/>
-          <w:bCs/>
-        </w:rPr>
-        <w:t>SVGs &amp; Web Templates</w:t>
+        <w:t xml:space="preserve"> Modern HTML </w:t>
+      </w:r>
+      <w:proofErr w:type="gramStart"/>
+      <w:r>
+        <w:rPr>
+          <w:rFonts w:ascii="Aptos" w:eastAsia="Aptos" w:hAnsi="Aptos" w:cs="Aptos"/>
+          <w:b/>
+          <w:bCs/>
+        </w:rPr>
+        <w:t>Features :</w:t>
+      </w:r>
+      <w:r>
+        <w:rPr>
+          <w:rFonts w:ascii="Aptos" w:eastAsia="Aptos" w:hAnsi="Aptos" w:cs="Aptos"/>
+          <w:b/>
+          <w:bCs/>
+        </w:rPr>
+        <w:t>SVGs</w:t>
+      </w:r>
+      <w:proofErr w:type="gramEnd"/>
+      <w:r>
+        <w:rPr>
+          <w:rFonts w:ascii="Aptos" w:eastAsia="Aptos" w:hAnsi="Aptos" w:cs="Aptos"/>
+          <w:b/>
+          <w:bCs/>
+        </w:rPr>
+        <w:t xml:space="preserve"> &amp; Web Templates</w:t>
       </w:r>
     </w:p>
     <w:p>
@@ -3722,7 +4759,29 @@
           <w:sz w:val="28"/>
           <w:szCs w:val="28"/>
         </w:rPr>
-        <w:t>&lt;details&gt;</w:t>
+        <w:t>&lt;</w:t>
+      </w:r>
+      <w:proofErr w:type="gramStart"/>
+      <w:r>
+        <w:rPr>
+          <w:rFonts w:ascii="Consolas" w:eastAsia="Consolas" w:hAnsi="Consolas" w:cs="Consolas"/>
+          <w:b/>
+          <w:bCs/>
+          <w:sz w:val="28"/>
+          <w:szCs w:val="28"/>
+        </w:rPr>
+        <w:t>details</w:t>
+      </w:r>
+      <w:proofErr w:type="gramEnd"/>
+      <w:r>
+        <w:rPr>
+          <w:rFonts w:ascii="Consolas" w:eastAsia="Consolas" w:hAnsi="Consolas" w:cs="Consolas"/>
+          <w:b/>
+          <w:bCs/>
+          <w:sz w:val="28"/>
+          <w:szCs w:val="28"/>
+        </w:rPr>
+        <w:t>&gt;</w:t>
       </w:r>
       <w:r>
         <w:rPr>
@@ -3810,7 +4869,27 @@
           <w:sz w:val="28"/>
           <w:szCs w:val="28"/>
         </w:rPr>
-        <w:t>&lt;circle cx="50" cy="50" r="40" stroke="black" fill="red" /&gt;</w:t>
+        <w:t xml:space="preserve">&lt;circle cx="50" </w:t>
+      </w:r>
+      <w:proofErr w:type="gramStart"/>
+      <w:r>
+        <w:rPr>
+          <w:rFonts w:ascii="Aptos" w:eastAsia="Aptos" w:hAnsi="Aptos" w:cs="Aptos"/>
+          <w:color w:val="4EA72E" w:themeColor="accent6"/>
+          <w:sz w:val="28"/>
+          <w:szCs w:val="28"/>
+        </w:rPr>
+        <w:t>cy</w:t>
+      </w:r>
+      <w:proofErr w:type="gramEnd"/>
+      <w:r>
+        <w:rPr>
+          <w:rFonts w:ascii="Aptos" w:eastAsia="Aptos" w:hAnsi="Aptos" w:cs="Aptos"/>
+          <w:color w:val="4EA72E" w:themeColor="accent6"/>
+          <w:sz w:val="28"/>
+          <w:szCs w:val="28"/>
+        </w:rPr>
+        <w:t>="50" r="40" stroke="black" fill="red" /&gt;</w:t>
       </w:r>
     </w:p>
     <w:p>
@@ -3881,7 +4960,27 @@
           <w:sz w:val="28"/>
           <w:szCs w:val="28"/>
         </w:rPr>
-        <w:t>&lt;p&gt;This content is hidden until JS shows it.&lt;/p&gt;</w:t>
+        <w:t>&lt;p&gt;This content is hidden until JS shows it</w:t>
+      </w:r>
+      <w:proofErr w:type="gramStart"/>
+      <w:r>
+        <w:rPr>
+          <w:rFonts w:ascii="Aptos" w:eastAsia="Aptos" w:hAnsi="Aptos" w:cs="Aptos"/>
+          <w:color w:val="4EA72E" w:themeColor="accent6"/>
+          <w:sz w:val="28"/>
+          <w:szCs w:val="28"/>
+        </w:rPr>
+        <w:t>.&lt;</w:t>
+      </w:r>
+      <w:proofErr w:type="gramEnd"/>
+      <w:r>
+        <w:rPr>
+          <w:rFonts w:ascii="Aptos" w:eastAsia="Aptos" w:hAnsi="Aptos" w:cs="Aptos"/>
+          <w:color w:val="4EA72E" w:themeColor="accent6"/>
+          <w:sz w:val="28"/>
+          <w:szCs w:val="28"/>
+        </w:rPr>
+        <w:t>/p&gt;</w:t>
       </w:r>
     </w:p>
     <w:p>
@@ -3932,35 +5031,95 @@
           <w:sz w:val="28"/>
           <w:szCs w:val="28"/>
         </w:rPr>
-        <w:t>&lt;details&gt;</w:t>
-      </w:r>
-    </w:p>
-    <w:p>
-      <w:pPr>
-        <w:spacing w:before="240" w:after="240"/>
-      </w:pPr>
-      <w:r>
-        <w:rPr>
-          <w:rFonts w:ascii="Aptos" w:eastAsia="Aptos" w:hAnsi="Aptos" w:cs="Aptos"/>
-          <w:color w:val="4EA72E" w:themeColor="accent6"/>
-          <w:sz w:val="28"/>
-          <w:szCs w:val="28"/>
-        </w:rPr>
-        <w:t>&lt;summary&gt;Click to read more&lt;/summary&gt;</w:t>
-      </w:r>
-    </w:p>
-    <w:p>
-      <w:pPr>
-        <w:spacing w:before="240" w:after="240"/>
-      </w:pPr>
-      <w:r>
-        <w:rPr>
-          <w:rFonts w:ascii="Aptos" w:eastAsia="Aptos" w:hAnsi="Aptos" w:cs="Aptos"/>
-          <w:color w:val="4EA72E" w:themeColor="accent6"/>
-          <w:sz w:val="28"/>
-          <w:szCs w:val="28"/>
-        </w:rPr>
-        <w:t>&lt;p&gt;Hidden details revealed!&lt;/p&gt;</w:t>
+        <w:t>&lt;</w:t>
+      </w:r>
+      <w:proofErr w:type="gramStart"/>
+      <w:r>
+        <w:rPr>
+          <w:rFonts w:ascii="Aptos" w:eastAsia="Aptos" w:hAnsi="Aptos" w:cs="Aptos"/>
+          <w:color w:val="4EA72E" w:themeColor="accent6"/>
+          <w:sz w:val="28"/>
+          <w:szCs w:val="28"/>
+        </w:rPr>
+        <w:t>details</w:t>
+      </w:r>
+      <w:proofErr w:type="gramEnd"/>
+      <w:r>
+        <w:rPr>
+          <w:rFonts w:ascii="Aptos" w:eastAsia="Aptos" w:hAnsi="Aptos" w:cs="Aptos"/>
+          <w:color w:val="4EA72E" w:themeColor="accent6"/>
+          <w:sz w:val="28"/>
+          <w:szCs w:val="28"/>
+        </w:rPr>
+        <w:t>&gt;</w:t>
+      </w:r>
+    </w:p>
+    <w:p>
+      <w:pPr>
+        <w:spacing w:before="240" w:after="240"/>
+      </w:pPr>
+      <w:r>
+        <w:rPr>
+          <w:rFonts w:ascii="Aptos" w:eastAsia="Aptos" w:hAnsi="Aptos" w:cs="Aptos"/>
+          <w:color w:val="4EA72E" w:themeColor="accent6"/>
+          <w:sz w:val="28"/>
+          <w:szCs w:val="28"/>
+        </w:rPr>
+        <w:t>&lt;</w:t>
+      </w:r>
+      <w:proofErr w:type="gramStart"/>
+      <w:r>
+        <w:rPr>
+          <w:rFonts w:ascii="Aptos" w:eastAsia="Aptos" w:hAnsi="Aptos" w:cs="Aptos"/>
+          <w:color w:val="4EA72E" w:themeColor="accent6"/>
+          <w:sz w:val="28"/>
+          <w:szCs w:val="28"/>
+        </w:rPr>
+        <w:t>summary&gt;</w:t>
+      </w:r>
+      <w:proofErr w:type="gramEnd"/>
+      <w:r>
+        <w:rPr>
+          <w:rFonts w:ascii="Aptos" w:eastAsia="Aptos" w:hAnsi="Aptos" w:cs="Aptos"/>
+          <w:color w:val="4EA72E" w:themeColor="accent6"/>
+          <w:sz w:val="28"/>
+          <w:szCs w:val="28"/>
+        </w:rPr>
+        <w:t>Click to read more&lt;/summary&gt;</w:t>
+      </w:r>
+    </w:p>
+    <w:p>
+      <w:pPr>
+        <w:spacing w:before="240" w:after="240"/>
+      </w:pPr>
+      <w:r>
+        <w:rPr>
+          <w:rFonts w:ascii="Aptos" w:eastAsia="Aptos" w:hAnsi="Aptos" w:cs="Aptos"/>
+          <w:color w:val="4EA72E" w:themeColor="accent6"/>
+          <w:sz w:val="28"/>
+          <w:szCs w:val="28"/>
+        </w:rPr>
+        <w:t>&lt;p&gt;Hidden details revealed</w:t>
+      </w:r>
+      <w:proofErr w:type="gramStart"/>
+      <w:r>
+        <w:rPr>
+          <w:rFonts w:ascii="Aptos" w:eastAsia="Aptos" w:hAnsi="Aptos" w:cs="Aptos"/>
+          <w:color w:val="4EA72E" w:themeColor="accent6"/>
+          <w:sz w:val="28"/>
+          <w:szCs w:val="28"/>
+        </w:rPr>
+        <w:t>!&lt;</w:t>
+      </w:r>
+      <w:proofErr w:type="gramEnd"/>
+      <w:r>
+        <w:rPr>
+          <w:rFonts w:ascii="Aptos" w:eastAsia="Aptos" w:hAnsi="Aptos" w:cs="Aptos"/>
+          <w:color w:val="4EA72E" w:themeColor="accent6"/>
+          <w:sz w:val="28"/>
+          <w:szCs w:val="28"/>
+        </w:rPr>
+        <w:t>/p&gt;</w:t>
       </w:r>
     </w:p>
     <w:p>
@@ -4084,7 +5243,25 @@
           <w:b/>
           <w:bCs/>
         </w:rPr>
-        <w:t>🟢 The Basics (Modules 1-4)</w:t>
+        <w:t xml:space="preserve">🟢 </w:t>
+      </w:r>
+      <w:proofErr w:type="gramStart"/>
+      <w:r>
+        <w:rPr>
+          <w:rFonts w:ascii="Aptos" w:eastAsia="Aptos" w:hAnsi="Aptos" w:cs="Aptos"/>
+          <w:b/>
+          <w:bCs/>
+        </w:rPr>
+        <w:t>The</w:t>
+      </w:r>
+      <w:proofErr w:type="gramEnd"/>
+      <w:r>
+        <w:rPr>
+          <w:rFonts w:ascii="Aptos" w:eastAsia="Aptos" w:hAnsi="Aptos" w:cs="Aptos"/>
+          <w:b/>
+          <w:bCs/>
+        </w:rPr>
+        <w:t xml:space="preserve"> Basics (Modules 1-4)</w:t>
       </w:r>
     </w:p>
     <w:p>
@@ -4375,7 +5552,25 @@
           <w:sz w:val="28"/>
           <w:szCs w:val="28"/>
         </w:rPr>
-        <w:t xml:space="preserve"> Build a "Link-in-Bio" page. Create three links to social media profiles. Each link must open in a new tab. Below the links, add a profile picture.</w:t>
+        <w:t xml:space="preserve"> Build a "Link-in-Bio" page. Create three links to social media profiles. Each link must open in a new tab. </w:t>
+      </w:r>
+      <w:proofErr w:type="gramStart"/>
+      <w:r>
+        <w:rPr>
+          <w:rFonts w:ascii="Aptos" w:eastAsia="Aptos" w:hAnsi="Aptos" w:cs="Aptos"/>
+          <w:sz w:val="28"/>
+          <w:szCs w:val="28"/>
+        </w:rPr>
+        <w:t>Below</w:t>
+      </w:r>
+      <w:proofErr w:type="gramEnd"/>
+      <w:r>
+        <w:rPr>
+          <w:rFonts w:ascii="Aptos" w:eastAsia="Aptos" w:hAnsi="Aptos" w:cs="Aptos"/>
+          <w:sz w:val="28"/>
+          <w:szCs w:val="28"/>
+        </w:rPr>
+        <w:t xml:space="preserve"> the links, add a profile picture.</w:t>
       </w:r>
     </w:p>
     <w:p>
@@ -4841,7 +6036,29 @@
           <w:sz w:val="28"/>
           <w:szCs w:val="28"/>
         </w:rPr>
-        <w:t>Topic 8: SEO &amp; The Head (Scenario: The Digital Marketer)</w:t>
+        <w:t xml:space="preserve">Topic 8: SEO &amp; </w:t>
+      </w:r>
+      <w:proofErr w:type="gramStart"/>
+      <w:r>
+        <w:rPr>
+          <w:rFonts w:ascii="Aptos" w:eastAsia="Aptos" w:hAnsi="Aptos" w:cs="Aptos"/>
+          <w:b/>
+          <w:bCs/>
+          <w:sz w:val="28"/>
+          <w:szCs w:val="28"/>
+        </w:rPr>
+        <w:t>The</w:t>
+      </w:r>
+      <w:proofErr w:type="gramEnd"/>
+      <w:r>
+        <w:rPr>
+          <w:rFonts w:ascii="Aptos" w:eastAsia="Aptos" w:hAnsi="Aptos" w:cs="Aptos"/>
+          <w:b/>
+          <w:bCs/>
+          <w:sz w:val="28"/>
+          <w:szCs w:val="28"/>
+        </w:rPr>
+        <w:t xml:space="preserve"> Head (Scenario: The Digital Marketer)</w:t>
       </w:r>
     </w:p>
     <w:p>
@@ -5167,7 +6384,29 @@
           <w:sz w:val="48"/>
           <w:szCs w:val="48"/>
         </w:rPr>
-        <w:t>🏆 The Final Exam: "The Local Business Hub"</w:t>
+        <w:t xml:space="preserve">🏆 </w:t>
+      </w:r>
+      <w:proofErr w:type="gramStart"/>
+      <w:r>
+        <w:rPr>
+          <w:rFonts w:ascii="Aptos" w:eastAsia="Aptos" w:hAnsi="Aptos" w:cs="Aptos"/>
+          <w:b/>
+          <w:bCs/>
+          <w:sz w:val="48"/>
+          <w:szCs w:val="48"/>
+        </w:rPr>
+        <w:t>The</w:t>
+      </w:r>
+      <w:proofErr w:type="gramEnd"/>
+      <w:r>
+        <w:rPr>
+          <w:rFonts w:ascii="Aptos" w:eastAsia="Aptos" w:hAnsi="Aptos" w:cs="Aptos"/>
+          <w:b/>
+          <w:bCs/>
+          <w:sz w:val="48"/>
+          <w:szCs w:val="48"/>
+        </w:rPr>
+        <w:t xml:space="preserve"> Final Exam: "The Local Business Hub"</w:t>
       </w:r>
     </w:p>
     <w:p>
@@ -5478,7 +6717,25 @@
           <w:sz w:val="28"/>
           <w:szCs w:val="28"/>
         </w:rPr>
-        <w:t xml:space="preserve"> text and the site is mobile-responsive via meta tags.</w:t>
+        <w:t xml:space="preserve"> text and the site is mobile-responsive via </w:t>
+      </w:r>
+      <w:proofErr w:type="gramStart"/>
+      <w:r>
+        <w:rPr>
+          <w:rFonts w:ascii="Aptos" w:eastAsia="Aptos" w:hAnsi="Aptos" w:cs="Aptos"/>
+          <w:sz w:val="28"/>
+          <w:szCs w:val="28"/>
+        </w:rPr>
+        <w:t>meta</w:t>
+      </w:r>
+      <w:proofErr w:type="gramEnd"/>
+      <w:r>
+        <w:rPr>
+          <w:rFonts w:ascii="Aptos" w:eastAsia="Aptos" w:hAnsi="Aptos" w:cs="Aptos"/>
+          <w:sz w:val="28"/>
+          <w:szCs w:val="28"/>
+        </w:rPr>
+        <w:t xml:space="preserve"> tags.</w:t>
       </w:r>
     </w:p>
     <w:p/>
@@ -5589,14 +6846,26 @@
           <w:sz w:val="28"/>
           <w:lang w:val="en-US" w:eastAsia="en-US"/>
         </w:rPr>
-        <w:t>Color Scheme:</w:t>
-      </w:r>
+        <w:t>Color Scheme</w:t>
+      </w:r>
+      <w:proofErr w:type="gramStart"/>
       <w:r>
         <w:rPr>
           <w:rFonts w:ascii="Times New Roman" w:eastAsia="Times New Roman" w:hAnsi="Times New Roman" w:cs="Times New Roman"/>
+          <w:b/>
+          <w:bCs/>
           <w:sz w:val="28"/>
           <w:lang w:val="en-US" w:eastAsia="en-US"/>
         </w:rPr>
+        <w:t>:</w:t>
+      </w:r>
+      <w:proofErr w:type="gramEnd"/>
+      <w:r>
+        <w:rPr>
+          <w:rFonts w:ascii="Times New Roman" w:eastAsia="Times New Roman" w:hAnsi="Times New Roman" w:cs="Times New Roman"/>
+          <w:sz w:val="28"/>
+          <w:lang w:val="en-US" w:eastAsia="en-US"/>
+        </w:rPr>
         <w:br/>
         <w:t>Define a palette (e.g., warm tones like orange and brown for a pet-friendly vibe). Apply background colors to</w:t>
       </w:r>
@@ -5606,16 +6875,26 @@
           <w:sz w:val="28"/>
           <w:lang w:val="en-US" w:eastAsia="en-US"/>
         </w:rPr>
-        <w:t xml:space="preserve"> &lt;headers&gt;</w:t>
-      </w:r>
+        <w:t xml:space="preserve"> &lt;headers</w:t>
+      </w:r>
+      <w:proofErr w:type="gramStart"/>
       <w:r>
         <w:rPr>
           <w:rFonts w:ascii="Times New Roman" w:eastAsia="Times New Roman" w:hAnsi="Times New Roman" w:cs="Times New Roman"/>
           <w:sz w:val="28"/>
           <w:lang w:val="en-US" w:eastAsia="en-US"/>
         </w:rPr>
+        <w:t>&gt;</w:t>
+      </w:r>
+      <w:r>
+        <w:rPr>
+          <w:rFonts w:ascii="Times New Roman" w:eastAsia="Times New Roman" w:hAnsi="Times New Roman" w:cs="Times New Roman"/>
+          <w:sz w:val="28"/>
+          <w:lang w:val="en-US" w:eastAsia="en-US"/>
+        </w:rPr>
         <w:t xml:space="preserve"> ,</w:t>
       </w:r>
+      <w:proofErr w:type="gramEnd"/>
       <w:r>
         <w:rPr>
           <w:rFonts w:ascii="Times New Roman" w:eastAsia="Times New Roman" w:hAnsi="Times New Roman" w:cs="Times New Roman"/>
@@ -5654,8 +6933,20 @@
           <w:sz w:val="28"/>
           <w:lang w:val="en-US" w:eastAsia="en-US"/>
         </w:rPr>
-        <w:t>Typography:</w:t>
-      </w:r>
+        <w:t>Typography</w:t>
+      </w:r>
+      <w:proofErr w:type="gramStart"/>
+      <w:r>
+        <w:rPr>
+          <w:rFonts w:ascii="Times New Roman" w:eastAsia="Times New Roman" w:hAnsi="Times New Roman" w:cs="Times New Roman"/>
+          <w:b/>
+          <w:bCs/>
+          <w:sz w:val="28"/>
+          <w:lang w:val="en-US" w:eastAsia="en-US"/>
+        </w:rPr>
+        <w:t>:</w:t>
+      </w:r>
+      <w:proofErr w:type="gramEnd"/>
       <w:r>
         <w:rPr>
           <w:rFonts w:ascii="Times New Roman" w:eastAsia="Times New Roman" w:hAnsi="Times New Roman" w:cs="Times New Roman"/>
@@ -5687,14 +6978,26 @@
           <w:sz w:val="28"/>
           <w:lang w:val="en-US" w:eastAsia="en-US"/>
         </w:rPr>
-        <w:t>Navigation Styling:</w:t>
-      </w:r>
+        <w:t>Navigation Styling</w:t>
+      </w:r>
+      <w:proofErr w:type="gramStart"/>
       <w:r>
         <w:rPr>
           <w:rFonts w:ascii="Times New Roman" w:eastAsia="Times New Roman" w:hAnsi="Times New Roman" w:cs="Times New Roman"/>
+          <w:b/>
+          <w:bCs/>
           <w:sz w:val="28"/>
           <w:lang w:val="en-US" w:eastAsia="en-US"/>
         </w:rPr>
+        <w:t>:</w:t>
+      </w:r>
+      <w:proofErr w:type="gramEnd"/>
+      <w:r>
+        <w:rPr>
+          <w:rFonts w:ascii="Times New Roman" w:eastAsia="Times New Roman" w:hAnsi="Times New Roman" w:cs="Times New Roman"/>
+          <w:sz w:val="28"/>
+          <w:lang w:val="en-US" w:eastAsia="en-US"/>
+        </w:rPr>
         <w:br/>
         <w:t>Turn the</w:t>
       </w:r>
@@ -5704,7 +7007,25 @@
           <w:sz w:val="28"/>
           <w:lang w:val="en-US" w:eastAsia="en-US"/>
         </w:rPr>
-        <w:t xml:space="preserve"> &lt;nav&gt;</w:t>
+        <w:t xml:space="preserve"> &lt;</w:t>
+      </w:r>
+      <w:proofErr w:type="spellStart"/>
+      <w:r>
+        <w:rPr>
+          <w:rFonts w:ascii="Times New Roman" w:eastAsia="Times New Roman" w:hAnsi="Times New Roman" w:cs="Times New Roman"/>
+          <w:sz w:val="28"/>
+          <w:lang w:val="en-US" w:eastAsia="en-US"/>
+        </w:rPr>
+        <w:t>nav</w:t>
+      </w:r>
+      <w:proofErr w:type="spellEnd"/>
+      <w:r>
+        <w:rPr>
+          <w:rFonts w:ascii="Times New Roman" w:eastAsia="Times New Roman" w:hAnsi="Times New Roman" w:cs="Times New Roman"/>
+          <w:sz w:val="28"/>
+          <w:lang w:val="en-US" w:eastAsia="en-US"/>
+        </w:rPr>
+        <w:t>&gt;</w:t>
       </w:r>
       <w:r>
         <w:rPr>
@@ -5736,8 +7057,20 @@
           <w:sz w:val="28"/>
           <w:lang w:val="en-US" w:eastAsia="en-US"/>
         </w:rPr>
-        <w:t>Table Styling:</w:t>
-      </w:r>
+        <w:t>Table Styling</w:t>
+      </w:r>
+      <w:proofErr w:type="gramStart"/>
+      <w:r>
+        <w:rPr>
+          <w:rFonts w:ascii="Times New Roman" w:eastAsia="Times New Roman" w:hAnsi="Times New Roman" w:cs="Times New Roman"/>
+          <w:b/>
+          <w:bCs/>
+          <w:sz w:val="28"/>
+          <w:lang w:val="en-US" w:eastAsia="en-US"/>
+        </w:rPr>
+        <w:t>:</w:t>
+      </w:r>
+      <w:proofErr w:type="gramEnd"/>
       <w:r>
         <w:rPr>
           <w:rFonts w:ascii="Times New Roman" w:eastAsia="Times New Roman" w:hAnsi="Times New Roman" w:cs="Times New Roman"/>
@@ -5769,8 +7102,20 @@
           <w:sz w:val="28"/>
           <w:lang w:val="en-US" w:eastAsia="en-US"/>
         </w:rPr>
-        <w:t>Form Styling:</w:t>
-      </w:r>
+        <w:t>Form Styling</w:t>
+      </w:r>
+      <w:proofErr w:type="gramStart"/>
+      <w:r>
+        <w:rPr>
+          <w:rFonts w:ascii="Times New Roman" w:eastAsia="Times New Roman" w:hAnsi="Times New Roman" w:cs="Times New Roman"/>
+          <w:b/>
+          <w:bCs/>
+          <w:sz w:val="28"/>
+          <w:lang w:val="en-US" w:eastAsia="en-US"/>
+        </w:rPr>
+        <w:t>:</w:t>
+      </w:r>
+      <w:proofErr w:type="gramEnd"/>
       <w:r>
         <w:rPr>
           <w:rFonts w:ascii="Times New Roman" w:eastAsia="Times New Roman" w:hAnsi="Times New Roman" w:cs="Times New Roman"/>
@@ -5802,22 +7147,517 @@
           <w:sz w:val="28"/>
           <w:lang w:val="en-US" w:eastAsia="en-US"/>
         </w:rPr>
-        <w:t>Responsive Design:</w:t>
-      </w:r>
+        <w:t>Responsive Design</w:t>
+      </w:r>
+      <w:proofErr w:type="gramStart"/>
       <w:r>
         <w:rPr>
           <w:rFonts w:ascii="Times New Roman" w:eastAsia="Times New Roman" w:hAnsi="Times New Roman" w:cs="Times New Roman"/>
+          <w:b/>
+          <w:bCs/>
           <w:sz w:val="28"/>
           <w:lang w:val="en-US" w:eastAsia="en-US"/>
         </w:rPr>
+        <w:t>:</w:t>
+      </w:r>
+      <w:proofErr w:type="gramEnd"/>
+      <w:r>
+        <w:rPr>
+          <w:rFonts w:ascii="Times New Roman" w:eastAsia="Times New Roman" w:hAnsi="Times New Roman" w:cs="Times New Roman"/>
+          <w:sz w:val="28"/>
+          <w:lang w:val="en-US" w:eastAsia="en-US"/>
+        </w:rPr>
         <w:br/>
         <w:t>Use media queries to adjust layout for mobile (e.g., smaller font sizes, stacked navigation, video resizing).</w:t>
+      </w:r>
+    </w:p>
+    <w:p>
+      <w:pPr>
+        <w:pStyle w:val="Heading1"/>
+        <w:spacing w:before="322" w:after="322"/>
+        <w:rPr>
+          <w:rFonts w:ascii="Aptos" w:eastAsia="Aptos" w:hAnsi="Aptos" w:cs="Aptos"/>
+          <w:b/>
+          <w:bCs/>
+          <w:sz w:val="48"/>
+          <w:szCs w:val="48"/>
+        </w:rPr>
+      </w:pPr>
+    </w:p>
+    <w:p>
+      <w:pPr>
+        <w:pStyle w:val="Heading1"/>
+        <w:spacing w:before="322" w:after="322"/>
+      </w:pPr>
+      <w:r>
+        <w:rPr>
+          <w:rFonts w:ascii="Aptos" w:eastAsia="Aptos" w:hAnsi="Aptos" w:cs="Aptos"/>
+          <w:b/>
+          <w:bCs/>
+          <w:sz w:val="48"/>
+          <w:szCs w:val="48"/>
+        </w:rPr>
+        <w:t>The Final Exam: "The Local Business Hub"</w:t>
+      </w:r>
+    </w:p>
+    <w:p/>
+    <w:p>
+      <w:pPr>
+        <w:spacing w:before="100" w:beforeAutospacing="1" w:after="100" w:afterAutospacing="1" w:line="240" w:lineRule="auto"/>
+        <w:rPr>
+          <w:rFonts w:ascii="Times New Roman" w:eastAsia="Times New Roman" w:hAnsi="Times New Roman" w:cs="Times New Roman"/>
+          <w:sz w:val="28"/>
+          <w:lang w:val="en-US" w:eastAsia="en-US"/>
+        </w:rPr>
+      </w:pPr>
+      <w:r>
+        <w:rPr>
+          <w:rFonts w:ascii="Times New Roman" w:eastAsia="Times New Roman" w:hAnsi="Times New Roman" w:cs="Times New Roman"/>
+          <w:b/>
+          <w:bCs/>
+          <w:sz w:val="28"/>
+          <w:lang w:val="en-US" w:eastAsia="en-US"/>
+        </w:rPr>
+        <w:t>Problem Statement (JavaScript Extension):</w:t>
+      </w:r>
+      <w:r>
+        <w:rPr>
+          <w:rFonts w:ascii="Times New Roman" w:eastAsia="Times New Roman" w:hAnsi="Times New Roman" w:cs="Times New Roman"/>
+          <w:sz w:val="28"/>
+          <w:lang w:val="en-US" w:eastAsia="en-US"/>
+        </w:rPr>
+        <w:br/>
+      </w:r>
+      <w:r>
+        <w:rPr>
+          <w:rFonts w:ascii="Times New Roman" w:eastAsia="Times New Roman" w:hAnsi="Times New Roman" w:cs="Times New Roman"/>
+          <w:i/>
+          <w:iCs/>
+          <w:sz w:val="28"/>
+          <w:lang w:val="en-US" w:eastAsia="en-US"/>
+        </w:rPr>
+        <w:t>"Enhance the interactivity of the 'Paws &amp; Claws' website by adding dynamic features with JavaScript. Implement form validation, interactive navigation, and a pet adoption confirmation message."</w:t>
+      </w:r>
+    </w:p>
+    <w:p>
+      <w:pPr>
+        <w:spacing w:before="100" w:beforeAutospacing="1" w:after="100" w:afterAutospacing="1" w:line="240" w:lineRule="auto"/>
+        <w:rPr>
+          <w:rFonts w:ascii="Times New Roman" w:eastAsia="Times New Roman" w:hAnsi="Times New Roman" w:cs="Times New Roman"/>
+          <w:sz w:val="28"/>
+          <w:lang w:val="en-US" w:eastAsia="en-US"/>
+        </w:rPr>
+      </w:pPr>
+      <w:r>
+        <w:rPr>
+          <w:rFonts w:ascii="Times New Roman" w:eastAsia="Times New Roman" w:hAnsi="Times New Roman" w:cs="Times New Roman"/>
+          <w:sz w:val="28"/>
+          <w:lang w:val="en-US" w:eastAsia="en-US"/>
+        </w:rPr>
+        <w:t>Specific JavaScript Challenges</w:t>
+      </w:r>
+    </w:p>
+    <w:p>
+      <w:pPr>
+        <w:numPr>
+          <w:ilvl w:val="0"/>
+          <w:numId w:val="20"/>
+        </w:numPr>
+        <w:spacing w:before="100" w:beforeAutospacing="1" w:after="100" w:afterAutospacing="1" w:line="240" w:lineRule="auto"/>
+        <w:rPr>
+          <w:rFonts w:ascii="Times New Roman" w:eastAsia="Times New Roman" w:hAnsi="Times New Roman" w:cs="Times New Roman"/>
+          <w:sz w:val="28"/>
+          <w:lang w:val="en-US" w:eastAsia="en-US"/>
+        </w:rPr>
+      </w:pPr>
+      <w:r>
+        <w:rPr>
+          <w:rFonts w:ascii="Times New Roman" w:eastAsia="Times New Roman" w:hAnsi="Times New Roman" w:cs="Times New Roman"/>
+          <w:b/>
+          <w:bCs/>
+          <w:sz w:val="28"/>
+          <w:lang w:val="en-US" w:eastAsia="en-US"/>
+        </w:rPr>
+        <w:t>Form Validation:</w:t>
+      </w:r>
+    </w:p>
+    <w:p>
+      <w:pPr>
+        <w:numPr>
+          <w:ilvl w:val="1"/>
+          <w:numId w:val="20"/>
+        </w:numPr>
+        <w:spacing w:before="100" w:beforeAutospacing="1" w:after="100" w:afterAutospacing="1" w:line="240" w:lineRule="auto"/>
+        <w:rPr>
+          <w:rFonts w:ascii="Times New Roman" w:eastAsia="Times New Roman" w:hAnsi="Times New Roman" w:cs="Times New Roman"/>
+          <w:sz w:val="28"/>
+          <w:lang w:val="en-US" w:eastAsia="en-US"/>
+        </w:rPr>
+      </w:pPr>
+      <w:r>
+        <w:rPr>
+          <w:rFonts w:ascii="Times New Roman" w:eastAsia="Times New Roman" w:hAnsi="Times New Roman" w:cs="Times New Roman"/>
+          <w:sz w:val="28"/>
+          <w:lang w:val="en-US" w:eastAsia="en-US"/>
+        </w:rPr>
+        <w:t>Ensure the adoption form cannot be submitted unless all fields (Name, Email, Pet selection) are filled.</w:t>
+      </w:r>
+    </w:p>
+    <w:p>
+      <w:pPr>
+        <w:numPr>
+          <w:ilvl w:val="1"/>
+          <w:numId w:val="20"/>
+        </w:numPr>
+        <w:spacing w:before="100" w:beforeAutospacing="1" w:after="100" w:afterAutospacing="1" w:line="240" w:lineRule="auto"/>
+        <w:rPr>
+          <w:rFonts w:ascii="Times New Roman" w:eastAsia="Times New Roman" w:hAnsi="Times New Roman" w:cs="Times New Roman"/>
+          <w:sz w:val="28"/>
+          <w:lang w:val="en-US" w:eastAsia="en-US"/>
+        </w:rPr>
+      </w:pPr>
+      <w:r>
+        <w:rPr>
+          <w:rFonts w:ascii="Times New Roman" w:eastAsia="Times New Roman" w:hAnsi="Times New Roman" w:cs="Times New Roman"/>
+          <w:sz w:val="28"/>
+          <w:lang w:val="en-US" w:eastAsia="en-US"/>
+        </w:rPr>
+        <w:t>Validate that the email field contains a proper email format.</w:t>
+      </w:r>
+    </w:p>
+    <w:p>
+      <w:pPr>
+        <w:numPr>
+          <w:ilvl w:val="1"/>
+          <w:numId w:val="20"/>
+        </w:numPr>
+        <w:spacing w:before="100" w:beforeAutospacing="1" w:after="100" w:afterAutospacing="1" w:line="240" w:lineRule="auto"/>
+        <w:rPr>
+          <w:rFonts w:ascii="Times New Roman" w:eastAsia="Times New Roman" w:hAnsi="Times New Roman" w:cs="Times New Roman"/>
+          <w:sz w:val="28"/>
+          <w:lang w:val="en-US" w:eastAsia="en-US"/>
+        </w:rPr>
+      </w:pPr>
+      <w:r>
+        <w:rPr>
+          <w:rFonts w:ascii="Times New Roman" w:eastAsia="Times New Roman" w:hAnsi="Times New Roman" w:cs="Times New Roman"/>
+          <w:sz w:val="28"/>
+          <w:lang w:val="en-US" w:eastAsia="en-US"/>
+        </w:rPr>
+        <w:t>Show error messages inline if validation fails.</w:t>
+      </w:r>
+    </w:p>
+    <w:p>
+      <w:pPr>
+        <w:numPr>
+          <w:ilvl w:val="0"/>
+          <w:numId w:val="20"/>
+        </w:numPr>
+        <w:spacing w:before="100" w:beforeAutospacing="1" w:after="100" w:afterAutospacing="1" w:line="240" w:lineRule="auto"/>
+        <w:rPr>
+          <w:rFonts w:ascii="Times New Roman" w:eastAsia="Times New Roman" w:hAnsi="Times New Roman" w:cs="Times New Roman"/>
+          <w:sz w:val="28"/>
+          <w:lang w:val="en-US" w:eastAsia="en-US"/>
+        </w:rPr>
+      </w:pPr>
+      <w:r>
+        <w:rPr>
+          <w:rFonts w:ascii="Times New Roman" w:eastAsia="Times New Roman" w:hAnsi="Times New Roman" w:cs="Times New Roman"/>
+          <w:b/>
+          <w:bCs/>
+          <w:sz w:val="28"/>
+          <w:lang w:val="en-US" w:eastAsia="en-US"/>
+        </w:rPr>
+        <w:t>Interactive Confirmation:</w:t>
+      </w:r>
+    </w:p>
+    <w:p>
+      <w:pPr>
+        <w:numPr>
+          <w:ilvl w:val="1"/>
+          <w:numId w:val="20"/>
+        </w:numPr>
+        <w:spacing w:before="100" w:beforeAutospacing="1" w:after="100" w:afterAutospacing="1" w:line="240" w:lineRule="auto"/>
+        <w:rPr>
+          <w:rFonts w:ascii="Times New Roman" w:eastAsia="Times New Roman" w:hAnsi="Times New Roman" w:cs="Times New Roman"/>
+          <w:sz w:val="28"/>
+          <w:lang w:val="en-US" w:eastAsia="en-US"/>
+        </w:rPr>
+      </w:pPr>
+      <w:r>
+        <w:rPr>
+          <w:rFonts w:ascii="Times New Roman" w:eastAsia="Times New Roman" w:hAnsi="Times New Roman" w:cs="Times New Roman"/>
+          <w:sz w:val="28"/>
+          <w:lang w:val="en-US" w:eastAsia="en-US"/>
+        </w:rPr>
+        <w:t>After successful form submission, display a pop-up or message saying:</w:t>
+      </w:r>
+      <w:r>
+        <w:rPr>
+          <w:rFonts w:ascii="Times New Roman" w:eastAsia="Times New Roman" w:hAnsi="Times New Roman" w:cs="Times New Roman"/>
+          <w:sz w:val="28"/>
+          <w:lang w:val="en-US" w:eastAsia="en-US"/>
+        </w:rPr>
+        <w:br/>
+      </w:r>
+      <w:r>
+        <w:rPr>
+          <w:rFonts w:ascii="Times New Roman" w:eastAsia="Times New Roman" w:hAnsi="Times New Roman" w:cs="Times New Roman"/>
+          <w:i/>
+          <w:iCs/>
+          <w:sz w:val="28"/>
+          <w:lang w:val="en-US" w:eastAsia="en-US"/>
+        </w:rPr>
+        <w:t>"Thank you, [Name]! Your request to adopt [Pet Name] has been received."</w:t>
+      </w:r>
+    </w:p>
+    <w:p>
+      <w:pPr>
+        <w:numPr>
+          <w:ilvl w:val="1"/>
+          <w:numId w:val="20"/>
+        </w:numPr>
+        <w:spacing w:before="100" w:beforeAutospacing="1" w:after="100" w:afterAutospacing="1" w:line="240" w:lineRule="auto"/>
+        <w:rPr>
+          <w:rFonts w:ascii="Times New Roman" w:eastAsia="Times New Roman" w:hAnsi="Times New Roman" w:cs="Times New Roman"/>
+          <w:sz w:val="28"/>
+          <w:lang w:val="en-US" w:eastAsia="en-US"/>
+        </w:rPr>
+      </w:pPr>
+      <w:r>
+        <w:rPr>
+          <w:rFonts w:ascii="Times New Roman" w:eastAsia="Times New Roman" w:hAnsi="Times New Roman" w:cs="Times New Roman"/>
+          <w:sz w:val="28"/>
+          <w:lang w:val="en-US" w:eastAsia="en-US"/>
+        </w:rPr>
+        <w:t>Clear the form afterward.</w:t>
+      </w:r>
+    </w:p>
+    <w:p>
+      <w:pPr>
+        <w:numPr>
+          <w:ilvl w:val="0"/>
+          <w:numId w:val="20"/>
+        </w:numPr>
+        <w:spacing w:before="100" w:beforeAutospacing="1" w:after="100" w:afterAutospacing="1" w:line="240" w:lineRule="auto"/>
+        <w:rPr>
+          <w:rFonts w:ascii="Times New Roman" w:eastAsia="Times New Roman" w:hAnsi="Times New Roman" w:cs="Times New Roman"/>
+          <w:sz w:val="28"/>
+          <w:lang w:val="en-US" w:eastAsia="en-US"/>
+        </w:rPr>
+      </w:pPr>
+      <w:r>
+        <w:rPr>
+          <w:rFonts w:ascii="Times New Roman" w:eastAsia="Times New Roman" w:hAnsi="Times New Roman" w:cs="Times New Roman"/>
+          <w:b/>
+          <w:bCs/>
+          <w:sz w:val="28"/>
+          <w:lang w:val="en-US" w:eastAsia="en-US"/>
+        </w:rPr>
+        <w:t>Navigation Enhancement:</w:t>
+      </w:r>
+    </w:p>
+    <w:p>
+      <w:pPr>
+        <w:numPr>
+          <w:ilvl w:val="1"/>
+          <w:numId w:val="20"/>
+        </w:numPr>
+        <w:spacing w:before="100" w:beforeAutospacing="1" w:after="100" w:afterAutospacing="1" w:line="240" w:lineRule="auto"/>
+        <w:rPr>
+          <w:rFonts w:ascii="Times New Roman" w:eastAsia="Times New Roman" w:hAnsi="Times New Roman" w:cs="Times New Roman"/>
+          <w:sz w:val="28"/>
+          <w:lang w:val="en-US" w:eastAsia="en-US"/>
+        </w:rPr>
+      </w:pPr>
+      <w:r>
+        <w:rPr>
+          <w:rFonts w:ascii="Times New Roman" w:eastAsia="Times New Roman" w:hAnsi="Times New Roman" w:cs="Times New Roman"/>
+          <w:sz w:val="28"/>
+          <w:lang w:val="en-US" w:eastAsia="en-US"/>
+        </w:rPr>
+        <w:t>Add a small script that highlights the current page link in the navigation menu.</w:t>
+      </w:r>
+    </w:p>
+    <w:p>
+      <w:pPr>
+        <w:numPr>
+          <w:ilvl w:val="1"/>
+          <w:numId w:val="20"/>
+        </w:numPr>
+        <w:spacing w:before="100" w:beforeAutospacing="1" w:after="100" w:afterAutospacing="1" w:line="240" w:lineRule="auto"/>
+        <w:rPr>
+          <w:rFonts w:ascii="Times New Roman" w:eastAsia="Times New Roman" w:hAnsi="Times New Roman" w:cs="Times New Roman"/>
+          <w:sz w:val="28"/>
+          <w:lang w:val="en-US" w:eastAsia="en-US"/>
+        </w:rPr>
+      </w:pPr>
+      <w:r>
+        <w:rPr>
+          <w:rFonts w:ascii="Times New Roman" w:eastAsia="Times New Roman" w:hAnsi="Times New Roman" w:cs="Times New Roman"/>
+          <w:sz w:val="28"/>
+          <w:lang w:val="en-US" w:eastAsia="en-US"/>
+        </w:rPr>
+        <w:t>Optionally, create a smooth scroll effect when clicking navigation links.</w:t>
+      </w:r>
+    </w:p>
+    <w:p>
+      <w:pPr>
+        <w:numPr>
+          <w:ilvl w:val="0"/>
+          <w:numId w:val="20"/>
+        </w:numPr>
+        <w:spacing w:before="100" w:beforeAutospacing="1" w:after="100" w:afterAutospacing="1" w:line="240" w:lineRule="auto"/>
+        <w:rPr>
+          <w:rFonts w:ascii="Times New Roman" w:eastAsia="Times New Roman" w:hAnsi="Times New Roman" w:cs="Times New Roman"/>
+          <w:sz w:val="28"/>
+          <w:lang w:val="en-US" w:eastAsia="en-US"/>
+        </w:rPr>
+      </w:pPr>
+      <w:r>
+        <w:rPr>
+          <w:rFonts w:ascii="Times New Roman" w:eastAsia="Times New Roman" w:hAnsi="Times New Roman" w:cs="Times New Roman"/>
+          <w:b/>
+          <w:bCs/>
+          <w:sz w:val="28"/>
+          <w:lang w:val="en-US" w:eastAsia="en-US"/>
+        </w:rPr>
+        <w:t>Pet Table Interaction:</w:t>
+      </w:r>
+    </w:p>
+    <w:p>
+      <w:pPr>
+        <w:numPr>
+          <w:ilvl w:val="1"/>
+          <w:numId w:val="20"/>
+        </w:numPr>
+        <w:spacing w:before="100" w:beforeAutospacing="1" w:after="100" w:afterAutospacing="1" w:line="240" w:lineRule="auto"/>
+        <w:rPr>
+          <w:rFonts w:ascii="Times New Roman" w:eastAsia="Times New Roman" w:hAnsi="Times New Roman" w:cs="Times New Roman"/>
+          <w:sz w:val="28"/>
+          <w:lang w:val="en-US" w:eastAsia="en-US"/>
+        </w:rPr>
+      </w:pPr>
+      <w:r>
+        <w:rPr>
+          <w:rFonts w:ascii="Times New Roman" w:eastAsia="Times New Roman" w:hAnsi="Times New Roman" w:cs="Times New Roman"/>
+          <w:sz w:val="28"/>
+          <w:lang w:val="en-US" w:eastAsia="en-US"/>
+        </w:rPr>
+        <w:t>Allow users to click on a pet’s row in the table to highlight it.</w:t>
+      </w:r>
+    </w:p>
+    <w:p>
+      <w:pPr>
+        <w:numPr>
+          <w:ilvl w:val="1"/>
+          <w:numId w:val="20"/>
+        </w:numPr>
+        <w:spacing w:before="100" w:beforeAutospacing="1" w:after="100" w:afterAutospacing="1" w:line="240" w:lineRule="auto"/>
+        <w:rPr>
+          <w:rFonts w:ascii="Times New Roman" w:eastAsia="Times New Roman" w:hAnsi="Times New Roman" w:cs="Times New Roman"/>
+          <w:sz w:val="28"/>
+          <w:lang w:val="en-US" w:eastAsia="en-US"/>
+        </w:rPr>
+      </w:pPr>
+      <w:r>
+        <w:rPr>
+          <w:rFonts w:ascii="Times New Roman" w:eastAsia="Times New Roman" w:hAnsi="Times New Roman" w:cs="Times New Roman"/>
+          <w:sz w:val="28"/>
+          <w:lang w:val="en-US" w:eastAsia="en-US"/>
+        </w:rPr>
+        <w:t>Show a tooltip or small info box with extra details (e.g., temperament, favorite toy).</w:t>
+      </w:r>
+    </w:p>
+    <w:p>
+      <w:pPr>
+        <w:numPr>
+          <w:ilvl w:val="0"/>
+          <w:numId w:val="20"/>
+        </w:numPr>
+        <w:spacing w:before="100" w:beforeAutospacing="1" w:after="100" w:afterAutospacing="1" w:line="240" w:lineRule="auto"/>
+        <w:rPr>
+          <w:rFonts w:ascii="Times New Roman" w:eastAsia="Times New Roman" w:hAnsi="Times New Roman" w:cs="Times New Roman"/>
+          <w:sz w:val="28"/>
+          <w:lang w:val="en-US" w:eastAsia="en-US"/>
+        </w:rPr>
+      </w:pPr>
+      <w:r>
+        <w:rPr>
+          <w:rFonts w:ascii="Times New Roman" w:eastAsia="Times New Roman" w:hAnsi="Times New Roman" w:cs="Times New Roman"/>
+          <w:b/>
+          <w:bCs/>
+          <w:sz w:val="28"/>
+          <w:lang w:val="en-US" w:eastAsia="en-US"/>
+        </w:rPr>
+        <w:t>Video Controls:</w:t>
+      </w:r>
+    </w:p>
+    <w:p>
+      <w:pPr>
+        <w:numPr>
+          <w:ilvl w:val="0"/>
+          <w:numId w:val="21"/>
+        </w:numPr>
+        <w:spacing w:before="100" w:beforeAutospacing="1" w:after="100" w:afterAutospacing="1" w:line="240" w:lineRule="auto"/>
+        <w:rPr>
+          <w:rFonts w:ascii="Times New Roman" w:eastAsia="Times New Roman" w:hAnsi="Times New Roman" w:cs="Times New Roman"/>
+          <w:sz w:val="28"/>
+          <w:lang w:val="en-US" w:eastAsia="en-US"/>
+        </w:rPr>
+      </w:pPr>
+      <w:r>
+        <w:rPr>
+          <w:rFonts w:ascii="Times New Roman" w:eastAsia="Times New Roman" w:hAnsi="Times New Roman" w:cs="Times New Roman"/>
+          <w:sz w:val="28"/>
+          <w:lang w:val="en-US" w:eastAsia="en-US"/>
+        </w:rPr>
+        <w:t>Add a button that toggles play/pause for the embedded "Day in the Life" video.</w:t>
+      </w:r>
+    </w:p>
+    <w:p>
+      <w:pPr>
+        <w:numPr>
+          <w:ilvl w:val="0"/>
+          <w:numId w:val="21"/>
+        </w:numPr>
+        <w:spacing w:before="100" w:beforeAutospacing="1" w:after="100" w:afterAutospacing="1" w:line="240" w:lineRule="auto"/>
+        <w:rPr>
+          <w:rFonts w:ascii="Times New Roman" w:eastAsia="Times New Roman" w:hAnsi="Times New Roman" w:cs="Times New Roman"/>
+          <w:sz w:val="28"/>
+          <w:lang w:val="en-US" w:eastAsia="en-US"/>
+        </w:rPr>
+      </w:pPr>
+      <w:r>
+        <w:rPr>
+          <w:rFonts w:ascii="Times New Roman" w:eastAsia="Times New Roman" w:hAnsi="Times New Roman" w:cs="Times New Roman"/>
+          <w:sz w:val="28"/>
+          <w:lang w:val="en-US" w:eastAsia="en-US"/>
+        </w:rPr>
+        <w:t>Optionally, include a mute/</w:t>
+      </w:r>
+      <w:proofErr w:type="spellStart"/>
+      <w:r>
+        <w:rPr>
+          <w:rFonts w:ascii="Times New Roman" w:eastAsia="Times New Roman" w:hAnsi="Times New Roman" w:cs="Times New Roman"/>
+          <w:sz w:val="28"/>
+          <w:lang w:val="en-US" w:eastAsia="en-US"/>
+        </w:rPr>
+        <w:t>unmute</w:t>
+      </w:r>
+      <w:proofErr w:type="spellEnd"/>
+      <w:r>
+        <w:rPr>
+          <w:rFonts w:ascii="Times New Roman" w:eastAsia="Times New Roman" w:hAnsi="Times New Roman" w:cs="Times New Roman"/>
+          <w:sz w:val="28"/>
+          <w:lang w:val="en-US" w:eastAsia="en-US"/>
+        </w:rPr>
+        <w:t xml:space="preserve"> toggle.</w:t>
       </w:r>
     </w:p>
     <w:p/>
     <w:p/>
     <w:p/>
-    <w:p/>
     <w:p>
       <w:pPr>
         <w:pStyle w:val="Heading1"/>
@@ -5831,7 +7671,6 @@
           <w:sz w:val="48"/>
           <w:szCs w:val="48"/>
         </w:rPr>
-        <w:lastRenderedPageBreak/>
         <w:t>🔑 Teacher's Answer Key</w:t>
       </w:r>
     </w:p>
@@ -5863,6 +7702,7 @@
           <w:szCs w:val="28"/>
         </w:rPr>
       </w:pPr>
+      <w:proofErr w:type="gramStart"/>
       <w:r>
         <w:rPr>
           <w:rFonts w:ascii="Aptos" w:eastAsia="Aptos" w:hAnsi="Aptos" w:cs="Aptos"/>
@@ -5873,6 +7713,7 @@
         </w:rPr>
         <w:t>Boilerplate:</w:t>
       </w:r>
+      <w:proofErr w:type="gramEnd"/>
       <w:r>
         <w:rPr>
           <w:rFonts w:ascii="Consolas" w:eastAsia="Consolas" w:hAnsi="Consolas" w:cs="Consolas"/>
@@ -5961,15 +7802,35 @@
           <w:sz w:val="28"/>
           <w:szCs w:val="28"/>
         </w:rPr>
-        <w:t>Links:</w:t>
-      </w:r>
-      <w:r>
-        <w:rPr>
-          <w:rFonts w:ascii="Consolas" w:eastAsia="Consolas" w:hAnsi="Consolas" w:cs="Consolas"/>
-          <w:sz w:val="28"/>
-          <w:szCs w:val="28"/>
-        </w:rPr>
-        <w:t>assets/menu.pdf</w:t>
+        <w:t>Links</w:t>
+      </w:r>
+      <w:proofErr w:type="gramStart"/>
+      <w:r>
+        <w:rPr>
+          <w:rFonts w:ascii="Aptos" w:eastAsia="Aptos" w:hAnsi="Aptos" w:cs="Aptos"/>
+          <w:b/>
+          <w:bCs/>
+          <w:sz w:val="28"/>
+          <w:szCs w:val="28"/>
+        </w:rPr>
+        <w:t>:</w:t>
+      </w:r>
+      <w:r>
+        <w:rPr>
+          <w:rFonts w:ascii="Consolas" w:eastAsia="Consolas" w:hAnsi="Consolas" w:cs="Consolas"/>
+          <w:sz w:val="28"/>
+          <w:szCs w:val="28"/>
+        </w:rPr>
+        <w:t>assets</w:t>
+      </w:r>
+      <w:proofErr w:type="gramEnd"/>
+      <w:r>
+        <w:rPr>
+          <w:rFonts w:ascii="Consolas" w:eastAsia="Consolas" w:hAnsi="Consolas" w:cs="Consolas"/>
+          <w:sz w:val="28"/>
+          <w:szCs w:val="28"/>
+        </w:rPr>
+        <w:t>/menu.pdf</w:t>
       </w:r>
       <w:r>
         <w:rPr>
@@ -5994,6 +7855,7 @@
           <w:szCs w:val="28"/>
         </w:rPr>
       </w:pPr>
+      <w:proofErr w:type="gramStart"/>
       <w:r>
         <w:rPr>
           <w:rFonts w:ascii="Aptos" w:eastAsia="Aptos" w:hAnsi="Aptos" w:cs="Aptos"/>
@@ -6004,6 +7866,7 @@
         </w:rPr>
         <w:t>Tables:</w:t>
       </w:r>
+      <w:proofErr w:type="gramEnd"/>
       <w:r>
         <w:rPr>
           <w:rFonts w:ascii="Consolas" w:eastAsia="Consolas" w:hAnsi="Consolas" w:cs="Consolas"/>
@@ -6100,7 +7963,16 @@
           <w:sz w:val="28"/>
           <w:szCs w:val="28"/>
         </w:rPr>
-        <w:t xml:space="preserve"> tag with a </w:t>
+        <w:t xml:space="preserve"> tag with </w:t>
+      </w:r>
+      <w:proofErr w:type="gramStart"/>
+      <w:r>
+        <w:rPr>
+          <w:rFonts w:ascii="Aptos" w:eastAsia="Aptos" w:hAnsi="Aptos" w:cs="Aptos"/>
+          <w:sz w:val="28"/>
+          <w:szCs w:val="28"/>
+        </w:rPr>
+        <w:t xml:space="preserve">a </w:t>
       </w:r>
       <w:r>
         <w:rPr>
@@ -6110,6 +7982,7 @@
         </w:rPr>
         <w:t>for</w:t>
       </w:r>
+      <w:proofErr w:type="gramEnd"/>
       <w:r>
         <w:rPr>
           <w:rFonts w:ascii="Aptos" w:eastAsia="Aptos" w:hAnsi="Aptos" w:cs="Aptos"/>
@@ -6198,6 +8071,7 @@
           <w:szCs w:val="28"/>
         </w:rPr>
       </w:pPr>
+      <w:proofErr w:type="gramStart"/>
       <w:r>
         <w:rPr>
           <w:rFonts w:ascii="Aptos" w:eastAsia="Aptos" w:hAnsi="Aptos" w:cs="Aptos"/>
@@ -6208,6 +8082,7 @@
         </w:rPr>
         <w:t>SEO:</w:t>
       </w:r>
+      <w:proofErr w:type="gramEnd"/>
       <w:r>
         <w:rPr>
           <w:rFonts w:ascii="Consolas" w:eastAsia="Consolas" w:hAnsi="Consolas" w:cs="Consolas"/>
@@ -6375,13 +8250,23 @@
           <w:szCs w:val="28"/>
         </w:rPr>
       </w:pPr>
-      <w:r>
-        <w:rPr>
-          <w:rFonts w:ascii="Consolas" w:eastAsia="Consolas" w:hAnsi="Consolas" w:cs="Consolas"/>
-          <w:sz w:val="28"/>
-          <w:szCs w:val="28"/>
-        </w:rPr>
-        <w:t>&lt;!DOCTYPE html&gt;</w:t>
+      <w:proofErr w:type="gramStart"/>
+      <w:r>
+        <w:rPr>
+          <w:rFonts w:ascii="Consolas" w:eastAsia="Consolas" w:hAnsi="Consolas" w:cs="Consolas"/>
+          <w:sz w:val="28"/>
+          <w:szCs w:val="28"/>
+        </w:rPr>
+        <w:t>&lt;!DOCTYPE</w:t>
+      </w:r>
+      <w:proofErr w:type="gramEnd"/>
+      <w:r>
+        <w:rPr>
+          <w:rFonts w:ascii="Consolas" w:eastAsia="Consolas" w:hAnsi="Consolas" w:cs="Consolas"/>
+          <w:sz w:val="28"/>
+          <w:szCs w:val="28"/>
+        </w:rPr>
+        <w:t xml:space="preserve"> html&gt;</w:t>
       </w:r>
       <w:r>
         <w:br/>
@@ -6486,6 +8371,7 @@
           <w:b/>
           <w:bCs/>
         </w:rPr>
+        <w:lastRenderedPageBreak/>
         <w:t>Topic 2: Text Hierarchy (Tokyo Travel Guide)</w:t>
       </w:r>
     </w:p>
@@ -6517,7 +8403,6 @@
           <w:sz w:val="28"/>
           <w:szCs w:val="28"/>
         </w:rPr>
-        <w:lastRenderedPageBreak/>
         <w:t>&lt;h1&gt;Travel Guide to Tokyo&lt;/h1&gt;</w:t>
       </w:r>
       <w:r>
@@ -6796,6 +8681,7 @@
           <w:sz w:val="28"/>
           <w:szCs w:val="28"/>
         </w:rPr>
+        <w:lastRenderedPageBreak/>
         <w:t>&lt;th&gt;Cost&lt;/th&gt;</w:t>
       </w:r>
       <w:r>
@@ -6829,7 +8715,6 @@
           <w:sz w:val="28"/>
           <w:szCs w:val="28"/>
         </w:rPr>
-        <w:lastRenderedPageBreak/>
         <w:t>&lt;td&gt;Basic Wash&lt;/td&gt;</w:t>
       </w:r>
       <w:r>
@@ -6999,7 +8884,25 @@
           <w:sz w:val="28"/>
           <w:szCs w:val="28"/>
         </w:rPr>
-        <w:t>&lt;header&gt;</w:t>
+        <w:t>&lt;</w:t>
+      </w:r>
+      <w:proofErr w:type="gramStart"/>
+      <w:r>
+        <w:rPr>
+          <w:rFonts w:ascii="Consolas" w:eastAsia="Consolas" w:hAnsi="Consolas" w:cs="Consolas"/>
+          <w:sz w:val="28"/>
+          <w:szCs w:val="28"/>
+        </w:rPr>
+        <w:t>header</w:t>
+      </w:r>
+      <w:proofErr w:type="gramEnd"/>
+      <w:r>
+        <w:rPr>
+          <w:rFonts w:ascii="Consolas" w:eastAsia="Consolas" w:hAnsi="Consolas" w:cs="Consolas"/>
+          <w:sz w:val="28"/>
+          <w:szCs w:val="28"/>
+        </w:rPr>
+        <w:t>&gt;</w:t>
       </w:r>
       <w:r>
         <w:br/>
@@ -7159,6 +9062,7 @@
           <w:b/>
           <w:bCs/>
         </w:rPr>
+        <w:lastRenderedPageBreak/>
         <w:t>Topic 6: Forms (Concert Ticket Booking)</w:t>
       </w:r>
     </w:p>
@@ -7190,7 +9094,6 @@
           <w:sz w:val="28"/>
           <w:szCs w:val="28"/>
         </w:rPr>
-        <w:lastRenderedPageBreak/>
         <w:t>&lt;form&gt;</w:t>
       </w:r>
       <w:r>
@@ -7416,7 +9319,25 @@
           <w:sz w:val="28"/>
           <w:szCs w:val="28"/>
         </w:rPr>
-        <w:t>&lt;p&gt;Listen to my interview with the director:&lt;/p&gt;</w:t>
+        <w:t xml:space="preserve">&lt;p&gt;Listen to my interview with the </w:t>
+      </w:r>
+      <w:proofErr w:type="gramStart"/>
+      <w:r>
+        <w:rPr>
+          <w:rFonts w:ascii="Consolas" w:eastAsia="Consolas" w:hAnsi="Consolas" w:cs="Consolas"/>
+          <w:sz w:val="28"/>
+          <w:szCs w:val="28"/>
+        </w:rPr>
+        <w:t>director:</w:t>
+      </w:r>
+      <w:proofErr w:type="gramEnd"/>
+      <w:r>
+        <w:rPr>
+          <w:rFonts w:ascii="Consolas" w:eastAsia="Consolas" w:hAnsi="Consolas" w:cs="Consolas"/>
+          <w:sz w:val="28"/>
+          <w:szCs w:val="28"/>
+        </w:rPr>
+        <w:t>&lt;/p&gt;</w:t>
       </w:r>
       <w:r>
         <w:br/>
@@ -7466,7 +9387,26 @@
           <w:b/>
           <w:bCs/>
         </w:rPr>
-        <w:t>Topic 8: SEO &amp; The Head (Coffee Shop Optimization)</w:t>
+        <w:lastRenderedPageBreak/>
+        <w:t xml:space="preserve">Topic 8: SEO &amp; </w:t>
+      </w:r>
+      <w:proofErr w:type="gramStart"/>
+      <w:r>
+        <w:rPr>
+          <w:rFonts w:ascii="Consolas" w:eastAsia="Consolas" w:hAnsi="Consolas" w:cs="Consolas"/>
+          <w:b/>
+          <w:bCs/>
+        </w:rPr>
+        <w:t>The</w:t>
+      </w:r>
+      <w:proofErr w:type="gramEnd"/>
+      <w:r>
+        <w:rPr>
+          <w:rFonts w:ascii="Consolas" w:eastAsia="Consolas" w:hAnsi="Consolas" w:cs="Consolas"/>
+          <w:b/>
+          <w:bCs/>
+        </w:rPr>
+        <w:t xml:space="preserve"> Head (Coffee Shop Optimization)</w:t>
       </w:r>
     </w:p>
     <w:p>
@@ -7497,8 +9437,25 @@
           <w:sz w:val="28"/>
           <w:szCs w:val="28"/>
         </w:rPr>
-        <w:lastRenderedPageBreak/>
-        <w:t>&lt;head&gt;</w:t>
+        <w:t>&lt;</w:t>
+      </w:r>
+      <w:proofErr w:type="gramStart"/>
+      <w:r>
+        <w:rPr>
+          <w:rFonts w:ascii="Consolas" w:eastAsia="Consolas" w:hAnsi="Consolas" w:cs="Consolas"/>
+          <w:sz w:val="28"/>
+          <w:szCs w:val="28"/>
+        </w:rPr>
+        <w:t>head</w:t>
+      </w:r>
+      <w:proofErr w:type="gramEnd"/>
+      <w:r>
+        <w:rPr>
+          <w:rFonts w:ascii="Consolas" w:eastAsia="Consolas" w:hAnsi="Consolas" w:cs="Consolas"/>
+          <w:sz w:val="28"/>
+          <w:szCs w:val="28"/>
+        </w:rPr>
+        <w:t>&gt;</w:t>
       </w:r>
       <w:r>
         <w:br/>
@@ -7803,6 +9760,7 @@
           <w:sz w:val="28"/>
           <w:szCs w:val="28"/>
         </w:rPr>
+        <w:lastRenderedPageBreak/>
         <w:t>&lt;/details&gt;</w:t>
       </w:r>
       <w:r>
@@ -7854,13 +9812,23 @@
       <w:pPr>
         <w:spacing w:after="0"/>
       </w:pPr>
-      <w:r>
-        <w:rPr>
-          <w:rFonts w:ascii="Consolas" w:eastAsia="Consolas" w:hAnsi="Consolas" w:cs="Consolas"/>
-          <w:sz w:val="28"/>
-          <w:szCs w:val="28"/>
-        </w:rPr>
-        <w:t>&lt;!DOCTYPE html&gt;</w:t>
+      <w:proofErr w:type="gramStart"/>
+      <w:r>
+        <w:rPr>
+          <w:rFonts w:ascii="Consolas" w:eastAsia="Consolas" w:hAnsi="Consolas" w:cs="Consolas"/>
+          <w:sz w:val="28"/>
+          <w:szCs w:val="28"/>
+        </w:rPr>
+        <w:t>&lt;!DOCTYPE</w:t>
+      </w:r>
+      <w:proofErr w:type="gramEnd"/>
+      <w:r>
+        <w:rPr>
+          <w:rFonts w:ascii="Consolas" w:eastAsia="Consolas" w:hAnsi="Consolas" w:cs="Consolas"/>
+          <w:sz w:val="28"/>
+          <w:szCs w:val="28"/>
+        </w:rPr>
+        <w:t xml:space="preserve"> html&gt;</w:t>
       </w:r>
       <w:r>
         <w:br/>
@@ -8127,6 +10095,7 @@
           <w:sz w:val="28"/>
           <w:szCs w:val="28"/>
         </w:rPr>
+        <w:lastRenderedPageBreak/>
         <w:t>&lt;tr&gt;</w:t>
       </w:r>
       <w:r>
@@ -8149,341 +10118,359 @@
           <w:sz w:val="28"/>
           <w:szCs w:val="28"/>
         </w:rPr>
+        <w:t>&lt;td&gt;Beagle&lt;/td&gt;</w:t>
+      </w:r>
+      <w:r>
+        <w:br/>
+      </w:r>
+      <w:r>
+        <w:rPr>
+          <w:rFonts w:ascii="Consolas" w:eastAsia="Consolas" w:hAnsi="Consolas" w:cs="Consolas"/>
+          <w:sz w:val="28"/>
+          <w:szCs w:val="28"/>
+        </w:rPr>
+        <w:t>&lt;td&gt;2 Years&lt;/td&gt;</w:t>
+      </w:r>
+      <w:r>
+        <w:br/>
+      </w:r>
+      <w:r>
+        <w:rPr>
+          <w:rFonts w:ascii="Consolas" w:eastAsia="Consolas" w:hAnsi="Consolas" w:cs="Consolas"/>
+          <w:sz w:val="28"/>
+          <w:szCs w:val="28"/>
+        </w:rPr>
+        <w:t>&lt;/tr&gt;</w:t>
+      </w:r>
+      <w:r>
+        <w:br/>
+      </w:r>
+      <w:r>
+        <w:rPr>
+          <w:rFonts w:ascii="Consolas" w:eastAsia="Consolas" w:hAnsi="Consolas" w:cs="Consolas"/>
+          <w:sz w:val="28"/>
+          <w:szCs w:val="28"/>
+        </w:rPr>
+        <w:t>&lt;tr&gt;</w:t>
+      </w:r>
+      <w:r>
+        <w:br/>
+      </w:r>
+      <w:r>
+        <w:rPr>
+          <w:rFonts w:ascii="Consolas" w:eastAsia="Consolas" w:hAnsi="Consolas" w:cs="Consolas"/>
+          <w:sz w:val="28"/>
+          <w:szCs w:val="28"/>
+        </w:rPr>
+        <w:t>&lt;td&gt;Luna&lt;/td&gt;</w:t>
+      </w:r>
+      <w:r>
+        <w:br/>
+      </w:r>
+      <w:r>
+        <w:rPr>
+          <w:rFonts w:ascii="Consolas" w:eastAsia="Consolas" w:hAnsi="Consolas" w:cs="Consolas"/>
+          <w:sz w:val="28"/>
+          <w:szCs w:val="28"/>
+        </w:rPr>
+        <w:t>&lt;td&gt;Siamese Cat&lt;/td&gt;</w:t>
+      </w:r>
+      <w:r>
+        <w:br/>
+      </w:r>
+      <w:r>
+        <w:rPr>
+          <w:rFonts w:ascii="Consolas" w:eastAsia="Consolas" w:hAnsi="Consolas" w:cs="Consolas"/>
+          <w:sz w:val="28"/>
+          <w:szCs w:val="28"/>
+        </w:rPr>
+        <w:t>&lt;td&gt;1 Year&lt;/td&gt;</w:t>
+      </w:r>
+      <w:r>
+        <w:br/>
+      </w:r>
+      <w:r>
+        <w:rPr>
+          <w:rFonts w:ascii="Consolas" w:eastAsia="Consolas" w:hAnsi="Consolas" w:cs="Consolas"/>
+          <w:sz w:val="28"/>
+          <w:szCs w:val="28"/>
+        </w:rPr>
+        <w:t>&lt;/tr&gt;</w:t>
+      </w:r>
+      <w:r>
+        <w:br/>
+      </w:r>
+      <w:r>
+        <w:rPr>
+          <w:rFonts w:ascii="Consolas" w:eastAsia="Consolas" w:hAnsi="Consolas" w:cs="Consolas"/>
+          <w:sz w:val="28"/>
+          <w:szCs w:val="28"/>
+        </w:rPr>
+        <w:t>&lt;/table&gt;</w:t>
+      </w:r>
+      <w:r>
+        <w:br/>
+      </w:r>
+      <w:r>
+        <w:rPr>
+          <w:rFonts w:ascii="Consolas" w:eastAsia="Consolas" w:hAnsi="Consolas" w:cs="Consolas"/>
+          <w:sz w:val="28"/>
+          <w:szCs w:val="28"/>
+        </w:rPr>
+        <w:t>&lt;/section&gt;</w:t>
+      </w:r>
+      <w:r>
+        <w:br/>
+      </w:r>
+      <w:r>
+        <w:br/>
+      </w:r>
+      <w:r>
+        <w:rPr>
+          <w:rFonts w:ascii="Consolas" w:eastAsia="Consolas" w:hAnsi="Consolas" w:cs="Consolas"/>
+          <w:sz w:val="28"/>
+          <w:szCs w:val="28"/>
+        </w:rPr>
+        <w:t>&lt;section&gt;</w:t>
+      </w:r>
+      <w:r>
+        <w:br/>
+      </w:r>
+      <w:r>
+        <w:rPr>
+          <w:rFonts w:ascii="Consolas" w:eastAsia="Consolas" w:hAnsi="Consolas" w:cs="Consolas"/>
+          <w:sz w:val="28"/>
+          <w:szCs w:val="28"/>
+        </w:rPr>
+        <w:t>&lt;h2&gt;Adoption Inquiry Form&lt;/h2&gt;</w:t>
+      </w:r>
+      <w:r>
+        <w:br/>
+      </w:r>
+      <w:r>
+        <w:rPr>
+          <w:rFonts w:ascii="Consolas" w:eastAsia="Consolas" w:hAnsi="Consolas" w:cs="Consolas"/>
+          <w:sz w:val="28"/>
+          <w:szCs w:val="28"/>
+        </w:rPr>
+        <w:t>&lt;form&gt;</w:t>
+      </w:r>
+      <w:r>
+        <w:br/>
+      </w:r>
+      <w:r>
+        <w:rPr>
+          <w:rFonts w:ascii="Consolas" w:eastAsia="Consolas" w:hAnsi="Consolas" w:cs="Consolas"/>
+          <w:sz w:val="28"/>
+          <w:szCs w:val="28"/>
+        </w:rPr>
+        <w:t>&lt;label for="user-name"&gt;Full Name:&lt;/label&gt;</w:t>
+      </w:r>
+      <w:r>
+        <w:br/>
+      </w:r>
+      <w:r>
+        <w:rPr>
+          <w:rFonts w:ascii="Consolas" w:eastAsia="Consolas" w:hAnsi="Consolas" w:cs="Consolas"/>
+          <w:sz w:val="28"/>
+          <w:szCs w:val="28"/>
+        </w:rPr>
+        <w:t>&lt;input type="text" id="user-name" required&gt;&lt;br&gt;</w:t>
+      </w:r>
+      <w:r>
+        <w:br/>
+      </w:r>
+      <w:r>
+        <w:br/>
+      </w:r>
+      <w:r>
+        <w:rPr>
+          <w:rFonts w:ascii="Consolas" w:eastAsia="Consolas" w:hAnsi="Consolas" w:cs="Consolas"/>
+          <w:sz w:val="28"/>
+          <w:szCs w:val="28"/>
+        </w:rPr>
+        <w:t>&lt;label for="user-email"&gt;Email:&lt;/label&gt;</w:t>
+      </w:r>
+      <w:r>
+        <w:br/>
+      </w:r>
+      <w:r>
+        <w:rPr>
+          <w:rFonts w:ascii="Consolas" w:eastAsia="Consolas" w:hAnsi="Consolas" w:cs="Consolas"/>
+          <w:sz w:val="28"/>
+          <w:szCs w:val="28"/>
+        </w:rPr>
+        <w:t>&lt;input type="email" id="user-email" required&gt;&lt;br&gt;</w:t>
+      </w:r>
+      <w:r>
+        <w:br/>
+      </w:r>
+      <w:r>
+        <w:br/>
+      </w:r>
+      <w:r>
+        <w:rPr>
+          <w:rFonts w:ascii="Consolas" w:eastAsia="Consolas" w:hAnsi="Consolas" w:cs="Consolas"/>
+          <w:sz w:val="28"/>
+          <w:szCs w:val="28"/>
+        </w:rPr>
+        <w:t>&lt;label for="pet-select"&gt;Select a Pet:&lt;/label&gt;</w:t>
+      </w:r>
+      <w:r>
+        <w:br/>
+      </w:r>
+      <w:r>
+        <w:rPr>
+          <w:rFonts w:ascii="Consolas" w:eastAsia="Consolas" w:hAnsi="Consolas" w:cs="Consolas"/>
+          <w:sz w:val="28"/>
+          <w:szCs w:val="28"/>
+        </w:rPr>
+        <w:t>&lt;select id="pet-select"&gt;</w:t>
+      </w:r>
+      <w:r>
+        <w:br/>
+      </w:r>
+      <w:r>
+        <w:rPr>
+          <w:rFonts w:ascii="Consolas" w:eastAsia="Consolas" w:hAnsi="Consolas" w:cs="Consolas"/>
+          <w:sz w:val="28"/>
+          <w:szCs w:val="28"/>
+        </w:rPr>
+        <w:t>&lt;option value="max"&gt;Max (Beagle)&lt;/option&gt;</w:t>
+      </w:r>
+      <w:r>
+        <w:br/>
+      </w:r>
+      <w:r>
+        <w:rPr>
+          <w:rFonts w:ascii="Consolas" w:eastAsia="Consolas" w:hAnsi="Consolas" w:cs="Consolas"/>
+          <w:sz w:val="28"/>
+          <w:szCs w:val="28"/>
+        </w:rPr>
+        <w:t>&lt;option value="luna"&gt;Luna (Siamese)&lt;/option&gt;</w:t>
+      </w:r>
+      <w:r>
+        <w:br/>
+      </w:r>
+      <w:r>
+        <w:rPr>
+          <w:rFonts w:ascii="Consolas" w:eastAsia="Consolas" w:hAnsi="Consolas" w:cs="Consolas"/>
+          <w:sz w:val="28"/>
+          <w:szCs w:val="28"/>
+        </w:rPr>
+        <w:t>&lt;/select&gt;&lt;br&gt;</w:t>
+      </w:r>
+      <w:r>
+        <w:br/>
+      </w:r>
+      <w:r>
+        <w:br/>
+      </w:r>
+      <w:r>
+        <w:rPr>
+          <w:rFonts w:ascii="Consolas" w:eastAsia="Consolas" w:hAnsi="Consolas" w:cs="Consolas"/>
+          <w:sz w:val="28"/>
+          <w:szCs w:val="28"/>
+        </w:rPr>
+        <w:t>&lt;button type="submit"&gt;Send Inquiry&lt;/button&gt;</w:t>
+      </w:r>
+      <w:r>
+        <w:br/>
+      </w:r>
+      <w:r>
+        <w:rPr>
+          <w:rFonts w:ascii="Consolas" w:eastAsia="Consolas" w:hAnsi="Consolas" w:cs="Consolas"/>
+          <w:sz w:val="28"/>
+          <w:szCs w:val="28"/>
+        </w:rPr>
+        <w:t>&lt;/form&gt;</w:t>
+      </w:r>
+      <w:r>
+        <w:br/>
+      </w:r>
+      <w:r>
+        <w:rPr>
+          <w:rFonts w:ascii="Consolas" w:eastAsia="Consolas" w:hAnsi="Consolas" w:cs="Consolas"/>
+          <w:sz w:val="28"/>
+          <w:szCs w:val="28"/>
+        </w:rPr>
+        <w:t>&lt;/section&gt;</w:t>
+      </w:r>
+      <w:r>
+        <w:br/>
+      </w:r>
+      <w:r>
+        <w:rPr>
+          <w:rFonts w:ascii="Consolas" w:eastAsia="Consolas" w:hAnsi="Consolas" w:cs="Consolas"/>
+          <w:sz w:val="28"/>
+          <w:szCs w:val="28"/>
+        </w:rPr>
+        <w:t>&lt;/main&gt;</w:t>
+      </w:r>
+      <w:r>
+        <w:br/>
+      </w:r>
+      <w:r>
+        <w:br/>
+      </w:r>
+      <w:r>
+        <w:rPr>
+          <w:rFonts w:ascii="Consolas" w:eastAsia="Consolas" w:hAnsi="Consolas" w:cs="Consolas"/>
+          <w:sz w:val="28"/>
+          <w:szCs w:val="28"/>
+        </w:rPr>
+        <w:t>&lt;footer&gt;</w:t>
+      </w:r>
+      <w:r>
+        <w:br/>
+      </w:r>
+      <w:r>
+        <w:rPr>
+          <w:rFonts w:ascii="Consolas" w:eastAsia="Consolas" w:hAnsi="Consolas" w:cs="Consolas"/>
+          <w:sz w:val="28"/>
+          <w:szCs w:val="28"/>
+        </w:rPr>
+        <w:t>&lt;p&gt;&amp;copy; 2026 Paws &amp; Claws Shelter. All rights reserved</w:t>
+      </w:r>
+      <w:proofErr w:type="gramStart"/>
+      <w:r>
+        <w:rPr>
+          <w:rFonts w:ascii="Consolas" w:eastAsia="Consolas" w:hAnsi="Consolas" w:cs="Consolas"/>
+          <w:sz w:val="28"/>
+          <w:szCs w:val="28"/>
+        </w:rPr>
+        <w:t>.&lt;</w:t>
+      </w:r>
+      <w:proofErr w:type="gramEnd"/>
+      <w:r>
+        <w:rPr>
+          <w:rFonts w:ascii="Consolas" w:eastAsia="Consolas" w:hAnsi="Consolas" w:cs="Consolas"/>
+          <w:sz w:val="28"/>
+          <w:szCs w:val="28"/>
+        </w:rPr>
+        <w:t>/p&gt;</w:t>
+      </w:r>
+      <w:r>
+        <w:br/>
+      </w:r>
+      <w:r>
+        <w:rPr>
+          <w:rFonts w:ascii="Consolas" w:eastAsia="Consolas" w:hAnsi="Consolas" w:cs="Consolas"/>
+          <w:sz w:val="28"/>
+          <w:szCs w:val="28"/>
+        </w:rPr>
+        <w:t>&lt;/footer&gt;</w:t>
+      </w:r>
+      <w:r>
+        <w:br/>
+      </w:r>
+      <w:r>
+        <w:rPr>
+          <w:rFonts w:ascii="Consolas" w:eastAsia="Consolas" w:hAnsi="Consolas" w:cs="Consolas"/>
+          <w:sz w:val="28"/>
+          <w:szCs w:val="28"/>
+        </w:rPr>
         <w:lastRenderedPageBreak/>
-        <w:t>&lt;td&gt;Beagle&lt;/td&gt;</w:t>
-      </w:r>
-      <w:r>
-        <w:br/>
-      </w:r>
-      <w:r>
-        <w:rPr>
-          <w:rFonts w:ascii="Consolas" w:eastAsia="Consolas" w:hAnsi="Consolas" w:cs="Consolas"/>
-          <w:sz w:val="28"/>
-          <w:szCs w:val="28"/>
-        </w:rPr>
-        <w:t>&lt;td&gt;2 Years&lt;/td&gt;</w:t>
-      </w:r>
-      <w:r>
-        <w:br/>
-      </w:r>
-      <w:r>
-        <w:rPr>
-          <w:rFonts w:ascii="Consolas" w:eastAsia="Consolas" w:hAnsi="Consolas" w:cs="Consolas"/>
-          <w:sz w:val="28"/>
-          <w:szCs w:val="28"/>
-        </w:rPr>
-        <w:t>&lt;/tr&gt;</w:t>
-      </w:r>
-      <w:r>
-        <w:br/>
-      </w:r>
-      <w:r>
-        <w:rPr>
-          <w:rFonts w:ascii="Consolas" w:eastAsia="Consolas" w:hAnsi="Consolas" w:cs="Consolas"/>
-          <w:sz w:val="28"/>
-          <w:szCs w:val="28"/>
-        </w:rPr>
-        <w:t>&lt;tr&gt;</w:t>
-      </w:r>
-      <w:r>
-        <w:br/>
-      </w:r>
-      <w:r>
-        <w:rPr>
-          <w:rFonts w:ascii="Consolas" w:eastAsia="Consolas" w:hAnsi="Consolas" w:cs="Consolas"/>
-          <w:sz w:val="28"/>
-          <w:szCs w:val="28"/>
-        </w:rPr>
-        <w:t>&lt;td&gt;Luna&lt;/td&gt;</w:t>
-      </w:r>
-      <w:r>
-        <w:br/>
-      </w:r>
-      <w:r>
-        <w:rPr>
-          <w:rFonts w:ascii="Consolas" w:eastAsia="Consolas" w:hAnsi="Consolas" w:cs="Consolas"/>
-          <w:sz w:val="28"/>
-          <w:szCs w:val="28"/>
-        </w:rPr>
-        <w:t>&lt;td&gt;Siamese Cat&lt;/td&gt;</w:t>
-      </w:r>
-      <w:r>
-        <w:br/>
-      </w:r>
-      <w:r>
-        <w:rPr>
-          <w:rFonts w:ascii="Consolas" w:eastAsia="Consolas" w:hAnsi="Consolas" w:cs="Consolas"/>
-          <w:sz w:val="28"/>
-          <w:szCs w:val="28"/>
-        </w:rPr>
-        <w:t>&lt;td&gt;1 Year&lt;/td&gt;</w:t>
-      </w:r>
-      <w:r>
-        <w:br/>
-      </w:r>
-      <w:r>
-        <w:rPr>
-          <w:rFonts w:ascii="Consolas" w:eastAsia="Consolas" w:hAnsi="Consolas" w:cs="Consolas"/>
-          <w:sz w:val="28"/>
-          <w:szCs w:val="28"/>
-        </w:rPr>
-        <w:t>&lt;/tr&gt;</w:t>
-      </w:r>
-      <w:r>
-        <w:br/>
-      </w:r>
-      <w:r>
-        <w:rPr>
-          <w:rFonts w:ascii="Consolas" w:eastAsia="Consolas" w:hAnsi="Consolas" w:cs="Consolas"/>
-          <w:sz w:val="28"/>
-          <w:szCs w:val="28"/>
-        </w:rPr>
-        <w:t>&lt;/table&gt;</w:t>
-      </w:r>
-      <w:r>
-        <w:br/>
-      </w:r>
-      <w:r>
-        <w:rPr>
-          <w:rFonts w:ascii="Consolas" w:eastAsia="Consolas" w:hAnsi="Consolas" w:cs="Consolas"/>
-          <w:sz w:val="28"/>
-          <w:szCs w:val="28"/>
-        </w:rPr>
-        <w:t>&lt;/section&gt;</w:t>
-      </w:r>
-      <w:r>
-        <w:br/>
-      </w:r>
-      <w:r>
-        <w:br/>
-      </w:r>
-      <w:r>
-        <w:rPr>
-          <w:rFonts w:ascii="Consolas" w:eastAsia="Consolas" w:hAnsi="Consolas" w:cs="Consolas"/>
-          <w:sz w:val="28"/>
-          <w:szCs w:val="28"/>
-        </w:rPr>
-        <w:t>&lt;section&gt;</w:t>
-      </w:r>
-      <w:r>
-        <w:br/>
-      </w:r>
-      <w:r>
-        <w:rPr>
-          <w:rFonts w:ascii="Consolas" w:eastAsia="Consolas" w:hAnsi="Consolas" w:cs="Consolas"/>
-          <w:sz w:val="28"/>
-          <w:szCs w:val="28"/>
-        </w:rPr>
-        <w:t>&lt;h2&gt;Adoption Inquiry Form&lt;/h2&gt;</w:t>
-      </w:r>
-      <w:r>
-        <w:br/>
-      </w:r>
-      <w:r>
-        <w:rPr>
-          <w:rFonts w:ascii="Consolas" w:eastAsia="Consolas" w:hAnsi="Consolas" w:cs="Consolas"/>
-          <w:sz w:val="28"/>
-          <w:szCs w:val="28"/>
-        </w:rPr>
-        <w:t>&lt;form&gt;</w:t>
-      </w:r>
-      <w:r>
-        <w:br/>
-      </w:r>
-      <w:r>
-        <w:rPr>
-          <w:rFonts w:ascii="Consolas" w:eastAsia="Consolas" w:hAnsi="Consolas" w:cs="Consolas"/>
-          <w:sz w:val="28"/>
-          <w:szCs w:val="28"/>
-        </w:rPr>
-        <w:t>&lt;label for="user-name"&gt;Full Name:&lt;/label&gt;</w:t>
-      </w:r>
-      <w:r>
-        <w:br/>
-      </w:r>
-      <w:r>
-        <w:rPr>
-          <w:rFonts w:ascii="Consolas" w:eastAsia="Consolas" w:hAnsi="Consolas" w:cs="Consolas"/>
-          <w:sz w:val="28"/>
-          <w:szCs w:val="28"/>
-        </w:rPr>
-        <w:t>&lt;input type="text" id="user-name" required&gt;&lt;br&gt;</w:t>
-      </w:r>
-      <w:r>
-        <w:br/>
-      </w:r>
-      <w:r>
-        <w:br/>
-      </w:r>
-      <w:r>
-        <w:rPr>
-          <w:rFonts w:ascii="Consolas" w:eastAsia="Consolas" w:hAnsi="Consolas" w:cs="Consolas"/>
-          <w:sz w:val="28"/>
-          <w:szCs w:val="28"/>
-        </w:rPr>
-        <w:t>&lt;label for="user-email"&gt;Email:&lt;/label&gt;</w:t>
-      </w:r>
-      <w:r>
-        <w:br/>
-      </w:r>
-      <w:r>
-        <w:rPr>
-          <w:rFonts w:ascii="Consolas" w:eastAsia="Consolas" w:hAnsi="Consolas" w:cs="Consolas"/>
-          <w:sz w:val="28"/>
-          <w:szCs w:val="28"/>
-        </w:rPr>
-        <w:t>&lt;input type="email" id="user-email" required&gt;&lt;br&gt;</w:t>
-      </w:r>
-      <w:r>
-        <w:br/>
-      </w:r>
-      <w:r>
-        <w:br/>
-      </w:r>
-      <w:r>
-        <w:rPr>
-          <w:rFonts w:ascii="Consolas" w:eastAsia="Consolas" w:hAnsi="Consolas" w:cs="Consolas"/>
-          <w:sz w:val="28"/>
-          <w:szCs w:val="28"/>
-        </w:rPr>
-        <w:t>&lt;label for="pet-select"&gt;Select a Pet:&lt;/label&gt;</w:t>
-      </w:r>
-      <w:r>
-        <w:br/>
-      </w:r>
-      <w:r>
-        <w:rPr>
-          <w:rFonts w:ascii="Consolas" w:eastAsia="Consolas" w:hAnsi="Consolas" w:cs="Consolas"/>
-          <w:sz w:val="28"/>
-          <w:szCs w:val="28"/>
-        </w:rPr>
-        <w:t>&lt;select id="pet-select"&gt;</w:t>
-      </w:r>
-      <w:r>
-        <w:br/>
-      </w:r>
-      <w:r>
-        <w:rPr>
-          <w:rFonts w:ascii="Consolas" w:eastAsia="Consolas" w:hAnsi="Consolas" w:cs="Consolas"/>
-          <w:sz w:val="28"/>
-          <w:szCs w:val="28"/>
-        </w:rPr>
-        <w:t>&lt;option value="max"&gt;Max (Beagle)&lt;/option&gt;</w:t>
-      </w:r>
-      <w:r>
-        <w:br/>
-      </w:r>
-      <w:r>
-        <w:rPr>
-          <w:rFonts w:ascii="Consolas" w:eastAsia="Consolas" w:hAnsi="Consolas" w:cs="Consolas"/>
-          <w:sz w:val="28"/>
-          <w:szCs w:val="28"/>
-        </w:rPr>
-        <w:t>&lt;option value="luna"&gt;Luna (Siamese)&lt;/option&gt;</w:t>
-      </w:r>
-      <w:r>
-        <w:br/>
-      </w:r>
-      <w:r>
-        <w:rPr>
-          <w:rFonts w:ascii="Consolas" w:eastAsia="Consolas" w:hAnsi="Consolas" w:cs="Consolas"/>
-          <w:sz w:val="28"/>
-          <w:szCs w:val="28"/>
-        </w:rPr>
-        <w:t>&lt;/select&gt;&lt;br&gt;</w:t>
-      </w:r>
-      <w:r>
-        <w:br/>
-      </w:r>
-      <w:r>
-        <w:br/>
-      </w:r>
-      <w:r>
-        <w:rPr>
-          <w:rFonts w:ascii="Consolas" w:eastAsia="Consolas" w:hAnsi="Consolas" w:cs="Consolas"/>
-          <w:sz w:val="28"/>
-          <w:szCs w:val="28"/>
-        </w:rPr>
-        <w:t>&lt;button type="submit"&gt;Send Inquiry&lt;/button&gt;</w:t>
-      </w:r>
-      <w:r>
-        <w:br/>
-      </w:r>
-      <w:r>
-        <w:rPr>
-          <w:rFonts w:ascii="Consolas" w:eastAsia="Consolas" w:hAnsi="Consolas" w:cs="Consolas"/>
-          <w:sz w:val="28"/>
-          <w:szCs w:val="28"/>
-        </w:rPr>
-        <w:t>&lt;/form&gt;</w:t>
-      </w:r>
-      <w:r>
-        <w:br/>
-      </w:r>
-      <w:r>
-        <w:rPr>
-          <w:rFonts w:ascii="Consolas" w:eastAsia="Consolas" w:hAnsi="Consolas" w:cs="Consolas"/>
-          <w:sz w:val="28"/>
-          <w:szCs w:val="28"/>
-        </w:rPr>
-        <w:t>&lt;/section&gt;</w:t>
-      </w:r>
-      <w:r>
-        <w:br/>
-      </w:r>
-      <w:r>
-        <w:rPr>
-          <w:rFonts w:ascii="Consolas" w:eastAsia="Consolas" w:hAnsi="Consolas" w:cs="Consolas"/>
-          <w:sz w:val="28"/>
-          <w:szCs w:val="28"/>
-        </w:rPr>
-        <w:t>&lt;/main&gt;</w:t>
-      </w:r>
-      <w:r>
-        <w:br/>
-      </w:r>
-      <w:r>
-        <w:br/>
-      </w:r>
-      <w:r>
-        <w:rPr>
-          <w:rFonts w:ascii="Consolas" w:eastAsia="Consolas" w:hAnsi="Consolas" w:cs="Consolas"/>
-          <w:sz w:val="28"/>
-          <w:szCs w:val="28"/>
-        </w:rPr>
-        <w:t>&lt;footer&gt;</w:t>
-      </w:r>
-      <w:r>
-        <w:br/>
-      </w:r>
-      <w:r>
-        <w:rPr>
-          <w:rFonts w:ascii="Consolas" w:eastAsia="Consolas" w:hAnsi="Consolas" w:cs="Consolas"/>
-          <w:sz w:val="28"/>
-          <w:szCs w:val="28"/>
-        </w:rPr>
-        <w:t>&lt;p&gt;&amp;copy; 2026 Paws &amp; Claws Shelter. All rights reserved.&lt;/p&gt;</w:t>
-      </w:r>
-      <w:r>
-        <w:br/>
-      </w:r>
-      <w:r>
-        <w:rPr>
-          <w:rFonts w:ascii="Consolas" w:eastAsia="Consolas" w:hAnsi="Consolas" w:cs="Consolas"/>
-          <w:sz w:val="28"/>
-          <w:szCs w:val="28"/>
-        </w:rPr>
-        <w:t>&lt;/footer&gt;</w:t>
-      </w:r>
-      <w:r>
-        <w:br/>
-      </w:r>
-      <w:r>
-        <w:rPr>
-          <w:rFonts w:ascii="Consolas" w:eastAsia="Consolas" w:hAnsi="Consolas" w:cs="Consolas"/>
-          <w:sz w:val="28"/>
-          <w:szCs w:val="28"/>
-        </w:rPr>
         <w:t>&lt;/body&gt;</w:t>
       </w:r>
       <w:r>
@@ -8858,6 +10845,155 @@
     </w:lvl>
   </w:abstractNum>
   <w:abstractNum w:abstractNumId="3">
+    <w:nsid w:val="14A82A1E"/>
+    <w:multiLevelType w:val="multilevel"/>
+    <w:tmpl w:val="D564D830"/>
+    <w:lvl w:ilvl="0">
+      <w:start w:val="1"/>
+      <w:numFmt w:val="bullet"/>
+      <w:lvlText w:val=""/>
+      <w:lvlJc w:val="left"/>
+      <w:pPr>
+        <w:tabs>
+          <w:tab w:val="num" w:pos="720"/>
+        </w:tabs>
+        <w:ind w:left="720" w:hanging="360"/>
+      </w:pPr>
+      <w:rPr>
+        <w:rFonts w:ascii="Symbol" w:hAnsi="Symbol" w:hint="default"/>
+        <w:sz w:val="20"/>
+      </w:rPr>
+    </w:lvl>
+    <w:lvl w:ilvl="1">
+      <w:start w:val="1"/>
+      <w:numFmt w:val="bullet"/>
+      <w:lvlText w:val="o"/>
+      <w:lvlJc w:val="left"/>
+      <w:pPr>
+        <w:tabs>
+          <w:tab w:val="num" w:pos="1440"/>
+        </w:tabs>
+        <w:ind w:left="1440" w:hanging="360"/>
+      </w:pPr>
+      <w:rPr>
+        <w:rFonts w:ascii="Courier New" w:hAnsi="Courier New" w:hint="default"/>
+        <w:sz w:val="20"/>
+      </w:rPr>
+    </w:lvl>
+    <w:lvl w:ilvl="2" w:tentative="1">
+      <w:start w:val="1"/>
+      <w:numFmt w:val="bullet"/>
+      <w:lvlText w:val=""/>
+      <w:lvlJc w:val="left"/>
+      <w:pPr>
+        <w:tabs>
+          <w:tab w:val="num" w:pos="2160"/>
+        </w:tabs>
+        <w:ind w:left="2160" w:hanging="360"/>
+      </w:pPr>
+      <w:rPr>
+        <w:rFonts w:ascii="Wingdings" w:hAnsi="Wingdings" w:hint="default"/>
+        <w:sz w:val="20"/>
+      </w:rPr>
+    </w:lvl>
+    <w:lvl w:ilvl="3" w:tentative="1">
+      <w:start w:val="1"/>
+      <w:numFmt w:val="bullet"/>
+      <w:lvlText w:val=""/>
+      <w:lvlJc w:val="left"/>
+      <w:pPr>
+        <w:tabs>
+          <w:tab w:val="num" w:pos="2880"/>
+        </w:tabs>
+        <w:ind w:left="2880" w:hanging="360"/>
+      </w:pPr>
+      <w:rPr>
+        <w:rFonts w:ascii="Wingdings" w:hAnsi="Wingdings" w:hint="default"/>
+        <w:sz w:val="20"/>
+      </w:rPr>
+    </w:lvl>
+    <w:lvl w:ilvl="4" w:tentative="1">
+      <w:start w:val="1"/>
+      <w:numFmt w:val="bullet"/>
+      <w:lvlText w:val=""/>
+      <w:lvlJc w:val="left"/>
+      <w:pPr>
+        <w:tabs>
+          <w:tab w:val="num" w:pos="3600"/>
+        </w:tabs>
+        <w:ind w:left="3600" w:hanging="360"/>
+      </w:pPr>
+      <w:rPr>
+        <w:rFonts w:ascii="Wingdings" w:hAnsi="Wingdings" w:hint="default"/>
+        <w:sz w:val="20"/>
+      </w:rPr>
+    </w:lvl>
+    <w:lvl w:ilvl="5" w:tentative="1">
+      <w:start w:val="1"/>
+      <w:numFmt w:val="bullet"/>
+      <w:lvlText w:val=""/>
+      <w:lvlJc w:val="left"/>
+      <w:pPr>
+        <w:tabs>
+          <w:tab w:val="num" w:pos="4320"/>
+        </w:tabs>
+        <w:ind w:left="4320" w:hanging="360"/>
+      </w:pPr>
+      <w:rPr>
+        <w:rFonts w:ascii="Wingdings" w:hAnsi="Wingdings" w:hint="default"/>
+        <w:sz w:val="20"/>
+      </w:rPr>
+    </w:lvl>
+    <w:lvl w:ilvl="6" w:tentative="1">
+      <w:start w:val="1"/>
+      <w:numFmt w:val="bullet"/>
+      <w:lvlText w:val=""/>
+      <w:lvlJc w:val="left"/>
+      <w:pPr>
+        <w:tabs>
+          <w:tab w:val="num" w:pos="5040"/>
+        </w:tabs>
+        <w:ind w:left="5040" w:hanging="360"/>
+      </w:pPr>
+      <w:rPr>
+        <w:rFonts w:ascii="Wingdings" w:hAnsi="Wingdings" w:hint="default"/>
+        <w:sz w:val="20"/>
+      </w:rPr>
+    </w:lvl>
+    <w:lvl w:ilvl="7" w:tentative="1">
+      <w:start w:val="1"/>
+      <w:numFmt w:val="bullet"/>
+      <w:lvlText w:val=""/>
+      <w:lvlJc w:val="left"/>
+      <w:pPr>
+        <w:tabs>
+          <w:tab w:val="num" w:pos="5760"/>
+        </w:tabs>
+        <w:ind w:left="5760" w:hanging="360"/>
+      </w:pPr>
+      <w:rPr>
+        <w:rFonts w:ascii="Wingdings" w:hAnsi="Wingdings" w:hint="default"/>
+        <w:sz w:val="20"/>
+      </w:rPr>
+    </w:lvl>
+    <w:lvl w:ilvl="8" w:tentative="1">
+      <w:start w:val="1"/>
+      <w:numFmt w:val="bullet"/>
+      <w:lvlText w:val=""/>
+      <w:lvlJc w:val="left"/>
+      <w:pPr>
+        <w:tabs>
+          <w:tab w:val="num" w:pos="6480"/>
+        </w:tabs>
+        <w:ind w:left="6480" w:hanging="360"/>
+      </w:pPr>
+      <w:rPr>
+        <w:rFonts w:ascii="Wingdings" w:hAnsi="Wingdings" w:hint="default"/>
+        <w:sz w:val="20"/>
+      </w:rPr>
+    </w:lvl>
+  </w:abstractNum>
+  <w:abstractNum w:abstractNumId="4">
     <w:nsid w:val="14E715CE"/>
     <w:multiLevelType w:val="multilevel"/>
     <w:tmpl w:val="7DF0C52C"/>
@@ -9006,7 +11142,7 @@
       </w:rPr>
     </w:lvl>
   </w:abstractNum>
-  <w:abstractNum w:abstractNumId="4">
+  <w:abstractNum w:abstractNumId="5">
     <w:nsid w:val="21B60EAA"/>
     <w:multiLevelType w:val="hybridMultilevel"/>
     <w:tmpl w:val="A9129CE6"/>
@@ -9119,7 +11255,7 @@
       </w:rPr>
     </w:lvl>
   </w:abstractNum>
-  <w:abstractNum w:abstractNumId="5">
+  <w:abstractNum w:abstractNumId="6">
     <w:nsid w:val="250D8759"/>
     <w:multiLevelType w:val="hybridMultilevel"/>
     <w:tmpl w:val="298A08FA"/>
@@ -9232,7 +11368,156 @@
       </w:rPr>
     </w:lvl>
   </w:abstractNum>
-  <w:abstractNum w:abstractNumId="6">
+  <w:abstractNum w:abstractNumId="7">
+    <w:nsid w:val="305A31D7"/>
+    <w:multiLevelType w:val="multilevel"/>
+    <w:tmpl w:val="80A6FD32"/>
+    <w:lvl w:ilvl="0">
+      <w:start w:val="1"/>
+      <w:numFmt w:val="bullet"/>
+      <w:lvlText w:val=""/>
+      <w:lvlJc w:val="left"/>
+      <w:pPr>
+        <w:tabs>
+          <w:tab w:val="num" w:pos="720"/>
+        </w:tabs>
+        <w:ind w:left="720" w:hanging="360"/>
+      </w:pPr>
+      <w:rPr>
+        <w:rFonts w:ascii="Symbol" w:hAnsi="Symbol" w:hint="default"/>
+        <w:sz w:val="20"/>
+      </w:rPr>
+    </w:lvl>
+    <w:lvl w:ilvl="1" w:tentative="1">
+      <w:start w:val="1"/>
+      <w:numFmt w:val="bullet"/>
+      <w:lvlText w:val="o"/>
+      <w:lvlJc w:val="left"/>
+      <w:pPr>
+        <w:tabs>
+          <w:tab w:val="num" w:pos="1440"/>
+        </w:tabs>
+        <w:ind w:left="1440" w:hanging="360"/>
+      </w:pPr>
+      <w:rPr>
+        <w:rFonts w:ascii="Courier New" w:hAnsi="Courier New" w:hint="default"/>
+        <w:sz w:val="20"/>
+      </w:rPr>
+    </w:lvl>
+    <w:lvl w:ilvl="2" w:tentative="1">
+      <w:start w:val="1"/>
+      <w:numFmt w:val="bullet"/>
+      <w:lvlText w:val=""/>
+      <w:lvlJc w:val="left"/>
+      <w:pPr>
+        <w:tabs>
+          <w:tab w:val="num" w:pos="2160"/>
+        </w:tabs>
+        <w:ind w:left="2160" w:hanging="360"/>
+      </w:pPr>
+      <w:rPr>
+        <w:rFonts w:ascii="Wingdings" w:hAnsi="Wingdings" w:hint="default"/>
+        <w:sz w:val="20"/>
+      </w:rPr>
+    </w:lvl>
+    <w:lvl w:ilvl="3" w:tentative="1">
+      <w:start w:val="1"/>
+      <w:numFmt w:val="bullet"/>
+      <w:lvlText w:val=""/>
+      <w:lvlJc w:val="left"/>
+      <w:pPr>
+        <w:tabs>
+          <w:tab w:val="num" w:pos="2880"/>
+        </w:tabs>
+        <w:ind w:left="2880" w:hanging="360"/>
+      </w:pPr>
+      <w:rPr>
+        <w:rFonts w:ascii="Wingdings" w:hAnsi="Wingdings" w:hint="default"/>
+        <w:sz w:val="20"/>
+      </w:rPr>
+    </w:lvl>
+    <w:lvl w:ilvl="4" w:tentative="1">
+      <w:start w:val="1"/>
+      <w:numFmt w:val="bullet"/>
+      <w:lvlText w:val=""/>
+      <w:lvlJc w:val="left"/>
+      <w:pPr>
+        <w:tabs>
+          <w:tab w:val="num" w:pos="3600"/>
+        </w:tabs>
+        <w:ind w:left="3600" w:hanging="360"/>
+      </w:pPr>
+      <w:rPr>
+        <w:rFonts w:ascii="Wingdings" w:hAnsi="Wingdings" w:hint="default"/>
+        <w:sz w:val="20"/>
+      </w:rPr>
+    </w:lvl>
+    <w:lvl w:ilvl="5" w:tentative="1">
+      <w:start w:val="1"/>
+      <w:numFmt w:val="bullet"/>
+      <w:lvlText w:val=""/>
+      <w:lvlJc w:val="left"/>
+      <w:pPr>
+        <w:tabs>
+          <w:tab w:val="num" w:pos="4320"/>
+        </w:tabs>
+        <w:ind w:left="4320" w:hanging="360"/>
+      </w:pPr>
+      <w:rPr>
+        <w:rFonts w:ascii="Wingdings" w:hAnsi="Wingdings" w:hint="default"/>
+        <w:sz w:val="20"/>
+      </w:rPr>
+    </w:lvl>
+    <w:lvl w:ilvl="6" w:tentative="1">
+      <w:start w:val="1"/>
+      <w:numFmt w:val="bullet"/>
+      <w:lvlText w:val=""/>
+      <w:lvlJc w:val="left"/>
+      <w:pPr>
+        <w:tabs>
+          <w:tab w:val="num" w:pos="5040"/>
+        </w:tabs>
+        <w:ind w:left="5040" w:hanging="360"/>
+      </w:pPr>
+      <w:rPr>
+        <w:rFonts w:ascii="Wingdings" w:hAnsi="Wingdings" w:hint="default"/>
+        <w:sz w:val="20"/>
+      </w:rPr>
+    </w:lvl>
+    <w:lvl w:ilvl="7" w:tentative="1">
+      <w:start w:val="1"/>
+      <w:numFmt w:val="bullet"/>
+      <w:lvlText w:val=""/>
+      <w:lvlJc w:val="left"/>
+      <w:pPr>
+        <w:tabs>
+          <w:tab w:val="num" w:pos="5760"/>
+        </w:tabs>
+        <w:ind w:left="5760" w:hanging="360"/>
+      </w:pPr>
+      <w:rPr>
+        <w:rFonts w:ascii="Wingdings" w:hAnsi="Wingdings" w:hint="default"/>
+        <w:sz w:val="20"/>
+      </w:rPr>
+    </w:lvl>
+    <w:lvl w:ilvl="8" w:tentative="1">
+      <w:start w:val="1"/>
+      <w:numFmt w:val="bullet"/>
+      <w:lvlText w:val=""/>
+      <w:lvlJc w:val="left"/>
+      <w:pPr>
+        <w:tabs>
+          <w:tab w:val="num" w:pos="6480"/>
+        </w:tabs>
+        <w:ind w:left="6480" w:hanging="360"/>
+      </w:pPr>
+      <w:rPr>
+        <w:rFonts w:ascii="Wingdings" w:hAnsi="Wingdings" w:hint="default"/>
+        <w:sz w:val="20"/>
+      </w:rPr>
+    </w:lvl>
+  </w:abstractNum>
+  <w:abstractNum w:abstractNumId="8">
     <w:nsid w:val="36C14A87"/>
     <w:multiLevelType w:val="hybridMultilevel"/>
     <w:tmpl w:val="0BC4D094"/>
@@ -9345,7 +11630,7 @@
       </w:rPr>
     </w:lvl>
   </w:abstractNum>
-  <w:abstractNum w:abstractNumId="7">
+  <w:abstractNum w:abstractNumId="9">
     <w:nsid w:val="3CDCF41B"/>
     <w:multiLevelType w:val="hybridMultilevel"/>
     <w:tmpl w:val="9AE83632"/>
@@ -9431,7 +11716,7 @@
       </w:pPr>
     </w:lvl>
   </w:abstractNum>
-  <w:abstractNum w:abstractNumId="8">
+  <w:abstractNum w:abstractNumId="10">
     <w:nsid w:val="3D591B68"/>
     <w:multiLevelType w:val="hybridMultilevel"/>
     <w:tmpl w:val="9ED6F354"/>
@@ -9544,7 +11829,7 @@
       </w:rPr>
     </w:lvl>
   </w:abstractNum>
-  <w:abstractNum w:abstractNumId="9">
+  <w:abstractNum w:abstractNumId="11">
     <w:nsid w:val="3E0DFC08"/>
     <w:multiLevelType w:val="hybridMultilevel"/>
     <w:tmpl w:val="0B1ED48E"/>
@@ -9657,7 +11942,7 @@
       </w:rPr>
     </w:lvl>
   </w:abstractNum>
-  <w:abstractNum w:abstractNumId="10">
+  <w:abstractNum w:abstractNumId="12">
     <w:nsid w:val="44CE2F2F"/>
     <w:multiLevelType w:val="hybridMultilevel"/>
     <w:tmpl w:val="5082F952"/>
@@ -9770,7 +12055,7 @@
       </w:rPr>
     </w:lvl>
   </w:abstractNum>
-  <w:abstractNum w:abstractNumId="11">
+  <w:abstractNum w:abstractNumId="13">
     <w:nsid w:val="480B198F"/>
     <w:multiLevelType w:val="hybridMultilevel"/>
     <w:tmpl w:val="903E1B1E"/>
@@ -9883,7 +12168,7 @@
       </w:rPr>
     </w:lvl>
   </w:abstractNum>
-  <w:abstractNum w:abstractNumId="12">
+  <w:abstractNum w:abstractNumId="14">
     <w:nsid w:val="508A788E"/>
     <w:multiLevelType w:val="hybridMultilevel"/>
     <w:tmpl w:val="6DC460AC"/>
@@ -9996,7 +12281,7 @@
       </w:rPr>
     </w:lvl>
   </w:abstractNum>
-  <w:abstractNum w:abstractNumId="13">
+  <w:abstractNum w:abstractNumId="15">
     <w:nsid w:val="57FB5D29"/>
     <w:multiLevelType w:val="hybridMultilevel"/>
     <w:tmpl w:val="E5A0B75C"/>
@@ -10109,7 +12394,7 @@
       </w:rPr>
     </w:lvl>
   </w:abstractNum>
-  <w:abstractNum w:abstractNumId="14">
+  <w:abstractNum w:abstractNumId="16">
     <w:nsid w:val="61074F81"/>
     <w:multiLevelType w:val="hybridMultilevel"/>
     <w:tmpl w:val="28E8CD12"/>
@@ -10222,7 +12507,7 @@
       </w:rPr>
     </w:lvl>
   </w:abstractNum>
-  <w:abstractNum w:abstractNumId="15">
+  <w:abstractNum w:abstractNumId="17">
     <w:nsid w:val="65C0765E"/>
     <w:multiLevelType w:val="hybridMultilevel"/>
     <w:tmpl w:val="C33A0782"/>
@@ -10335,7 +12620,7 @@
       </w:rPr>
     </w:lvl>
   </w:abstractNum>
-  <w:abstractNum w:abstractNumId="16">
+  <w:abstractNum w:abstractNumId="18">
     <w:nsid w:val="67584F7C"/>
     <w:multiLevelType w:val="hybridMultilevel"/>
     <w:tmpl w:val="676E6A4A"/>
@@ -10421,7 +12706,7 @@
       </w:pPr>
     </w:lvl>
   </w:abstractNum>
-  <w:abstractNum w:abstractNumId="17">
+  <w:abstractNum w:abstractNumId="19">
     <w:nsid w:val="7BC583A6"/>
     <w:multiLevelType w:val="hybridMultilevel"/>
     <w:tmpl w:val="F710E7DC"/>
@@ -10534,7 +12819,7 @@
       </w:rPr>
     </w:lvl>
   </w:abstractNum>
-  <w:abstractNum w:abstractNumId="18">
+  <w:abstractNum w:abstractNumId="20">
     <w:nsid w:val="7E3D136E"/>
     <w:multiLevelType w:val="hybridMultilevel"/>
     <w:tmpl w:val="529ED53E"/>
@@ -10648,61 +12933,67 @@
     </w:lvl>
   </w:abstractNum>
   <w:num w:numId="1">
-    <w:abstractNumId w:val="16"/>
+    <w:abstractNumId w:val="18"/>
   </w:num>
   <w:num w:numId="2">
-    <w:abstractNumId w:val="7"/>
+    <w:abstractNumId w:val="9"/>
   </w:num>
   <w:num w:numId="3">
     <w:abstractNumId w:val="1"/>
   </w:num>
   <w:num w:numId="4">
-    <w:abstractNumId w:val="15"/>
+    <w:abstractNumId w:val="17"/>
   </w:num>
   <w:num w:numId="5">
-    <w:abstractNumId w:val="17"/>
+    <w:abstractNumId w:val="19"/>
   </w:num>
   <w:num w:numId="6">
-    <w:abstractNumId w:val="11"/>
+    <w:abstractNumId w:val="13"/>
   </w:num>
   <w:num w:numId="7">
     <w:abstractNumId w:val="0"/>
   </w:num>
   <w:num w:numId="8">
-    <w:abstractNumId w:val="14"/>
+    <w:abstractNumId w:val="16"/>
   </w:num>
   <w:num w:numId="9">
     <w:abstractNumId w:val="2"/>
   </w:num>
   <w:num w:numId="10">
+    <w:abstractNumId w:val="5"/>
+  </w:num>
+  <w:num w:numId="11">
+    <w:abstractNumId w:val="10"/>
+  </w:num>
+  <w:num w:numId="12">
+    <w:abstractNumId w:val="8"/>
+  </w:num>
+  <w:num w:numId="13">
+    <w:abstractNumId w:val="14"/>
+  </w:num>
+  <w:num w:numId="14">
+    <w:abstractNumId w:val="6"/>
+  </w:num>
+  <w:num w:numId="15">
+    <w:abstractNumId w:val="11"/>
+  </w:num>
+  <w:num w:numId="16">
+    <w:abstractNumId w:val="12"/>
+  </w:num>
+  <w:num w:numId="17">
+    <w:abstractNumId w:val="15"/>
+  </w:num>
+  <w:num w:numId="18">
+    <w:abstractNumId w:val="20"/>
+  </w:num>
+  <w:num w:numId="19">
     <w:abstractNumId w:val="4"/>
   </w:num>
-  <w:num w:numId="11">
-    <w:abstractNumId w:val="8"/>
+  <w:num w:numId="20">
+    <w:abstractNumId w:val="3"/>
   </w:num>
-  <w:num w:numId="12">
-    <w:abstractNumId w:val="6"/>
-  </w:num>
-  <w:num w:numId="13">
-    <w:abstractNumId w:val="12"/>
-  </w:num>
-  <w:num w:numId="14">
-    <w:abstractNumId w:val="5"/>
-  </w:num>
-  <w:num w:numId="15">
-    <w:abstractNumId w:val="9"/>
-  </w:num>
-  <w:num w:numId="16">
-    <w:abstractNumId w:val="10"/>
-  </w:num>
-  <w:num w:numId="17">
-    <w:abstractNumId w:val="13"/>
-  </w:num>
-  <w:num w:numId="18">
-    <w:abstractNumId w:val="18"/>
-  </w:num>
-  <w:num w:numId="19">
-    <w:abstractNumId w:val="3"/>
+  <w:num w:numId="21">
+    <w:abstractNumId w:val="7"/>
   </w:num>
 </w:numbering>
 </file>
